--- a/GigBridge/Infrastructure/Templates/ESign/GigBridge_Hop_dong_Esign_Template.docx
+++ b/GigBridge/Infrastructure/Templates/ESign/GigBridge_Hop_dong_Esign_Template.docx
@@ -73,7 +73,7 @@
           </w:tcPr>
           <w:p>
             <w:pPr>
-              <w:spacing w:after="0" w:line="240" w:lineRule="auto"/>
+              <w:spacing w:after="0"/>
             </w:pPr>
             <w:r>
               <w:rPr>
@@ -97,7 +97,7 @@
           </w:tcPr>
           <w:p>
             <w:pPr>
-              <w:spacing w:after="0" w:line="240" w:lineRule="auto"/>
+              <w:spacing w:after="0"/>
               <w:jc w:val="center"/>
             </w:pPr>
             <w:r>
@@ -126,7 +126,7 @@
           </w:tcPr>
           <w:p>
             <w:pPr>
-              <w:spacing w:after="0" w:line="240" w:lineRule="auto"/>
+              <w:spacing w:after="0"/>
             </w:pPr>
             <w:r>
               <w:rPr>
@@ -150,7 +150,7 @@
           </w:tcPr>
           <w:p>
             <w:pPr>
-              <w:spacing w:after="0" w:line="240" w:lineRule="auto"/>
+              <w:spacing w:after="0"/>
               <w:jc w:val="center"/>
             </w:pPr>
             <w:r>
@@ -179,7 +179,7 @@
           </w:tcPr>
           <w:p>
             <w:pPr>
-              <w:spacing w:after="0" w:line="240" w:lineRule="auto"/>
+              <w:spacing w:after="0"/>
             </w:pPr>
             <w:r>
               <w:rPr>
@@ -203,7 +203,7 @@
           </w:tcPr>
           <w:p>
             <w:pPr>
-              <w:spacing w:after="0" w:line="240" w:lineRule="auto"/>
+              <w:spacing w:after="0"/>
               <w:jc w:val="center"/>
             </w:pPr>
             <w:r>
@@ -232,7 +232,7 @@
           </w:tcPr>
           <w:p>
             <w:pPr>
-              <w:spacing w:after="0" w:line="240" w:lineRule="auto"/>
+              <w:spacing w:after="0"/>
             </w:pPr>
             <w:r>
               <w:rPr>
@@ -256,7 +256,7 @@
           </w:tcPr>
           <w:p>
             <w:pPr>
-              <w:spacing w:after="0" w:line="240" w:lineRule="auto"/>
+              <w:spacing w:after="0"/>
               <w:jc w:val="center"/>
             </w:pPr>
             <w:r>
@@ -285,7 +285,7 @@
           </w:tcPr>
           <w:p>
             <w:pPr>
-              <w:spacing w:after="0" w:line="240" w:lineRule="auto"/>
+              <w:spacing w:after="0"/>
             </w:pPr>
             <w:r>
               <w:rPr>
@@ -309,7 +309,7 @@
           </w:tcPr>
           <w:p>
             <w:pPr>
-              <w:spacing w:after="0" w:line="240" w:lineRule="auto"/>
+              <w:spacing w:after="0"/>
               <w:jc w:val="center"/>
             </w:pPr>
             <w:r>
@@ -379,13 +379,7 @@
               <w:rPr>
                 <w:sz w:val="19"/>
               </w:rPr>
-              <w:t>Mẫu hợp đồng này được xây dựng cho hệ thống GigBridge trong phạm vi đồ án tốt nghiệp. GigCoin, funding, release, escrow và rút tiền là quy trình mô phỏng nghiệp vụ. Mẫu cần được luật sư Việt Nam rà soát trước khi sử dụng cho hoạt</w:t>
-            </w:r>
-            <w:r>
-              <w:rPr>
-                <w:sz w:val="19"/>
-              </w:rPr>
-              <w:t xml:space="preserve"> động thương mại hoặc giao dịch tiền thật.</w:t>
+              <w:t>Mẫu hợp đồng này được xây dựng cho hệ thống GigBridge trong phạm vi đồ án tốt nghiệp. GigCoin, funding, release, escrow và rút tiền là quy trình mô phỏng nghiệp vụ. Mẫu cần được luật sư Việt Nam rà soát trước khi sử dụng cho hoạt động thương mại hoặc giao dịch tiền thật.</w:t>
             </w:r>
           </w:p>
         </w:tc>
@@ -400,7 +394,75 @@
       <w:pPr>
         <w:spacing w:before="440"/>
         <w:jc w:val="center"/>
-      </w:pPr>
+        <w:rPr>
+          <w:i/>
+          <w:color w:val="666666"/>
+          <w:sz w:val="20"/>
+        </w:rPr>
+      </w:pPr>
+    </w:p>
+    <w:p>
+      <w:pPr>
+        <w:spacing w:before="440"/>
+        <w:jc w:val="center"/>
+        <w:rPr>
+          <w:i/>
+          <w:color w:val="666666"/>
+          <w:sz w:val="20"/>
+        </w:rPr>
+      </w:pPr>
+    </w:p>
+    <w:p>
+      <w:pPr>
+        <w:spacing w:before="440"/>
+        <w:jc w:val="center"/>
+        <w:rPr>
+          <w:i/>
+          <w:color w:val="666666"/>
+          <w:sz w:val="20"/>
+        </w:rPr>
+      </w:pPr>
+    </w:p>
+    <w:p>
+      <w:pPr>
+        <w:spacing w:before="440"/>
+        <w:jc w:val="center"/>
+        <w:rPr>
+          <w:i/>
+          <w:color w:val="666666"/>
+          <w:sz w:val="20"/>
+        </w:rPr>
+      </w:pPr>
+    </w:p>
+    <w:p>
+      <w:pPr>
+        <w:spacing w:before="440"/>
+        <w:jc w:val="center"/>
+        <w:rPr>
+          <w:i/>
+          <w:color w:val="666666"/>
+          <w:sz w:val="20"/>
+        </w:rPr>
+      </w:pPr>
+    </w:p>
+    <w:p>
+      <w:pPr>
+        <w:spacing w:before="440"/>
+        <w:jc w:val="center"/>
+        <w:rPr>
+          <w:i/>
+          <w:color w:val="666666"/>
+          <w:sz w:val="20"/>
+        </w:rPr>
+      </w:pPr>
+    </w:p>
+    <w:p>
+      <w:pPr>
+        <w:spacing w:before="440"/>
+        <w:jc w:val="center"/>
+      </w:pPr>
+      <w:bookmarkStart w:id="0" w:name="_GoBack"/>
+      <w:bookmarkEnd w:id="0"/>
       <w:r>
         <w:rPr>
           <w:i/>
@@ -482,15 +544,7 @@
           <w:color w:val="222222"/>
           <w:sz w:val="23"/>
         </w:rPr>
-        <w:t>BÊN A – CLIENT / CHỦ</w:t>
-      </w:r>
-      <w:r>
-        <w:rPr>
-          <w:b/>
-          <w:color w:val="222222"/>
-          <w:sz w:val="23"/>
-        </w:rPr>
-        <w:t xml:space="preserve"> DỰ ÁN</w:t>
+        <w:t>BÊN A – CLIENT / CHỦ DỰ ÁN</w:t>
       </w:r>
     </w:p>
     <w:tbl>
@@ -587,61 +641,6 @@
                 <w:color w:val="1F4E78"/>
                 <w:sz w:val="21"/>
               </w:rPr>
-              <w:t>User ID / Profile ID</w:t>
-            </w:r>
-          </w:p>
-        </w:tc>
-        <w:tc>
-          <w:tcPr>
-            <w:tcW w:w="6350" w:type="dxa"/>
-            <w:tcMar>
-              <w:top w:w="80" w:type="dxa"/>
-              <w:left w:w="100" w:type="dxa"/>
-              <w:bottom w:w="80" w:type="dxa"/>
-              <w:right w:w="100" w:type="dxa"/>
-            </w:tcMar>
-            <w:vAlign w:val="center"/>
-          </w:tcPr>
-          <w:p>
-            <w:pPr>
-              <w:spacing w:after="0"/>
-            </w:pPr>
-            <w:r>
-              <w:rPr>
-                <w:sz w:val="21"/>
-              </w:rPr>
-              <w:t>{{ClientUserId}} / {{ClientProfileId}}</w:t>
-            </w:r>
-          </w:p>
-        </w:tc>
-      </w:tr>
-      <w:tr>
-        <w:trPr>
-          <w:cantSplit/>
-          <w:jc w:val="center"/>
-        </w:trPr>
-        <w:tc>
-          <w:tcPr>
-            <w:tcW w:w="2381" w:type="dxa"/>
-            <w:shd w:val="clear" w:color="auto" w:fill="D9EAF7"/>
-            <w:tcMar>
-              <w:top w:w="80" w:type="dxa"/>
-              <w:left w:w="100" w:type="dxa"/>
-              <w:bottom w:w="80" w:type="dxa"/>
-              <w:right w:w="100" w:type="dxa"/>
-            </w:tcMar>
-            <w:vAlign w:val="center"/>
-          </w:tcPr>
-          <w:p>
-            <w:pPr>
-              <w:spacing w:after="0"/>
-            </w:pPr>
-            <w:r>
-              <w:rPr>
-                <w:b/>
-                <w:color w:val="1F4E78"/>
-                <w:sz w:val="21"/>
-              </w:rPr>
               <w:t>Đại diện / Chức danh</w:t>
             </w:r>
           </w:p>
@@ -889,7 +888,7 @@
                 <w:color w:val="1F4E78"/>
                 <w:sz w:val="21"/>
               </w:rPr>
-              <w:t>User ID / Profile ID</w:t>
+              <w:t>Email / Điện thoại</w:t>
             </w:r>
           </w:p>
         </w:tc>
@@ -912,7 +911,7 @@
               <w:rPr>
                 <w:sz w:val="21"/>
               </w:rPr>
-              <w:t>{{FreelancerUserId}} / {{FreelancerProfileId}}</w:t>
+              <w:t>{{FreelancerEmail}} / {{FreelancerPhone}}</w:t>
             </w:r>
           </w:p>
         </w:tc>
@@ -944,15 +943,7 @@
                 <w:color w:val="1F4E78"/>
                 <w:sz w:val="21"/>
               </w:rPr>
-              <w:t>Email / Đi</w:t>
-            </w:r>
-            <w:r>
-              <w:rPr>
-                <w:b/>
-                <w:color w:val="1F4E78"/>
-                <w:sz w:val="21"/>
-              </w:rPr>
-              <w:t>ện thoại</w:t>
+              <w:t>Địa chỉ</w:t>
             </w:r>
           </w:p>
         </w:tc>
@@ -975,7 +966,7 @@
               <w:rPr>
                 <w:sz w:val="21"/>
               </w:rPr>
-              <w:t>{{FreelancerEmail}} / {{FreelancerPhone}}</w:t>
+              <w:t>{{FreelancerAddress}}</w:t>
             </w:r>
           </w:p>
         </w:tc>
@@ -1007,7 +998,7 @@
                 <w:color w:val="1F4E78"/>
                 <w:sz w:val="21"/>
               </w:rPr>
-              <w:t>Địa chỉ</w:t>
+              <w:t>Tài khoản nhận tiền (che số)</w:t>
             </w:r>
           </w:p>
         </w:tc>
@@ -1030,61 +1021,6 @@
               <w:rPr>
                 <w:sz w:val="21"/>
               </w:rPr>
-              <w:t>{{FreelancerAddress}}</w:t>
-            </w:r>
-          </w:p>
-        </w:tc>
-      </w:tr>
-      <w:tr>
-        <w:trPr>
-          <w:cantSplit/>
-          <w:jc w:val="center"/>
-        </w:trPr>
-        <w:tc>
-          <w:tcPr>
-            <w:tcW w:w="2381" w:type="dxa"/>
-            <w:shd w:val="clear" w:color="auto" w:fill="D9EAF7"/>
-            <w:tcMar>
-              <w:top w:w="80" w:type="dxa"/>
-              <w:left w:w="100" w:type="dxa"/>
-              <w:bottom w:w="80" w:type="dxa"/>
-              <w:right w:w="100" w:type="dxa"/>
-            </w:tcMar>
-            <w:vAlign w:val="center"/>
-          </w:tcPr>
-          <w:p>
-            <w:pPr>
-              <w:spacing w:after="0"/>
-            </w:pPr>
-            <w:r>
-              <w:rPr>
-                <w:b/>
-                <w:color w:val="1F4E78"/>
-                <w:sz w:val="21"/>
-              </w:rPr>
-              <w:t>Tài khoản nhận tiền (che số)</w:t>
-            </w:r>
-          </w:p>
-        </w:tc>
-        <w:tc>
-          <w:tcPr>
-            <w:tcW w:w="6350" w:type="dxa"/>
-            <w:tcMar>
-              <w:top w:w="80" w:type="dxa"/>
-              <w:left w:w="100" w:type="dxa"/>
-              <w:bottom w:w="80" w:type="dxa"/>
-              <w:right w:w="100" w:type="dxa"/>
-            </w:tcMar>
-            <w:vAlign w:val="center"/>
-          </w:tcPr>
-          <w:p>
-            <w:pPr>
-              <w:spacing w:after="0"/>
-            </w:pPr>
-            <w:r>
-              <w:rPr>
-                <w:sz w:val="21"/>
-              </w:rPr>
               <w:t>{{FreelancerMaskedBankAccount}}</w:t>
             </w:r>
           </w:p>
@@ -1097,10 +1033,7 @@
         <w:jc w:val="both"/>
       </w:pPr>
       <w:r>
-        <w:t xml:space="preserve">Bên A và Bên B sau đây gọi riêng là “Bên” và gọi chung là “Các Bên”. Các Bên xác nhận đã đọc, hiểu và đồng ý </w:t>
-      </w:r>
-      <w:r>
-        <w:t>với toàn bộ nội dung Hợp đồng, các Phụ lục, thay đổi được xác nhận điện tử và phiên bản chính sách GigBridge được ghi trên trang đầu.</w:t>
+        <w:t>Bên A và Bên B sau đây gọi riêng là “Bên” và gọi chung là “Các Bên”. Các Bên xác nhận đã đọc, hiểu và đồng ý với toàn bộ nội dung Hợp đồng, các Phụ lục, thay đổi được xác nhận điện tử và phiên bản chính sách GigBridge được ghi trên trang đầu.</w:t>
       </w:r>
     </w:p>
     <w:p>
@@ -1132,10 +1065,7 @@
         <w:t xml:space="preserve">1.1. </w:t>
       </w:r>
       <w:r>
-        <w:t>Bên A thuê Bên B cung cấp dịch vụ độc lập để thực hiện dự án “{{Project</w:t>
-      </w:r>
-      <w:r>
-        <w:t>Title}}” theo phạm vi, deliverable, milestone và tiêu chí nghiệm thu được nêu tại Hợp đồng và Phụ lục A.</w:t>
+        <w:t>Bên A thuê Bên B cung cấp dịch vụ độc lập để thực hiện dự án “{{ProjectTitle}}” theo phạm vi, deliverable, milestone và tiêu chí nghiệm thu được nêu tại Hợp đồng và Phụ lục A.</w:t>
       </w:r>
     </w:p>
     <w:p>
@@ -1147,25 +1077,13 @@
         <w:rPr>
           <w:b/>
         </w:rPr>
-        <w:t xml:space="preserve">1.2. </w:t>
-      </w:r>
-      <w:r>
-        <w:t>Thông tin liên kết của giao dịch: JobPost ID {{JobPostId}}, Proposal ID {{ProposalId}}, Final Offer ID {{FinalOfferId}}, Contract ID {{ContractId}</w:t>
-      </w:r>
-      <w:r>
-        <w:t>}.</w:t>
-      </w:r>
-    </w:p>
-    <w:p>
-      <w:pPr>
-        <w:spacing w:after="80" w:line="264" w:lineRule="auto"/>
-        <w:ind w:left="397" w:hanging="397"/>
-      </w:pPr>
+        <w:t>1.2</w:t>
+      </w:r>
       <w:r>
         <w:rPr>
           <w:b/>
         </w:rPr>
-        <w:t xml:space="preserve">1.3. </w:t>
+        <w:t xml:space="preserve">. </w:t>
       </w:r>
       <w:r>
         <w:t>Thứ tự ưu tiên khi có mâu thuẫn: (i) phụ lục hoặc thay đổi được hai Bên xác nhận sau cùng; (ii) Hợp đồng này; (iii) Phụ lục A, B và C; (iv) chính sách GigBridge phiên bản {{PolicyVersion}}; (v) nội dung trao đổi khác trên hệ thống.</w:t>
@@ -1180,13 +1098,16 @@
         <w:rPr>
           <w:b/>
         </w:rPr>
-        <w:t xml:space="preserve">1.4. </w:t>
-      </w:r>
-      <w:r>
-        <w:t xml:space="preserve">Điều khoản </w:t>
-      </w:r>
-      <w:r>
-        <w:t>cụ thể của Hợp đồng được ưu tiên cho dự án này nếu không trái quy định bắt buộc của pháp luật Việt Nam.</w:t>
+        <w:t>1.3</w:t>
+      </w:r>
+      <w:r>
+        <w:rPr>
+          <w:b/>
+        </w:rPr>
+        <w:t xml:space="preserve">. </w:t>
+      </w:r>
+      <w:r>
+        <w:t>Điều khoản cụ thể của Hợp đồng được ưu tiên cho dự án này nếu không trái quy định bắt buộc của pháp luật Việt Nam.</w:t>
       </w:r>
     </w:p>
     <w:p>
@@ -1248,10 +1169,7 @@
         <w:t xml:space="preserve">2.3. </w:t>
       </w:r>
       <w:r>
-        <w:t>Nội dung không thuộc phạm</w:t>
-      </w:r>
-      <w:r>
-        <w:t xml:space="preserve"> vi: {{OutOfScope}}</w:t>
+        <w:t>Nội dung không thuộc phạm vi: {{OutOfScope}}</w:t>
       </w:r>
     </w:p>
     <w:p>
@@ -1281,10 +1199,747 @@
         <w:t xml:space="preserve">2.5. </w:t>
       </w:r>
       <w:r>
-        <w:t xml:space="preserve">Mỗi milestone phải có deliverable và tiêu chí nghiệm thu có thể kiểm tra. Nội </w:t>
-      </w:r>
-      <w:r>
-        <w:t>dung mơ hồ phải được Các Bên làm rõ trên hệ thống trước khi thực hiện.</w:t>
+        <w:t>Mỗi milestone phải có deliverable và tiêu chí nghiệm thu có thể kiểm tra. Nội dung mơ hồ phải được Các Bên làm rõ trên hệ thống trước khi thực hiện.</w:t>
+      </w:r>
+    </w:p>
+    <w:p>
+      <w:pPr>
+        <w:keepNext/>
+        <w:pBdr>
+          <w:bottom w:val="single" w:sz="8" w:space="3" w:color="F57C00"/>
+        </w:pBdr>
+        <w:spacing w:before="200" w:after="100"/>
+      </w:pPr>
+      <w:r>
+        <w:rPr>
+          <w:b/>
+          <w:color w:val="1F4E78"/>
+          <w:sz w:val="26"/>
+        </w:rPr>
+        <w:t>ĐIỀU 3. THỜI HẠN VÀ KẾ HOẠCH THỰC HIỆN</w:t>
+      </w:r>
+    </w:p>
+    <w:p>
+      <w:pPr>
+        <w:spacing w:after="80" w:line="264" w:lineRule="auto"/>
+        <w:ind w:left="397" w:hanging="397"/>
+      </w:pPr>
+      <w:r>
+        <w:rPr>
+          <w:b/>
+        </w:rPr>
+        <w:t xml:space="preserve">3.1. </w:t>
+      </w:r>
+      <w:r>
+        <w:t>Ngày bắt đầu dự kiến: {{StartDate}}. Ngày hoàn thành dự kiến: {{EndDate}}.</w:t>
+      </w:r>
+    </w:p>
+    <w:p>
+      <w:pPr>
+        <w:spacing w:after="80" w:line="264" w:lineRule="auto"/>
+        <w:ind w:left="397" w:hanging="397"/>
+      </w:pPr>
+      <w:r>
+        <w:rPr>
+          <w:b/>
+        </w:rPr>
+        <w:t xml:space="preserve">3.2. </w:t>
+      </w:r>
+      <w:r>
+        <w:t>Hợp đồng chỉ chuyển sang trạng thái thực hiện sau khi cả hai Bên xác nhận điện tử và Bên A funding đủ theo Điều 5.</w:t>
+      </w:r>
+    </w:p>
+    <w:p>
+      <w:pPr>
+        <w:spacing w:after="80" w:line="264" w:lineRule="auto"/>
+        <w:ind w:left="397" w:hanging="397"/>
+      </w:pPr>
+      <w:r>
+        <w:rPr>
+          <w:b/>
+        </w:rPr>
+        <w:lastRenderedPageBreak/>
+        <w:t xml:space="preserve">3.3. </w:t>
+      </w:r>
+      <w:r>
+        <w:t>Bên B phải thông báo ngay khi phát hiện nguy cơ trễ hạn, nêu nguyên nhân, tác động và thời gian hoàn thành mới. Việc gia hạn chỉ có hiệu lực khi Bên A xác nhận trên hệ thống.</w:t>
+      </w:r>
+    </w:p>
+    <w:p>
+      <w:pPr>
+        <w:spacing w:after="80" w:line="264" w:lineRule="auto"/>
+        <w:ind w:left="397" w:hanging="397"/>
+      </w:pPr>
+      <w:r>
+        <w:rPr>
+          <w:b/>
+        </w:rPr>
+        <w:t xml:space="preserve">3.4. </w:t>
+      </w:r>
+      <w:r>
+        <w:t>Nếu Bên A chậm cung cấp input, quyền truy cập hoặc phản hồi làm ảnh hưởng tiến độ, deadline được điều chỉnh tương ứng theo thỏa thuận của Các Bên.</w:t>
+      </w:r>
+    </w:p>
+    <w:p>
+      <w:pPr>
+        <w:keepNext/>
+        <w:pBdr>
+          <w:bottom w:val="single" w:sz="8" w:space="3" w:color="F57C00"/>
+        </w:pBdr>
+        <w:spacing w:before="200" w:after="100"/>
+      </w:pPr>
+      <w:r>
+        <w:rPr>
+          <w:b/>
+          <w:color w:val="1F4E78"/>
+          <w:sz w:val="26"/>
+        </w:rPr>
+        <w:t>ĐIỀU 4. GIÁ TRỊ HỢP ĐỒNG VÀ ĐƠN VỊ GHI NHẬN</w:t>
+      </w:r>
+    </w:p>
+    <w:p>
+      <w:pPr>
+        <w:spacing w:after="80" w:line="264" w:lineRule="auto"/>
+        <w:ind w:left="397" w:hanging="397"/>
+      </w:pPr>
+      <w:r>
+        <w:rPr>
+          <w:b/>
+        </w:rPr>
+        <w:t xml:space="preserve">4.1. </w:t>
+      </w:r>
+      <w:r>
+        <w:t>Tổng giá trị hợp đồng: {{TotalContractValueVND}} VND, tương đương {{TotalContractValueGigCoin}} GigCoin theo tỷ lệ mô phỏng 1 GigCoin = 1.000 VND.</w:t>
+      </w:r>
+    </w:p>
+    <w:p>
+      <w:pPr>
+        <w:spacing w:after="80" w:line="264" w:lineRule="auto"/>
+        <w:ind w:left="397" w:hanging="397"/>
+      </w:pPr>
+      <w:r>
+        <w:rPr>
+          <w:b/>
+        </w:rPr>
+        <w:t xml:space="preserve">4.2. </w:t>
+      </w:r>
+      <w:r>
+        <w:t>Giá trị từng milestone được quy định tại Phụ lục A. Tổng giá trị các milestone phải bằng tổng giá trị Hợp đồng.</w:t>
+      </w:r>
+    </w:p>
+    <w:p>
+      <w:pPr>
+        <w:spacing w:after="80" w:line="264" w:lineRule="auto"/>
+        <w:ind w:left="397" w:hanging="397"/>
+      </w:pPr>
+      <w:r>
+        <w:rPr>
+          <w:b/>
+        </w:rPr>
+        <w:t xml:space="preserve">4.3. </w:t>
+      </w:r>
+      <w:r>
+        <w:t>GigCoin chỉ là đơn vị ghi nhận số dư nội bộ trong môi trường GigBridge, không phải tiền pháp định, tiền mã hóa, chứng khoán, khoản đầu tư hoặc ví điện tử.</w:t>
+      </w:r>
+    </w:p>
+    <w:p>
+      <w:pPr>
+        <w:spacing w:after="80" w:line="264" w:lineRule="auto"/>
+        <w:ind w:left="397" w:hanging="397"/>
+      </w:pPr>
+      <w:r>
+        <w:rPr>
+          <w:b/>
+        </w:rPr>
+        <w:t xml:space="preserve">4.4. </w:t>
+      </w:r>
+      <w:r>
+        <w:t>Thuế, hóa đơn, phí ngân hàng hoặc phí nhà cung cấp thanh toán thật không mặc nhiên nằm trong giá trị Hợp đồng, trừ khi Hợp đồng ghi rõ khác.</w:t>
+      </w:r>
+    </w:p>
+    <w:p>
+      <w:pPr>
+        <w:keepNext/>
+        <w:pBdr>
+          <w:bottom w:val="single" w:sz="8" w:space="3" w:color="F57C00"/>
+        </w:pBdr>
+        <w:spacing w:before="200" w:after="100"/>
+      </w:pPr>
+      <w:r>
+        <w:rPr>
+          <w:b/>
+          <w:color w:val="1F4E78"/>
+          <w:sz w:val="26"/>
+        </w:rPr>
+        <w:t>ĐIỀU 5. FUNDING, PHÍ NỀN TẢNG VÀ GIẢI NGÂN</w:t>
+      </w:r>
+    </w:p>
+    <w:p>
+      <w:pPr>
+        <w:spacing w:after="80" w:line="264" w:lineRule="auto"/>
+        <w:ind w:left="397" w:hanging="397"/>
+      </w:pPr>
+      <w:r>
+        <w:rPr>
+          <w:b/>
+        </w:rPr>
+        <w:t xml:space="preserve">5.1. </w:t>
+      </w:r>
+      <w:r>
+        <w:t>Bên A phải funding 100% giá trị Hợp đồng trước khi yêu cầu Bên B bắt đầu công việc. Khoản funding được ghi nhận từ số dư khả dụng sang số dư đang giữ của Hợp đồng.</w:t>
+      </w:r>
+    </w:p>
+    <w:p>
+      <w:pPr>
+        <w:spacing w:after="80" w:line="264" w:lineRule="auto"/>
+        <w:ind w:left="397" w:hanging="397"/>
+      </w:pPr>
+      <w:r>
+        <w:rPr>
+          <w:b/>
+        </w:rPr>
+        <w:t xml:space="preserve">5.2. </w:t>
+      </w:r>
+      <w:r>
+        <w:t>Phí nền tảng của Bên A: 1% giá trị Hợp đồng, dự kiến {{ClientPlatformFeeVND}} VND. Phí nền tảng của Bên B: 1% giá trị thực tế được giải ngân, được khấu trừ tại mỗi lần release.</w:t>
+      </w:r>
+    </w:p>
+    <w:p>
+      <w:pPr>
+        <w:spacing w:after="80" w:line="264" w:lineRule="auto"/>
+        <w:ind w:left="397" w:hanging="397"/>
+      </w:pPr>
+      <w:r>
+        <w:rPr>
+          <w:b/>
+        </w:rPr>
+        <w:t xml:space="preserve">5.3. </w:t>
+      </w:r>
+      <w:r>
+        <w:t>Khi một milestone được approve hoặc tự động approve, hệ thống release 80% giá trị milestone cho Bên B; 20% còn lại được giữ để bảo đảm bàn giao cuối cùng.</w:t>
+      </w:r>
+    </w:p>
+    <w:p>
+      <w:pPr>
+        <w:spacing w:after="80" w:line="264" w:lineRule="auto"/>
+        <w:ind w:left="397" w:hanging="397"/>
+      </w:pPr>
+      <w:r>
+        <w:rPr>
+          <w:b/>
+        </w:rPr>
+        <w:t xml:space="preserve">5.4. </w:t>
+      </w:r>
+      <w:r>
+        <w:t>Phần 20% còn lại được release khi Bên A kết thúc dự án hoặc tự động sau 72 giờ kể từ khi toàn bộ milestone được approve mà không có dispute.</w:t>
+      </w:r>
+    </w:p>
+    <w:p>
+      <w:pPr>
+        <w:spacing w:after="80" w:line="264" w:lineRule="auto"/>
+        <w:ind w:left="397" w:hanging="397"/>
+      </w:pPr>
+      <w:r>
+        <w:rPr>
+          <w:b/>
+        </w:rPr>
+        <w:t xml:space="preserve">5.5. </w:t>
+      </w:r>
+      <w:r>
+        <w:t>Khoản đã release không bị GigBridge tự động thu hồi. Dispute chỉ phân chia khoản chưa release trong phạm vi dispute.</w:t>
+      </w:r>
+    </w:p>
+    <w:p>
+      <w:pPr>
+        <w:spacing w:after="80" w:line="264" w:lineRule="auto"/>
+        <w:ind w:left="397" w:hanging="397"/>
+      </w:pPr>
+      <w:r>
+        <w:rPr>
+          <w:b/>
+        </w:rPr>
+        <w:t xml:space="preserve">5.6. </w:t>
+      </w:r>
+      <w:r>
+        <w:t>Trước mỗi xác nhận funding hoặc release, hệ thống phải hiển thị giá trị gốc, phí, khoản khấu trừ mô phỏng và số dư ròng.</w:t>
+      </w:r>
+    </w:p>
+    <w:p>
+      <w:pPr>
+        <w:keepNext/>
+        <w:pBdr>
+          <w:bottom w:val="single" w:sz="8" w:space="3" w:color="F57C00"/>
+        </w:pBdr>
+        <w:spacing w:before="200" w:after="100"/>
+      </w:pPr>
+      <w:r>
+        <w:rPr>
+          <w:b/>
+          <w:color w:val="1F4E78"/>
+          <w:sz w:val="26"/>
+        </w:rPr>
+        <w:t>ĐIỀU 6. THỰC HIỆN, PHỐI HỢP VÀ TÍNH ĐỘC LẬP</w:t>
+      </w:r>
+    </w:p>
+    <w:p>
+      <w:pPr>
+        <w:spacing w:after="80" w:line="264" w:lineRule="auto"/>
+        <w:ind w:left="397" w:hanging="397"/>
+      </w:pPr>
+      <w:r>
+        <w:rPr>
+          <w:b/>
+        </w:rPr>
+        <w:t xml:space="preserve">6.1. </w:t>
+      </w:r>
+      <w:r>
+        <w:t>Bên B tự quyết phương pháp, thời gian, địa điểm và công cụ làm việc, với điều kiện đáp ứng kết quả, tiêu chí nghiệm thu và thời hạn đã cam kết.</w:t>
+      </w:r>
+    </w:p>
+    <w:p>
+      <w:pPr>
+        <w:spacing w:after="80" w:line="264" w:lineRule="auto"/>
+        <w:ind w:left="397" w:hanging="397"/>
+      </w:pPr>
+      <w:r>
+        <w:rPr>
+          <w:b/>
+        </w:rPr>
+        <w:t xml:space="preserve">6.2. </w:t>
+      </w:r>
+      <w:r>
+        <w:t>Bên A có trách nhiệm cung cấp kịp thời tài liệu, dữ liệu, quyền truy cập, người liên hệ và phản hồi cần thiết; đồng thời bảo đảm mình có quyền cung cấp các input đó.</w:t>
+      </w:r>
+    </w:p>
+    <w:p>
+      <w:pPr>
+        <w:spacing w:after="80" w:line="264" w:lineRule="auto"/>
+        <w:ind w:left="397" w:hanging="397"/>
+      </w:pPr>
+      <w:r>
+        <w:rPr>
+          <w:b/>
+        </w:rPr>
+        <w:t xml:space="preserve">6.3. </w:t>
+      </w:r>
+      <w:r>
+        <w:t>Bên B không được tự ý chuyển toàn bộ công việc cho bên thứ ba. Việc thuê hỗ trợ phải được Bên A đồng ý; Bên B vẫn chịu trách nhiệm cuối cùng về chất lượng, bảo mật và quyền sở hữu trí tuệ.</w:t>
+      </w:r>
+    </w:p>
+    <w:p>
+      <w:pPr>
+        <w:spacing w:after="80" w:line="264" w:lineRule="auto"/>
+        <w:ind w:left="397" w:hanging="397"/>
+      </w:pPr>
+      <w:r>
+        <w:rPr>
+          <w:b/>
+        </w:rPr>
+        <w:t xml:space="preserve">6.4. </w:t>
+      </w:r>
+      <w:r>
+        <w:t>Không điều khoản nào mặc nhiên tạo ra quan hệ lao động, đại lý, liên doanh hoặc đại diện giữa Các Bên. Bản chất thực tế của quan hệ được xác định theo pháp luật áp dụng.</w:t>
+      </w:r>
+    </w:p>
+    <w:p>
+      <w:pPr>
+        <w:keepNext/>
+        <w:pBdr>
+          <w:bottom w:val="single" w:sz="8" w:space="3" w:color="F57C00"/>
+        </w:pBdr>
+        <w:spacing w:before="200" w:after="100"/>
+      </w:pPr>
+      <w:r>
+        <w:rPr>
+          <w:b/>
+          <w:color w:val="1F4E78"/>
+          <w:sz w:val="26"/>
+        </w:rPr>
+        <w:t>ĐIỀU 7. SUBMIT, NGHIỆM THU VÀ REVISION</w:t>
+      </w:r>
+    </w:p>
+    <w:p>
+      <w:pPr>
+        <w:spacing w:after="80" w:line="264" w:lineRule="auto"/>
+        <w:ind w:left="397" w:hanging="397"/>
+      </w:pPr>
+      <w:r>
+        <w:rPr>
+          <w:b/>
+        </w:rPr>
+        <w:t xml:space="preserve">7.1. </w:t>
+      </w:r>
+      <w:r>
+        <w:t>Khi submit, Bên B phải cung cấp deliverable, mô tả kết quả, tệp hoặc liên kết cần thiết. Thời điểm submit do hệ thống ghi nhận.</w:t>
+      </w:r>
+    </w:p>
+    <w:p>
+      <w:pPr>
+        <w:spacing w:after="80" w:line="264" w:lineRule="auto"/>
+        <w:ind w:left="397" w:hanging="397"/>
+      </w:pPr>
+      <w:r>
+        <w:rPr>
+          <w:b/>
+        </w:rPr>
+        <w:t xml:space="preserve">7.2. </w:t>
+      </w:r>
+      <w:r>
+        <w:t>Trong 72 giờ kể từ thời điểm submit, Bên A phải: (i) approve; (ii) yêu cầu revision kèm lý do và tiêu chí chưa đạt; hoặc (iii) mở dispute.</w:t>
+      </w:r>
+    </w:p>
+    <w:p>
+      <w:pPr>
+        <w:spacing w:after="80" w:line="264" w:lineRule="auto"/>
+        <w:ind w:left="397" w:hanging="397"/>
+      </w:pPr>
+      <w:r>
+        <w:rPr>
+          <w:b/>
+        </w:rPr>
+        <w:t xml:space="preserve">7.3. </w:t>
+      </w:r>
+      <w:r>
+        <w:t>Nếu hết 72 giờ mà Bên A không phản hồi và không có dispute, milestone được tự động approve theo chính sách áp dụng.</w:t>
+      </w:r>
+    </w:p>
+    <w:p>
+      <w:pPr>
+        <w:spacing w:after="80" w:line="264" w:lineRule="auto"/>
+        <w:ind w:left="397" w:hanging="397"/>
+      </w:pPr>
+      <w:r>
+        <w:rPr>
+          <w:b/>
+        </w:rPr>
+        <w:lastRenderedPageBreak/>
+        <w:t xml:space="preserve">7.4. </w:t>
+      </w:r>
+      <w:r>
+        <w:t>Revision chỉ nhằm sửa deliverable để đáp ứng phạm vi và tiêu chí đã thống nhất. Nếu không ghi số vòng revision, mặc định có 01 vòng revision trong phạm vi.</w:t>
+      </w:r>
+    </w:p>
+    <w:p>
+      <w:pPr>
+        <w:spacing w:after="80" w:line="264" w:lineRule="auto"/>
+        <w:ind w:left="397" w:hanging="397"/>
+      </w:pPr>
+      <w:r>
+        <w:rPr>
+          <w:b/>
+        </w:rPr>
+        <w:t xml:space="preserve">7.5. </w:t>
+      </w:r>
+      <w:r>
+        <w:t>Yêu cầu mới làm tăng đáng kể khối lượng, chi phí hoặc thời gian được xem là thay đổi phạm vi và phải xử lý theo Điều 8.</w:t>
+      </w:r>
+    </w:p>
+    <w:p>
+      <w:pPr>
+        <w:keepNext/>
+        <w:pBdr>
+          <w:bottom w:val="single" w:sz="8" w:space="3" w:color="F57C00"/>
+        </w:pBdr>
+        <w:spacing w:before="200" w:after="100"/>
+      </w:pPr>
+      <w:r>
+        <w:rPr>
+          <w:b/>
+          <w:color w:val="1F4E78"/>
+          <w:sz w:val="26"/>
+        </w:rPr>
+        <w:t>ĐIỀU 8. THAY ĐỔI PHẠM VI VÀ PHỤ LỤC</w:t>
+      </w:r>
+    </w:p>
+    <w:p>
+      <w:pPr>
+        <w:spacing w:after="80" w:line="264" w:lineRule="auto"/>
+        <w:ind w:left="397" w:hanging="397"/>
+      </w:pPr>
+      <w:r>
+        <w:rPr>
+          <w:b/>
+        </w:rPr>
+        <w:t xml:space="preserve">8.1. </w:t>
+      </w:r>
+      <w:r>
+        <w:t>Sau khi ký, không Bên nào được đơn phương thay đổi giá, phạm vi, milestone, deadline, tiêu chí nghiệm thu hoặc quyền sở hữu trí tuệ.</w:t>
+      </w:r>
+    </w:p>
+    <w:p>
+      <w:pPr>
+        <w:spacing w:after="80" w:line="264" w:lineRule="auto"/>
+        <w:ind w:left="397" w:hanging="397"/>
+      </w:pPr>
+      <w:r>
+        <w:rPr>
+          <w:b/>
+        </w:rPr>
+        <w:t xml:space="preserve">8.2. </w:t>
+      </w:r>
+      <w:r>
+        <w:t>Mọi thay đổi quan trọng phải được ghi thành Change Order/Phụ lục, thể hiện nội dung thay đổi, tác động đến giá và thời gian, sau đó được cả hai Bên xác nhận điện tử.</w:t>
+      </w:r>
+    </w:p>
+    <w:p>
+      <w:pPr>
+        <w:spacing w:after="80" w:line="264" w:lineRule="auto"/>
+        <w:ind w:left="397" w:hanging="397"/>
+      </w:pPr>
+      <w:r>
+        <w:rPr>
+          <w:b/>
+        </w:rPr>
+        <w:t xml:space="preserve">8.3. </w:t>
+      </w:r>
+      <w:r>
+        <w:t>Hệ thống phải lưu phiên bản, thời điểm xác nhận, người xác nhận và hash của tài liệu thay đổi.</w:t>
+      </w:r>
+    </w:p>
+    <w:p>
+      <w:pPr>
+        <w:keepNext/>
+        <w:pBdr>
+          <w:bottom w:val="single" w:sz="8" w:space="3" w:color="F57C00"/>
+        </w:pBdr>
+        <w:spacing w:before="200" w:after="100"/>
+      </w:pPr>
+      <w:r>
+        <w:rPr>
+          <w:b/>
+          <w:color w:val="1F4E78"/>
+          <w:sz w:val="26"/>
+        </w:rPr>
+        <w:t>ĐIỀU 9. SỞ HỮU TRÍ TUỆ VÀ THÀNH PHẦN BÊN THỨ BA</w:t>
+      </w:r>
+    </w:p>
+    <w:p>
+      <w:pPr>
+        <w:spacing w:after="80" w:line="264" w:lineRule="auto"/>
+        <w:ind w:left="397" w:hanging="397"/>
+      </w:pPr>
+      <w:r>
+        <w:rPr>
+          <w:b/>
+        </w:rPr>
+        <w:t xml:space="preserve">9.1. </w:t>
+      </w:r>
+      <w:r>
+        <w:t>Tài sản có trước của mỗi Bên, bao gồm mã nguồn, thư viện, thương hiệu, mẫu, dữ liệu và bí quyết, vẫn thuộc Bên đó.</w:t>
+      </w:r>
+    </w:p>
+    <w:p>
+      <w:pPr>
+        <w:spacing w:after="80" w:line="264" w:lineRule="auto"/>
+        <w:ind w:left="397" w:hanging="397"/>
+      </w:pPr>
+      <w:r>
+        <w:rPr>
+          <w:b/>
+        </w:rPr>
+        <w:t xml:space="preserve">9.2. </w:t>
+      </w:r>
+      <w:r>
+        <w:t>Bên A cấp cho Bên B quyền sử dụng tạm thời input chỉ để thực hiện Hợp đồng.</w:t>
+      </w:r>
+    </w:p>
+    <w:p>
+      <w:pPr>
+        <w:spacing w:after="80" w:line="264" w:lineRule="auto"/>
+        <w:ind w:left="397" w:hanging="397"/>
+      </w:pPr>
+      <w:r>
+        <w:rPr>
+          <w:b/>
+        </w:rPr>
+        <w:t xml:space="preserve">9.3. </w:t>
+      </w:r>
+      <w:r>
+        <w:t>Quyền tài sản đối với deliverable được chuyển cho Bên A sau khi Bên A thanh toán đầy đủ toàn bộ giá trị liên quan, trừ khi Phụ lục B quy định khác. Quyền nhân thân không thể chuyển giao vẫn thuộc tác giả theo pháp luật.</w:t>
+      </w:r>
+    </w:p>
+    <w:p>
+      <w:pPr>
+        <w:spacing w:after="80" w:line="264" w:lineRule="auto"/>
+        <w:ind w:left="397" w:hanging="397"/>
+      </w:pPr>
+      <w:r>
+        <w:rPr>
+          <w:b/>
+        </w:rPr>
+        <w:t xml:space="preserve">9.4. </w:t>
+      </w:r>
+      <w:r>
+        <w:t>Bên B phải khai báo mã nguồn mở, font, hình ảnh, dữ liệu, mô hình AI và thành phần bên thứ ba cùng giấy phép áp dụng. Bên A có trách nhiệm tuân thủ các giấy phép này.</w:t>
+      </w:r>
+    </w:p>
+    <w:p>
+      <w:pPr>
+        <w:spacing w:after="80" w:line="264" w:lineRule="auto"/>
+        <w:ind w:left="397" w:hanging="397"/>
+      </w:pPr>
+      <w:r>
+        <w:rPr>
+          <w:b/>
+        </w:rPr>
+        <w:t xml:space="preserve">9.5. </w:t>
+      </w:r>
+      <w:r>
+        <w:t>Bên B chỉ được đưa deliverable vào portfolio khi Bên A đồng ý hoặc nội dung đã được công khai hợp pháp và không chứa thông tin mật.</w:t>
+      </w:r>
+    </w:p>
+    <w:p>
+      <w:pPr>
+        <w:keepNext/>
+        <w:pBdr>
+          <w:bottom w:val="single" w:sz="8" w:space="3" w:color="F57C00"/>
+        </w:pBdr>
+        <w:spacing w:before="200" w:after="100"/>
+      </w:pPr>
+      <w:r>
+        <w:rPr>
+          <w:b/>
+          <w:color w:val="1F4E78"/>
+          <w:sz w:val="26"/>
+        </w:rPr>
+        <w:t>ĐIỀU 10. BẢO MẬT, DỮ LIỆU VÀ AN TOÀN THÔNG TIN</w:t>
+      </w:r>
+    </w:p>
+    <w:p>
+      <w:pPr>
+        <w:spacing w:after="80" w:line="264" w:lineRule="auto"/>
+        <w:ind w:left="397" w:hanging="397"/>
+      </w:pPr>
+      <w:r>
+        <w:rPr>
+          <w:b/>
+        </w:rPr>
+        <w:t xml:space="preserve">10.1. </w:t>
+      </w:r>
+      <w:r>
+        <w:t>Mỗi Bên chỉ sử dụng thông tin mật và dữ liệu cá nhân cho mục đích thực hiện Hợp đồng, không tiết lộ cho bên thứ ba nếu chưa được phép, trừ yêu cầu hợp pháp của cơ quan có thẩm quyền.</w:t>
+      </w:r>
+    </w:p>
+    <w:p>
+      <w:pPr>
+        <w:spacing w:after="80" w:line="264" w:lineRule="auto"/>
+        <w:ind w:left="397" w:hanging="397"/>
+      </w:pPr>
+      <w:r>
+        <w:rPr>
+          <w:b/>
+        </w:rPr>
+        <w:t xml:space="preserve">10.2. </w:t>
+      </w:r>
+      <w:r>
+        <w:t>Credential phải được truyền bằng phương thức phù hợp, giới hạn quyền truy cập và thu hồi khi không còn cần thiết. Bên phát hiện rò rỉ phải thông báo ngay cho Bên còn lại và GigBridge.</w:t>
+      </w:r>
+    </w:p>
+    <w:p>
+      <w:pPr>
+        <w:spacing w:after="80" w:line="264" w:lineRule="auto"/>
+        <w:ind w:left="397" w:hanging="397"/>
+      </w:pPr>
+      <w:r>
+        <w:rPr>
+          <w:b/>
+        </w:rPr>
+        <w:t xml:space="preserve">10.3. </w:t>
+      </w:r>
+      <w:r>
+        <w:t>Bên B không được cài mã độc, backdoor, cơ chế truy cập bí mật hoặc thu thập dữ liệu vượt quá phạm vi dự án.</w:t>
+      </w:r>
+    </w:p>
+    <w:p>
+      <w:pPr>
+        <w:spacing w:after="80" w:line="264" w:lineRule="auto"/>
+        <w:ind w:left="397" w:hanging="397"/>
+      </w:pPr>
+      <w:r>
+        <w:rPr>
+          <w:b/>
+        </w:rPr>
+        <w:t xml:space="preserve">10.4. </w:t>
+      </w:r>
+      <w:r>
+        <w:t>Nghĩa vụ bảo mật tiếp tục sau khi Hợp đồng kết thúc. Bí mật kinh doanh được bảo vệ trong thời gian còn đáp ứng điều kiện pháp luật.</w:t>
+      </w:r>
+    </w:p>
+    <w:p>
+      <w:pPr>
+        <w:spacing w:after="80" w:line="264" w:lineRule="auto"/>
+        <w:ind w:left="397" w:hanging="397"/>
+      </w:pPr>
+      <w:r>
+        <w:rPr>
+          <w:b/>
+        </w:rPr>
+        <w:t xml:space="preserve">10.5. </w:t>
+      </w:r>
+      <w:r>
+        <w:t>Trong môi trường đồ án, Các Bên không nên tải dữ liệu định danh, thông tin ngân hàng thật hoặc dữ liệu nhạy cảm không cần thiết lên hệ thống.</w:t>
+      </w:r>
+    </w:p>
+    <w:p>
+      <w:pPr>
+        <w:keepNext/>
+        <w:pBdr>
+          <w:bottom w:val="single" w:sz="8" w:space="3" w:color="F57C00"/>
+        </w:pBdr>
+        <w:spacing w:before="200" w:after="100"/>
+      </w:pPr>
+      <w:r>
+        <w:rPr>
+          <w:b/>
+          <w:color w:val="1F4E78"/>
+          <w:sz w:val="26"/>
+        </w:rPr>
+        <w:t>ĐIỀU 11. AI, NỘI DUNG TẠO BỞI AI VÀ CHỐNG GIAN LẬN</w:t>
+      </w:r>
+    </w:p>
+    <w:p>
+      <w:pPr>
+        <w:spacing w:after="80" w:line="264" w:lineRule="auto"/>
+        <w:ind w:left="397" w:hanging="397"/>
+      </w:pPr>
+      <w:r>
+        <w:rPr>
+          <w:b/>
+        </w:rPr>
+        <w:t xml:space="preserve">11.1. </w:t>
+      </w:r>
+      <w:r>
+        <w:t>Kết quả AI chỉ mang tính hỗ trợ. Bên sử dụng phải kiểm tra, chịu trách nhiệm và khai báo khi nội dung AI ảnh hưởng đến quyền sử dụng hoặc chất lượng deliverable.</w:t>
+      </w:r>
+    </w:p>
+    <w:p>
+      <w:pPr>
+        <w:spacing w:after="80" w:line="264" w:lineRule="auto"/>
+        <w:ind w:left="397" w:hanging="397"/>
+      </w:pPr>
+      <w:r>
+        <w:rPr>
+          <w:b/>
+        </w:rPr>
+        <w:t xml:space="preserve">11.2. </w:t>
+      </w:r>
+      <w:r>
+        <w:t>Các Bên không được thao túng proposal, phỏng vấn, đánh giá, sự kiện chống gian lận hoặc tạo bằng chứng giả.</w:t>
+      </w:r>
+    </w:p>
+    <w:p>
+      <w:pPr>
+        <w:spacing w:after="80" w:line="264" w:lineRule="auto"/>
+        <w:ind w:left="397" w:hanging="397"/>
+      </w:pPr>
+      <w:r>
+        <w:rPr>
+          <w:b/>
+        </w:rPr>
+        <w:t xml:space="preserve">11.3. </w:t>
+      </w:r>
+      <w:r>
+        <w:t>Dữ liệu phỏng vấn hoặc chống gian lận chỉ được thu thập khi người dùng đã được thông báo. Kết quả AI không nên là căn cứ duy nhất để khóa tài khoản hoặc giải quyết tranh chấp.</w:t>
       </w:r>
     </w:p>
     <w:p>
@@ -1302,7 +1957,7 @@
           <w:sz w:val="26"/>
         </w:rPr>
         <w:lastRenderedPageBreak/>
-        <w:t>ĐIỀU 3. THỜI HẠN VÀ KẾ HOẠCH THỰC HIỆN</w:t>
+        <w:t>ĐIỀU 12. HÀNH VI BỊ CẤM VÀ CAM KẾT TUÂN THỦ</w:t>
       </w:r>
     </w:p>
     <w:p>
@@ -1314,10 +1969,10 @@
         <w:rPr>
           <w:b/>
         </w:rPr>
-        <w:t xml:space="preserve">3.1. </w:t>
-      </w:r>
-      <w:r>
-        <w:t>Ngày bắt đầu dự kiến: {{StartDate}}. Ngày hoàn thành dự kiến: {{EndDate}}.</w:t>
+        <w:t xml:space="preserve">12.1. </w:t>
+      </w:r>
+      <w:r>
+        <w:t>Các Bên không được yêu cầu, thực hiện hoặc hỗ trợ hoạt động trái pháp luật; lừa đảo; rửa tiền; tấn công mạng; mã độc; làm giả; vi phạm quyền sở hữu trí tuệ; xử lý dữ liệu trái phép; quấy rối; đánh giá giả; hoặc khai thác lỗi hệ thống.</w:t>
       </w:r>
     </w:p>
     <w:p>
@@ -1329,13 +1984,10 @@
         <w:rPr>
           <w:b/>
         </w:rPr>
-        <w:t xml:space="preserve">3.2. </w:t>
-      </w:r>
-      <w:r>
-        <w:t xml:space="preserve">Hợp đồng chỉ chuyển sang trạng thái thực hiện sau khi cả hai </w:t>
-      </w:r>
-      <w:r>
-        <w:t>Bên xác nhận điện tử và Bên A funding đủ theo Điều 5.</w:t>
+        <w:t xml:space="preserve">12.2. </w:t>
+      </w:r>
+      <w:r>
+        <w:t>Mỗi Bên cam kết thông tin tài khoản, năng lực, phạm vi và bằng chứng cung cấp là trung thực; đồng thời tự chịu trách nhiệm về nghĩa vụ thuế, hóa đơn và giấy phép thuộc trách nhiệm của mình.</w:t>
       </w:r>
     </w:p>
     <w:p>
@@ -1347,28 +1999,10 @@
         <w:rPr>
           <w:b/>
         </w:rPr>
-        <w:t xml:space="preserve">3.3. </w:t>
-      </w:r>
-      <w:r>
-        <w:t>Bên B phải thông báo ngay khi phát hiện nguy cơ trễ hạn, nêu nguyên nhân, tác động và thời gian hoàn thành mới. Việc gia hạn chỉ có hiệu lực khi Bên A xác nhận trên hệ thống.</w:t>
-      </w:r>
-    </w:p>
-    <w:p>
-      <w:pPr>
-        <w:spacing w:after="80" w:line="264" w:lineRule="auto"/>
-        <w:ind w:left="397" w:hanging="397"/>
-      </w:pPr>
-      <w:r>
-        <w:rPr>
-          <w:b/>
-        </w:rPr>
-        <w:t xml:space="preserve">3.4. </w:t>
-      </w:r>
-      <w:r>
-        <w:t>Nếu Bên A chậm cu</w:t>
-      </w:r>
-      <w:r>
-        <w:t>ng cấp input, quyền truy cập hoặc phản hồi làm ảnh hưởng tiến độ, deadline được điều chỉnh tương ứng theo thỏa thuận của Các Bên.</w:t>
+        <w:t xml:space="preserve">12.3. </w:t>
+      </w:r>
+      <w:r>
+        <w:t>GigBridge có thể hạn chế tính năng hoặc khóa tài khoản theo chính sách; hành động quản trị phải có lý do và được ghi nhận.</w:t>
       </w:r>
     </w:p>
     <w:p>
@@ -1385,7 +2019,7 @@
           <w:color w:val="1F4E78"/>
           <w:sz w:val="26"/>
         </w:rPr>
-        <w:t>ĐIỀU 4. GIÁ TRỊ HỢP ĐỒNG VÀ ĐƠN VỊ GHI NHẬN</w:t>
+        <w:t>ĐIỀU 13. TẠM DỪNG, HỦY VÀ CHẤM DỨT HỢP ĐỒNG</w:t>
       </w:r>
     </w:p>
     <w:p>
@@ -1397,13 +2031,10 @@
         <w:rPr>
           <w:b/>
         </w:rPr>
-        <w:t xml:space="preserve">4.1. </w:t>
-      </w:r>
-      <w:r>
-        <w:t>Tổng giá trị hợp đồng: {{TotalContractValueVND}} VND, tương đương {{TotalCont</w:t>
-      </w:r>
-      <w:r>
-        <w:t>ractValueGigCoin}} GigCoin theo tỷ lệ mô phỏng 1 GigCoin = 1.000 VND.</w:t>
+        <w:t xml:space="preserve">13.1. </w:t>
+      </w:r>
+      <w:r>
+        <w:t>Trước khi funding, một Bên có thể ngừng thương lượng hoặc từ chối ký mà không phát sinh phân chia số dư hợp đồng.</w:t>
       </w:r>
     </w:p>
     <w:p>
@@ -1415,10 +2046,10 @@
         <w:rPr>
           <w:b/>
         </w:rPr>
-        <w:t xml:space="preserve">4.2. </w:t>
-      </w:r>
-      <w:r>
-        <w:t>Giá trị từng milestone được quy định tại Phụ lục A. Tổng giá trị các milestone phải bằng tổng giá trị Hợp đồng.</w:t>
+        <w:t xml:space="preserve">13.2. </w:t>
+      </w:r>
+      <w:r>
+        <w:t>Sau khi funding nhưng trước khi Bên B bắt đầu, nếu hai Bên đồng ý hủy, phần giá trị chưa sử dụng được hoàn cho Bên A; chi phí bên ngoài chỉ được giữ nếu đã phát sinh và được công khai trước.</w:t>
       </w:r>
     </w:p>
     <w:p>
@@ -1430,13 +2061,10 @@
         <w:rPr>
           <w:b/>
         </w:rPr>
-        <w:t xml:space="preserve">4.3. </w:t>
-      </w:r>
-      <w:r>
-        <w:t>GigCoin chỉ là đơn vị ghi nhận số dư nội bộ trong môi trường Gig</w:t>
-      </w:r>
-      <w:r>
-        <w:t>Bridge, không phải tiền pháp định, tiền mã hóa, chứng khoán, khoản đầu tư hoặc ví điện tử.</w:t>
+        <w:t xml:space="preserve">13.3. </w:t>
+      </w:r>
+      <w:r>
+        <w:t>Khi đã thực hiện một phần: phần đã approve được thanh toán cho Bên B; phần chưa thực hiện được hoàn cho Bên A; phần đang dispute tiếp tục bị đóng băng.</w:t>
       </w:r>
     </w:p>
     <w:p>
@@ -1448,10 +2076,25 @@
         <w:rPr>
           <w:b/>
         </w:rPr>
-        <w:t xml:space="preserve">4.4. </w:t>
-      </w:r>
-      <w:r>
-        <w:t>Thuế, hóa đơn, phí ngân hàng hoặc phí nhà cung cấp thanh toán thật không mặc nhiên nằm trong giá trị Hợp đồng, trừ khi Hợp đồng ghi rõ khác.</w:t>
+        <w:t xml:space="preserve">13.4. </w:t>
+      </w:r>
+      <w:r>
+        <w:t>Với vi phạm có thể khắc phục, Bên vi phạm có 03 ngày làm việc kể từ khi nhận thông báo để khắc phục. Gian lận, mã độc, rò rỉ dữ liệu, hành vi bị cấm hoặc nguy cơ thiệt hại nghiêm trọng có thể dẫn đến chấm dứt ngay.</w:t>
+      </w:r>
+    </w:p>
+    <w:p>
+      <w:pPr>
+        <w:spacing w:after="80" w:line="264" w:lineRule="auto"/>
+        <w:ind w:left="397" w:hanging="397"/>
+      </w:pPr>
+      <w:r>
+        <w:rPr>
+          <w:b/>
+        </w:rPr>
+        <w:t xml:space="preserve">13.5. </w:t>
+      </w:r>
+      <w:r>
+        <w:t>Khi có sự kiện bất khả kháng, Bên bị ảnh hưởng phải thông báo và Các Bên thương lượng trong 07 ngày. Nếu không thể tiếp tục, phần đã nghiệm thu được thanh toán cho Bên B và phần chưa thực hiện được hoàn cho Bên A.</w:t>
       </w:r>
     </w:p>
     <w:p>
@@ -1468,15 +2111,114 @@
           <w:color w:val="1F4E78"/>
           <w:sz w:val="26"/>
         </w:rPr>
-        <w:t>ĐIỀU 5. FUNDING, PH</w:t>
-      </w:r>
+        <w:t>ĐIỀU 14. KHIẾU NẠI VÀ TRANH CHẤP</w:t>
+      </w:r>
+    </w:p>
+    <w:p>
+      <w:pPr>
+        <w:spacing w:after="80" w:line="264" w:lineRule="auto"/>
+        <w:ind w:left="397" w:hanging="397"/>
+      </w:pPr>
+      <w:r>
+        <w:rPr>
+          <w:b/>
+        </w:rPr>
+        <w:t xml:space="preserve">14.1. </w:t>
+      </w:r>
+      <w:r>
+        <w:t>Chỉ Bên A hoặc Bên B thuộc Hợp đồng được mở dispute sau khi Hợp đồng đã funding và còn khoản chưa release. Mỗi Hợp đồng chỉ có một dispute đang hoạt động.</w:t>
+      </w:r>
+    </w:p>
+    <w:p>
+      <w:pPr>
+        <w:spacing w:after="80" w:line="264" w:lineRule="auto"/>
+        <w:ind w:left="397" w:hanging="397"/>
+      </w:pPr>
+      <w:r>
+        <w:rPr>
+          <w:b/>
+        </w:rPr>
+        <w:t xml:space="preserve">14.2. </w:t>
+      </w:r>
+      <w:r>
+        <w:t>Dispute theo milestone chỉ đóng băng phần chưa release của milestone đó; dispute cấp Hợp đồng đóng băng toàn bộ phần chưa release của Hợp đồng.</w:t>
+      </w:r>
+    </w:p>
+    <w:p>
+      <w:pPr>
+        <w:spacing w:after="80" w:line="264" w:lineRule="auto"/>
+        <w:ind w:left="397" w:hanging="397"/>
+      </w:pPr>
+      <w:r>
+        <w:rPr>
+          <w:b/>
+        </w:rPr>
+        <w:t xml:space="preserve">14.3. </w:t>
+      </w:r>
+      <w:r>
+        <w:t>Các Bên phải cung cấp lý do, bằng chứng và được trao cơ hội phản hồi ngang nhau. Giới hạn tệp bằng chứng mục tiêu là 100 MB/tệp.</w:t>
+      </w:r>
+    </w:p>
+    <w:p>
+      <w:pPr>
+        <w:spacing w:after="80" w:line="264" w:lineRule="auto"/>
+        <w:ind w:left="397" w:hanging="397"/>
+      </w:pPr>
+      <w:r>
+        <w:rPr>
+          <w:b/>
+        </w:rPr>
+        <w:t xml:space="preserve">14.4. </w:t>
+      </w:r>
+      <w:r>
+        <w:t>GigBridge xác nhận tiếp nhận trong tối đa 03 ngày làm việc và đưa ra phương án có lý do trong tối đa 07 ngày làm việc sau khi nhận đủ hồ sơ.</w:t>
+      </w:r>
+    </w:p>
+    <w:p>
+      <w:pPr>
+        <w:spacing w:after="80" w:line="264" w:lineRule="auto"/>
+        <w:ind w:left="397" w:hanging="397"/>
+      </w:pPr>
+      <w:r>
+        <w:rPr>
+          <w:b/>
+        </w:rPr>
+        <w:t xml:space="preserve">14.5. </w:t>
+      </w:r>
+      <w:r>
+        <w:t>Kết quả nội bộ có thể là ClientFavored, FreelancerFavored, Split hoặc Dismissed và chỉ điều chỉnh khoản chưa release trong phạm vi đồ án.</w:t>
+      </w:r>
+    </w:p>
+    <w:p>
+      <w:pPr>
+        <w:spacing w:after="80" w:line="264" w:lineRule="auto"/>
+        <w:ind w:left="397" w:hanging="397"/>
+      </w:pPr>
+      <w:r>
+        <w:rPr>
+          <w:b/>
+        </w:rPr>
+        <w:t xml:space="preserve">14.6. </w:t>
+      </w:r>
+      <w:r>
+        <w:t>Quyết định nội bộ của GigBridge không loại bỏ quyền thương lượng, hòa giải, trọng tài hoặc khởi kiện của Các Bên theo pháp luật Việt Nam.</w:t>
+      </w:r>
+    </w:p>
+    <w:p>
+      <w:pPr>
+        <w:keepNext/>
+        <w:pBdr>
+          <w:bottom w:val="single" w:sz="8" w:space="3" w:color="F57C00"/>
+        </w:pBdr>
+        <w:spacing w:before="200" w:after="100"/>
+      </w:pPr>
       <w:r>
         <w:rPr>
           <w:b/>
           <w:color w:val="1F4E78"/>
           <w:sz w:val="26"/>
         </w:rPr>
-        <w:t>Í NỀN TẢNG VÀ GIẢI NGÂN</w:t>
+        <w:t>ĐIỀU 15. TRÁCH NHIỆM VÀ GIỚI HẠN TRONG PHẠM VI ĐỒ ÁN</w:t>
       </w:r>
     </w:p>
     <w:p>
@@ -1488,10 +2230,10 @@
         <w:rPr>
           <w:b/>
         </w:rPr>
-        <w:t xml:space="preserve">5.1. </w:t>
-      </w:r>
-      <w:r>
-        <w:t>Bên A phải funding 100% giá trị Hợp đồng trước khi yêu cầu Bên B bắt đầu công việc. Khoản funding được ghi nhận từ số dư khả dụng sang số dư đang giữ của Hợp đồng.</w:t>
+        <w:t xml:space="preserve">15.1. </w:t>
+      </w:r>
+      <w:r>
+        <w:t>Mỗi Bên chịu trách nhiệm đối với thiệt hại trực tiếp do hành vi vi phạm, gian lận, vi phạm bảo mật hoặc xâm phạm quyền sở hữu trí tuệ của mình gây ra.</w:t>
       </w:r>
     </w:p>
     <w:p>
@@ -1503,13 +2245,10 @@
         <w:rPr>
           <w:b/>
         </w:rPr>
-        <w:t xml:space="preserve">5.2. </w:t>
-      </w:r>
-      <w:r>
-        <w:t>Phí nền tảng của Bên A: 1% giá trị Hợp đồng, dự kiến {{Cli</w:t>
-      </w:r>
-      <w:r>
-        <w:t>entPlatformFeeVND}} VND. Phí nền tảng của Bên B: 1% giá trị thực tế được giải ngân, được khấu trừ tại mỗi lần release.</w:t>
+        <w:t xml:space="preserve">15.2. </w:t>
+      </w:r>
+      <w:r>
+        <w:t>GigBridge không bảo đảm Các Bên luôn đạt được thu nhập, kết quả kinh doanh hoặc kết quả AI chính xác; hệ thống thử nghiệm có thể gián đoạn, thay đổi hoặc đặt lại dữ liệu.</w:t>
       </w:r>
     </w:p>
     <w:p>
@@ -1521,147 +2260,10 @@
         <w:rPr>
           <w:b/>
         </w:rPr>
-        <w:t xml:space="preserve">5.3. </w:t>
-      </w:r>
-      <w:r>
-        <w:t>Khi một milestone được approve hoặc tự động approve, hệ thống release 80% giá trị milestone cho Bên B; 20% còn lại được giữ để bảo đ</w:t>
-      </w:r>
-      <w:r>
-        <w:t>ảm bàn giao cuối cùng.</w:t>
-      </w:r>
-    </w:p>
-    <w:p>
-      <w:pPr>
-        <w:spacing w:after="80" w:line="264" w:lineRule="auto"/>
-        <w:ind w:left="397" w:hanging="397"/>
-      </w:pPr>
-      <w:r>
-        <w:rPr>
-          <w:b/>
-        </w:rPr>
-        <w:t xml:space="preserve">5.4. </w:t>
-      </w:r>
-      <w:r>
-        <w:t>Phần 20% còn lại được release khi Bên A kết thúc dự án hoặc tự động sau 72 giờ kể từ khi toàn bộ milestone được approve mà không có dispute.</w:t>
-      </w:r>
-    </w:p>
-    <w:p>
-      <w:pPr>
-        <w:spacing w:after="80" w:line="264" w:lineRule="auto"/>
-        <w:ind w:left="397" w:hanging="397"/>
-      </w:pPr>
-      <w:r>
-        <w:rPr>
-          <w:b/>
-        </w:rPr>
-        <w:t xml:space="preserve">5.5. </w:t>
-      </w:r>
-      <w:r>
-        <w:t>Khoản đã release không bị GigBridge tự động thu hồi. Dispute chỉ phân chia khoản c</w:t>
-      </w:r>
-      <w:r>
-        <w:t>hưa release trong phạm vi dispute.</w:t>
-      </w:r>
-    </w:p>
-    <w:p>
-      <w:pPr>
-        <w:spacing w:after="80" w:line="264" w:lineRule="auto"/>
-        <w:ind w:left="397" w:hanging="397"/>
-      </w:pPr>
-      <w:r>
-        <w:rPr>
-          <w:b/>
-        </w:rPr>
-        <w:t xml:space="preserve">5.6. </w:t>
-      </w:r>
-      <w:r>
-        <w:t>Trước mỗi xác nhận funding hoặc release, hệ thống phải hiển thị giá trị gốc, phí, khoản khấu trừ mô phỏng và số dư ròng.</w:t>
-      </w:r>
-    </w:p>
-    <w:p>
-      <w:pPr>
-        <w:keepNext/>
-        <w:pBdr>
-          <w:bottom w:val="single" w:sz="8" w:space="3" w:color="F57C00"/>
-        </w:pBdr>
-        <w:spacing w:before="200" w:after="100"/>
-      </w:pPr>
-      <w:r>
-        <w:rPr>
-          <w:b/>
-          <w:color w:val="1F4E78"/>
-          <w:sz w:val="26"/>
-        </w:rPr>
-        <w:t>ĐIỀU 6. THỰC HIỆN, PHỐI HỢP VÀ TÍNH ĐỘC LẬP</w:t>
-      </w:r>
-    </w:p>
-    <w:p>
-      <w:pPr>
-        <w:spacing w:after="80" w:line="264" w:lineRule="auto"/>
-        <w:ind w:left="397" w:hanging="397"/>
-      </w:pPr>
-      <w:r>
-        <w:rPr>
-          <w:b/>
-        </w:rPr>
-        <w:t xml:space="preserve">6.1. </w:t>
-      </w:r>
-      <w:r>
-        <w:t>Bên B tự quyết phương pháp, thời gian, địa điể</w:t>
-      </w:r>
-      <w:r>
-        <w:t>m và công cụ làm việc, với điều kiện đáp ứng kết quả, tiêu chí nghiệm thu và thời hạn đã cam kết.</w:t>
-      </w:r>
-    </w:p>
-    <w:p>
-      <w:pPr>
-        <w:spacing w:after="80" w:line="264" w:lineRule="auto"/>
-        <w:ind w:left="397" w:hanging="397"/>
-      </w:pPr>
-      <w:r>
-        <w:rPr>
-          <w:b/>
-        </w:rPr>
-        <w:t xml:space="preserve">6.2. </w:t>
-      </w:r>
-      <w:r>
-        <w:t>Bên A có trách nhiệm cung cấp kịp thời tài liệu, dữ liệu, quyền truy cập, người liên hệ và phản hồi cần thiết; đồng thời bảo đảm mình có quyền cung cấp c</w:t>
-      </w:r>
-      <w:r>
-        <w:t>ác input đó.</w:t>
-      </w:r>
-    </w:p>
-    <w:p>
-      <w:pPr>
-        <w:spacing w:after="80" w:line="264" w:lineRule="auto"/>
-        <w:ind w:left="397" w:hanging="397"/>
-      </w:pPr>
-      <w:r>
-        <w:rPr>
-          <w:b/>
-        </w:rPr>
-        <w:t xml:space="preserve">6.3. </w:t>
-      </w:r>
-      <w:r>
-        <w:t>Bên B không được tự ý chuyển toàn bộ công việc cho bên thứ ba. Việc thuê hỗ trợ phải được Bên A đồng ý; Bên B vẫn chịu trách nhiệm cuối cùng về chất lượng, bảo mật và quyền sở hữu trí tuệ.</w:t>
-      </w:r>
-    </w:p>
-    <w:p>
-      <w:pPr>
-        <w:spacing w:after="80" w:line="264" w:lineRule="auto"/>
-        <w:ind w:left="397" w:hanging="397"/>
-      </w:pPr>
-      <w:r>
-        <w:rPr>
-          <w:b/>
-        </w:rPr>
-        <w:t xml:space="preserve">6.4. </w:t>
-      </w:r>
-      <w:r>
-        <w:t>Không điều khoản nào mặc nhiên tạo ra quan h</w:t>
-      </w:r>
-      <w:r>
-        <w:t>ệ lao động, đại lý, liên doanh hoặc đại diện giữa Các Bên. Bản chất thực tế của quan hệ được xác định theo pháp luật áp dụng.</w:t>
+        <w:t xml:space="preserve">15.3. </w:t>
+      </w:r>
+      <w:r>
+        <w:t>Giới hạn trong Điều này không miễn trừ hành vi cố ý gây thiệt hại, sử dụng dữ liệu sai mục đích hoặc che giấu sự cố đã biết.</w:t>
       </w:r>
     </w:p>
     <w:p>
@@ -1679,806 +2281,6 @@
           <w:sz w:val="26"/>
         </w:rPr>
         <w:lastRenderedPageBreak/>
-        <w:t>ĐIỀU 7. SUBMIT, NGHIỆM THU VÀ REVISION</w:t>
-      </w:r>
-    </w:p>
-    <w:p>
-      <w:pPr>
-        <w:spacing w:after="80" w:line="264" w:lineRule="auto"/>
-        <w:ind w:left="397" w:hanging="397"/>
-      </w:pPr>
-      <w:r>
-        <w:rPr>
-          <w:b/>
-        </w:rPr>
-        <w:t xml:space="preserve">7.1. </w:t>
-      </w:r>
-      <w:r>
-        <w:t xml:space="preserve">Khi submit, Bên B phải cung cấp deliverable, mô tả kết quả, tệp hoặc liên kết cần </w:t>
-      </w:r>
-      <w:r>
-        <w:t>thiết. Thời điểm submit do hệ thống ghi nhận.</w:t>
-      </w:r>
-    </w:p>
-    <w:p>
-      <w:pPr>
-        <w:spacing w:after="80" w:line="264" w:lineRule="auto"/>
-        <w:ind w:left="397" w:hanging="397"/>
-      </w:pPr>
-      <w:r>
-        <w:rPr>
-          <w:b/>
-        </w:rPr>
-        <w:t xml:space="preserve">7.2. </w:t>
-      </w:r>
-      <w:r>
-        <w:t>Trong 72 giờ kể từ thời điểm submit, Bên A phải: (i) approve; (ii) yêu cầu revision kèm lý do và tiêu chí chưa đạt; hoặc (iii) mở dispute.</w:t>
-      </w:r>
-    </w:p>
-    <w:p>
-      <w:pPr>
-        <w:spacing w:after="80" w:line="264" w:lineRule="auto"/>
-        <w:ind w:left="397" w:hanging="397"/>
-      </w:pPr>
-      <w:r>
-        <w:rPr>
-          <w:b/>
-        </w:rPr>
-        <w:t xml:space="preserve">7.3. </w:t>
-      </w:r>
-      <w:r>
-        <w:t xml:space="preserve">Nếu hết 72 giờ mà Bên A không phản hồi và không có dispute, </w:t>
-      </w:r>
-      <w:r>
-        <w:t>milestone được tự động approve theo chính sách áp dụng.</w:t>
-      </w:r>
-    </w:p>
-    <w:p>
-      <w:pPr>
-        <w:spacing w:after="80" w:line="264" w:lineRule="auto"/>
-        <w:ind w:left="397" w:hanging="397"/>
-      </w:pPr>
-      <w:r>
-        <w:rPr>
-          <w:b/>
-        </w:rPr>
-        <w:t xml:space="preserve">7.4. </w:t>
-      </w:r>
-      <w:r>
-        <w:t>Revision chỉ nhằm sửa deliverable để đáp ứng phạm vi và tiêu chí đã thống nhất. Nếu không ghi số vòng revision, mặc định có 01 vòng revision trong phạm vi.</w:t>
-      </w:r>
-    </w:p>
-    <w:p>
-      <w:pPr>
-        <w:spacing w:after="80" w:line="264" w:lineRule="auto"/>
-        <w:ind w:left="397" w:hanging="397"/>
-      </w:pPr>
-      <w:r>
-        <w:rPr>
-          <w:b/>
-        </w:rPr>
-        <w:t xml:space="preserve">7.5. </w:t>
-      </w:r>
-      <w:r>
-        <w:t xml:space="preserve">Yêu cầu mới làm tăng đáng kể khối </w:t>
-      </w:r>
-      <w:r>
-        <w:t>lượng, chi phí hoặc thời gian được xem là thay đổi phạm vi và phải xử lý theo Điều 8.</w:t>
-      </w:r>
-    </w:p>
-    <w:p>
-      <w:pPr>
-        <w:keepNext/>
-        <w:pBdr>
-          <w:bottom w:val="single" w:sz="8" w:space="3" w:color="F57C00"/>
-        </w:pBdr>
-        <w:spacing w:before="200" w:after="100"/>
-      </w:pPr>
-      <w:r>
-        <w:rPr>
-          <w:b/>
-          <w:color w:val="1F4E78"/>
-          <w:sz w:val="26"/>
-        </w:rPr>
-        <w:t>ĐIỀU 8. THAY ĐỔI PHẠM VI VÀ PHỤ LỤC</w:t>
-      </w:r>
-    </w:p>
-    <w:p>
-      <w:pPr>
-        <w:spacing w:after="80" w:line="264" w:lineRule="auto"/>
-        <w:ind w:left="397" w:hanging="397"/>
-      </w:pPr>
-      <w:r>
-        <w:rPr>
-          <w:b/>
-        </w:rPr>
-        <w:t xml:space="preserve">8.1. </w:t>
-      </w:r>
-      <w:r>
-        <w:t>Sau khi ký, không Bên nào được đơn phương thay đổi giá, phạm vi, milestone, deadline, tiêu chí nghiệm thu hoặc quyền sở hữu trí t</w:t>
-      </w:r>
-      <w:r>
-        <w:t>uệ.</w:t>
-      </w:r>
-    </w:p>
-    <w:p>
-      <w:pPr>
-        <w:spacing w:after="80" w:line="264" w:lineRule="auto"/>
-        <w:ind w:left="397" w:hanging="397"/>
-      </w:pPr>
-      <w:r>
-        <w:rPr>
-          <w:b/>
-        </w:rPr>
-        <w:t xml:space="preserve">8.2. </w:t>
-      </w:r>
-      <w:r>
-        <w:t>Mọi thay đổi quan trọng phải được ghi thành Change Order/Phụ lục, thể hiện nội dung thay đổi, tác động đến giá và thời gian, sau đó được cả hai Bên xác nhận điện tử.</w:t>
-      </w:r>
-    </w:p>
-    <w:p>
-      <w:pPr>
-        <w:spacing w:after="80" w:line="264" w:lineRule="auto"/>
-        <w:ind w:left="397" w:hanging="397"/>
-      </w:pPr>
-      <w:r>
-        <w:rPr>
-          <w:b/>
-        </w:rPr>
-        <w:t xml:space="preserve">8.3. </w:t>
-      </w:r>
-      <w:r>
-        <w:t xml:space="preserve">Hệ thống phải lưu phiên bản, thời điểm xác nhận, người xác nhận và hash của </w:t>
-      </w:r>
-      <w:r>
-        <w:t>tài liệu thay đổi.</w:t>
-      </w:r>
-    </w:p>
-    <w:p>
-      <w:pPr>
-        <w:keepNext/>
-        <w:pBdr>
-          <w:bottom w:val="single" w:sz="8" w:space="3" w:color="F57C00"/>
-        </w:pBdr>
-        <w:spacing w:before="200" w:after="100"/>
-      </w:pPr>
-      <w:r>
-        <w:rPr>
-          <w:b/>
-          <w:color w:val="1F4E78"/>
-          <w:sz w:val="26"/>
-        </w:rPr>
-        <w:t>ĐIỀU 9. SỞ HỮU TRÍ TUỆ VÀ THÀNH PHẦN BÊN THỨ BA</w:t>
-      </w:r>
-    </w:p>
-    <w:p>
-      <w:pPr>
-        <w:spacing w:after="80" w:line="264" w:lineRule="auto"/>
-        <w:ind w:left="397" w:hanging="397"/>
-      </w:pPr>
-      <w:r>
-        <w:rPr>
-          <w:b/>
-        </w:rPr>
-        <w:t xml:space="preserve">9.1. </w:t>
-      </w:r>
-      <w:r>
-        <w:t>Tài sản có trước của mỗi Bên, bao gồm mã nguồn, thư viện, thương hiệu, mẫu, dữ liệu và bí quyết, vẫn thuộc Bên đó.</w:t>
-      </w:r>
-    </w:p>
-    <w:p>
-      <w:pPr>
-        <w:spacing w:after="80" w:line="264" w:lineRule="auto"/>
-        <w:ind w:left="397" w:hanging="397"/>
-      </w:pPr>
-      <w:r>
-        <w:rPr>
-          <w:b/>
-        </w:rPr>
-        <w:t xml:space="preserve">9.2. </w:t>
-      </w:r>
-      <w:r>
-        <w:t>Bên A cấp cho Bên B quyền sử dụng tạm thời input chỉ để thực hiệ</w:t>
-      </w:r>
-      <w:r>
-        <w:t>n Hợp đồng.</w:t>
-      </w:r>
-    </w:p>
-    <w:p>
-      <w:pPr>
-        <w:spacing w:after="80" w:line="264" w:lineRule="auto"/>
-        <w:ind w:left="397" w:hanging="397"/>
-      </w:pPr>
-      <w:r>
-        <w:rPr>
-          <w:b/>
-        </w:rPr>
-        <w:t xml:space="preserve">9.3. </w:t>
-      </w:r>
-      <w:r>
-        <w:t>Quyền tài sản đối với deliverable được chuyển cho Bên A sau khi Bên A thanh toán đầy đủ toàn bộ giá trị liên quan, trừ khi Phụ lục B quy định khác. Quyền nhân thân không thể chuyển giao vẫn thuộc tác giả theo pháp luật.</w:t>
-      </w:r>
-    </w:p>
-    <w:p>
-      <w:pPr>
-        <w:spacing w:after="80" w:line="264" w:lineRule="auto"/>
-        <w:ind w:left="397" w:hanging="397"/>
-      </w:pPr>
-      <w:r>
-        <w:rPr>
-          <w:b/>
-        </w:rPr>
-        <w:t xml:space="preserve">9.4. </w:t>
-      </w:r>
-      <w:r>
-        <w:t>Bên B phải kha</w:t>
-      </w:r>
-      <w:r>
-        <w:t>i báo mã nguồn mở, font, hình ảnh, dữ liệu, mô hình AI và thành phần bên thứ ba cùng giấy phép áp dụng. Bên A có trách nhiệm tuân thủ các giấy phép này.</w:t>
-      </w:r>
-    </w:p>
-    <w:p>
-      <w:pPr>
-        <w:spacing w:after="80" w:line="264" w:lineRule="auto"/>
-        <w:ind w:left="397" w:hanging="397"/>
-      </w:pPr>
-      <w:r>
-        <w:rPr>
-          <w:b/>
-        </w:rPr>
-        <w:t xml:space="preserve">9.5. </w:t>
-      </w:r>
-      <w:r>
-        <w:t xml:space="preserve">Bên B chỉ được đưa deliverable vào portfolio khi Bên A đồng ý hoặc nội dung đã được công khai hợp </w:t>
-      </w:r>
-      <w:r>
-        <w:t>pháp và không chứa thông tin mật.</w:t>
-      </w:r>
-    </w:p>
-    <w:p>
-      <w:pPr>
-        <w:keepNext/>
-        <w:pBdr>
-          <w:bottom w:val="single" w:sz="8" w:space="3" w:color="F57C00"/>
-        </w:pBdr>
-        <w:spacing w:before="200" w:after="100"/>
-      </w:pPr>
-      <w:r>
-        <w:rPr>
-          <w:b/>
-          <w:color w:val="1F4E78"/>
-          <w:sz w:val="26"/>
-        </w:rPr>
-        <w:t>ĐIỀU 10. BẢO MẬT, DỮ LIỆU VÀ AN TOÀN THÔNG TIN</w:t>
-      </w:r>
-    </w:p>
-    <w:p>
-      <w:pPr>
-        <w:spacing w:after="80" w:line="264" w:lineRule="auto"/>
-        <w:ind w:left="397" w:hanging="397"/>
-      </w:pPr>
-      <w:r>
-        <w:rPr>
-          <w:b/>
-        </w:rPr>
-        <w:t xml:space="preserve">10.1. </w:t>
-      </w:r>
-      <w:r>
-        <w:t>Mỗi Bên chỉ sử dụng thông tin mật và dữ liệu cá nhân cho mục đích thực hiện Hợp đồng, không tiết lộ cho bên thứ ba nếu chưa được phép, trừ yêu cầu hợp pháp của cơ quan c</w:t>
-      </w:r>
-      <w:r>
-        <w:t>ó thẩm quyền.</w:t>
-      </w:r>
-    </w:p>
-    <w:p>
-      <w:pPr>
-        <w:spacing w:after="80" w:line="264" w:lineRule="auto"/>
-        <w:ind w:left="397" w:hanging="397"/>
-      </w:pPr>
-      <w:r>
-        <w:rPr>
-          <w:b/>
-        </w:rPr>
-        <w:t xml:space="preserve">10.2. </w:t>
-      </w:r>
-      <w:r>
-        <w:t>Credential phải được truyền bằng phương thức phù hợp, giới hạn quyền truy cập và thu hồi khi không còn cần thiết. Bên phát hiện rò rỉ phải thông báo ngay cho Bên còn lại và GigBridge.</w:t>
-      </w:r>
-    </w:p>
-    <w:p>
-      <w:pPr>
-        <w:spacing w:after="80" w:line="264" w:lineRule="auto"/>
-        <w:ind w:left="397" w:hanging="397"/>
-      </w:pPr>
-      <w:r>
-        <w:rPr>
-          <w:b/>
-        </w:rPr>
-        <w:t xml:space="preserve">10.3. </w:t>
-      </w:r>
-      <w:r>
-        <w:t xml:space="preserve">Bên B không được cài mã độc, backdoor, cơ chế </w:t>
-      </w:r>
-      <w:r>
-        <w:t>truy cập bí mật hoặc thu thập dữ liệu vượt quá phạm vi dự án.</w:t>
-      </w:r>
-    </w:p>
-    <w:p>
-      <w:pPr>
-        <w:spacing w:after="80" w:line="264" w:lineRule="auto"/>
-        <w:ind w:left="397" w:hanging="397"/>
-      </w:pPr>
-      <w:r>
-        <w:rPr>
-          <w:b/>
-        </w:rPr>
-        <w:t xml:space="preserve">10.4. </w:t>
-      </w:r>
-      <w:r>
-        <w:t>Nghĩa vụ bảo mật tiếp tục sau khi Hợp đồng kết thúc. Bí mật kinh doanh được bảo vệ trong thời gian còn đáp ứng điều kiện pháp luật.</w:t>
-      </w:r>
-    </w:p>
-    <w:p>
-      <w:pPr>
-        <w:spacing w:after="80" w:line="264" w:lineRule="auto"/>
-        <w:ind w:left="397" w:hanging="397"/>
-      </w:pPr>
-      <w:r>
-        <w:rPr>
-          <w:b/>
-        </w:rPr>
-        <w:t xml:space="preserve">10.5. </w:t>
-      </w:r>
-      <w:r>
-        <w:t>Trong môi trường đồ án, Các Bên không nên tải dữ l</w:t>
-      </w:r>
-      <w:r>
-        <w:t>iệu định danh, thông tin ngân hàng thật hoặc dữ liệu nhạy cảm không cần thiết lên hệ thống.</w:t>
-      </w:r>
-    </w:p>
-    <w:p>
-      <w:pPr>
-        <w:keepNext/>
-        <w:pBdr>
-          <w:bottom w:val="single" w:sz="8" w:space="3" w:color="F57C00"/>
-        </w:pBdr>
-        <w:spacing w:before="200" w:after="100"/>
-      </w:pPr>
-      <w:r>
-        <w:rPr>
-          <w:b/>
-          <w:color w:val="1F4E78"/>
-          <w:sz w:val="26"/>
-        </w:rPr>
-        <w:lastRenderedPageBreak/>
-        <w:t>ĐIỀU 11. AI, NỘI DUNG TẠO BỞI AI VÀ CHỐNG GIAN LẬN</w:t>
-      </w:r>
-    </w:p>
-    <w:p>
-      <w:pPr>
-        <w:spacing w:after="80" w:line="264" w:lineRule="auto"/>
-        <w:ind w:left="397" w:hanging="397"/>
-      </w:pPr>
-      <w:r>
-        <w:rPr>
-          <w:b/>
-        </w:rPr>
-        <w:t xml:space="preserve">11.1. </w:t>
-      </w:r>
-      <w:r>
-        <w:t>Kết quả AI chỉ mang tính hỗ trợ. Bên sử dụng phải kiểm tra, chịu trách nhiệm và khai báo khi nội dung AI ản</w:t>
-      </w:r>
-      <w:r>
-        <w:t>h hưởng đến quyền sử dụng hoặc chất lượng deliverable.</w:t>
-      </w:r>
-    </w:p>
-    <w:p>
-      <w:pPr>
-        <w:spacing w:after="80" w:line="264" w:lineRule="auto"/>
-        <w:ind w:left="397" w:hanging="397"/>
-      </w:pPr>
-      <w:r>
-        <w:rPr>
-          <w:b/>
-        </w:rPr>
-        <w:t xml:space="preserve">11.2. </w:t>
-      </w:r>
-      <w:r>
-        <w:t>Các Bên không được thao túng proposal, phỏng vấn, đánh giá, sự kiện chống gian lận hoặc tạo bằng chứng giả.</w:t>
-      </w:r>
-    </w:p>
-    <w:p>
-      <w:pPr>
-        <w:spacing w:after="80" w:line="264" w:lineRule="auto"/>
-        <w:ind w:left="397" w:hanging="397"/>
-      </w:pPr>
-      <w:r>
-        <w:rPr>
-          <w:b/>
-        </w:rPr>
-        <w:t xml:space="preserve">11.3. </w:t>
-      </w:r>
-      <w:r>
-        <w:t>Dữ liệu phỏng vấn hoặc chống gian lận chỉ được thu thập khi người dùng đã được th</w:t>
-      </w:r>
-      <w:r>
-        <w:t>ông báo. Kết quả AI không nên là căn cứ duy nhất để khóa tài khoản hoặc giải quyết tranh chấp.</w:t>
-      </w:r>
-    </w:p>
-    <w:p>
-      <w:pPr>
-        <w:keepNext/>
-        <w:pBdr>
-          <w:bottom w:val="single" w:sz="8" w:space="3" w:color="F57C00"/>
-        </w:pBdr>
-        <w:spacing w:before="200" w:after="100"/>
-      </w:pPr>
-      <w:r>
-        <w:rPr>
-          <w:b/>
-          <w:color w:val="1F4E78"/>
-          <w:sz w:val="26"/>
-        </w:rPr>
-        <w:t>ĐIỀU 12. HÀNH VI BỊ CẤM VÀ CAM KẾT TUÂN THỦ</w:t>
-      </w:r>
-    </w:p>
-    <w:p>
-      <w:pPr>
-        <w:spacing w:after="80" w:line="264" w:lineRule="auto"/>
-        <w:ind w:left="397" w:hanging="397"/>
-      </w:pPr>
-      <w:r>
-        <w:rPr>
-          <w:b/>
-        </w:rPr>
-        <w:t xml:space="preserve">12.1. </w:t>
-      </w:r>
-      <w:r>
-        <w:t>Các Bên không được yêu cầu, thực hiện hoặc hỗ trợ hoạt động trái pháp luật; lừa đảo; rửa tiền; tấn công mạng; m</w:t>
-      </w:r>
-      <w:r>
-        <w:t>ã độc; làm giả; vi phạm quyền sở hữu trí tuệ; xử lý dữ liệu trái phép; quấy rối; đánh giá giả; hoặc khai thác lỗi hệ thống.</w:t>
-      </w:r>
-    </w:p>
-    <w:p>
-      <w:pPr>
-        <w:spacing w:after="80" w:line="264" w:lineRule="auto"/>
-        <w:ind w:left="397" w:hanging="397"/>
-      </w:pPr>
-      <w:r>
-        <w:rPr>
-          <w:b/>
-        </w:rPr>
-        <w:t xml:space="preserve">12.2. </w:t>
-      </w:r>
-      <w:r>
-        <w:t xml:space="preserve">Mỗi Bên cam kết thông tin tài khoản, năng lực, phạm vi và bằng chứng cung cấp là trung thực; đồng thời tự chịu trách nhiệm về </w:t>
-      </w:r>
-      <w:r>
-        <w:t>nghĩa vụ thuế, hóa đơn và giấy phép thuộc trách nhiệm của mình.</w:t>
-      </w:r>
-    </w:p>
-    <w:p>
-      <w:pPr>
-        <w:spacing w:after="80" w:line="264" w:lineRule="auto"/>
-        <w:ind w:left="397" w:hanging="397"/>
-      </w:pPr>
-      <w:r>
-        <w:rPr>
-          <w:b/>
-        </w:rPr>
-        <w:t xml:space="preserve">12.3. </w:t>
-      </w:r>
-      <w:r>
-        <w:t>GigBridge có thể hạn chế tính năng hoặc khóa tài khoản theo chính sách; hành động quản trị phải có lý do và được ghi nhận.</w:t>
-      </w:r>
-    </w:p>
-    <w:p>
-      <w:pPr>
-        <w:keepNext/>
-        <w:pBdr>
-          <w:bottom w:val="single" w:sz="8" w:space="3" w:color="F57C00"/>
-        </w:pBdr>
-        <w:spacing w:before="200" w:after="100"/>
-      </w:pPr>
-      <w:r>
-        <w:rPr>
-          <w:b/>
-          <w:color w:val="1F4E78"/>
-          <w:sz w:val="26"/>
-        </w:rPr>
-        <w:t>ĐIỀU 13. TẠM DỪNG, HỦY VÀ CHẤM DỨT HỢP ĐỒNG</w:t>
-      </w:r>
-    </w:p>
-    <w:p>
-      <w:pPr>
-        <w:spacing w:after="80" w:line="264" w:lineRule="auto"/>
-        <w:ind w:left="397" w:hanging="397"/>
-      </w:pPr>
-      <w:r>
-        <w:rPr>
-          <w:b/>
-        </w:rPr>
-        <w:t xml:space="preserve">13.1. </w:t>
-      </w:r>
-      <w:r>
-        <w:t xml:space="preserve">Trước khi </w:t>
-      </w:r>
-      <w:r>
-        <w:t>funding, một Bên có thể ngừng thương lượng hoặc từ chối ký mà không phát sinh phân chia số dư hợp đồng.</w:t>
-      </w:r>
-    </w:p>
-    <w:p>
-      <w:pPr>
-        <w:spacing w:after="80" w:line="264" w:lineRule="auto"/>
-        <w:ind w:left="397" w:hanging="397"/>
-      </w:pPr>
-      <w:r>
-        <w:rPr>
-          <w:b/>
-        </w:rPr>
-        <w:t xml:space="preserve">13.2. </w:t>
-      </w:r>
-      <w:r>
-        <w:t>Sau khi funding nhưng trước khi Bên B bắt đầu, nếu hai Bên đồng ý hủy, phần giá trị chưa sử dụng được hoàn cho Bên A; chi phí bên ngoài chỉ được g</w:t>
-      </w:r>
-      <w:r>
-        <w:t>iữ nếu đã phát sinh và được công khai trước.</w:t>
-      </w:r>
-    </w:p>
-    <w:p>
-      <w:pPr>
-        <w:spacing w:after="80" w:line="264" w:lineRule="auto"/>
-        <w:ind w:left="397" w:hanging="397"/>
-      </w:pPr>
-      <w:r>
-        <w:rPr>
-          <w:b/>
-        </w:rPr>
-        <w:t xml:space="preserve">13.3. </w:t>
-      </w:r>
-      <w:r>
-        <w:t>Khi đã thực hiện một phần: phần đã approve được thanh toán cho Bên B; phần chưa thực hiện được hoàn cho Bên A; phần đang dispute tiếp tục bị đóng băng.</w:t>
-      </w:r>
-    </w:p>
-    <w:p>
-      <w:pPr>
-        <w:spacing w:after="80" w:line="264" w:lineRule="auto"/>
-        <w:ind w:left="397" w:hanging="397"/>
-      </w:pPr>
-      <w:r>
-        <w:rPr>
-          <w:b/>
-        </w:rPr>
-        <w:t xml:space="preserve">13.4. </w:t>
-      </w:r>
-      <w:r>
-        <w:t>Với vi phạm có thể khắc phục, Bên vi phạm có 03</w:t>
-      </w:r>
-      <w:r>
-        <w:t xml:space="preserve"> ngày làm việc kể từ khi nhận thông báo để khắc phục. Gian lận, mã độc, rò rỉ dữ liệu, hành vi bị cấm hoặc nguy cơ thiệt hại nghiêm trọng có thể dẫn đến chấm dứt ngay.</w:t>
-      </w:r>
-    </w:p>
-    <w:p>
-      <w:pPr>
-        <w:spacing w:after="80" w:line="264" w:lineRule="auto"/>
-        <w:ind w:left="397" w:hanging="397"/>
-      </w:pPr>
-      <w:r>
-        <w:rPr>
-          <w:b/>
-        </w:rPr>
-        <w:t xml:space="preserve">13.5. </w:t>
-      </w:r>
-      <w:r>
-        <w:t>Khi có sự kiện bất khả kháng, Bên bị ảnh hưởng phải thông báo và Các Bên thương lư</w:t>
-      </w:r>
-      <w:r>
-        <w:t>ợng trong 07 ngày. Nếu không thể tiếp tục, phần đã nghiệm thu được thanh toán cho Bên B và phần chưa thực hiện được hoàn cho Bên A.</w:t>
-      </w:r>
-    </w:p>
-    <w:p>
-      <w:pPr>
-        <w:keepNext/>
-        <w:pBdr>
-          <w:bottom w:val="single" w:sz="8" w:space="3" w:color="F57C00"/>
-        </w:pBdr>
-        <w:spacing w:before="200" w:after="100"/>
-      </w:pPr>
-      <w:r>
-        <w:rPr>
-          <w:b/>
-          <w:color w:val="1F4E78"/>
-          <w:sz w:val="26"/>
-        </w:rPr>
-        <w:t>ĐIỀU 14. KHIẾU NẠI VÀ TRANH CHẤP</w:t>
-      </w:r>
-    </w:p>
-    <w:p>
-      <w:pPr>
-        <w:spacing w:after="80" w:line="264" w:lineRule="auto"/>
-        <w:ind w:left="397" w:hanging="397"/>
-      </w:pPr>
-      <w:r>
-        <w:rPr>
-          <w:b/>
-        </w:rPr>
-        <w:t xml:space="preserve">14.1. </w:t>
-      </w:r>
-      <w:r>
-        <w:t>Chỉ Bên A hoặc Bên B thuộc Hợp đồng được mở dispute sau khi Hợp đồng đã funding và cò</w:t>
-      </w:r>
-      <w:r>
-        <w:t>n khoản chưa release. Mỗi Hợp đồng chỉ có một dispute đang hoạt động.</w:t>
-      </w:r>
-    </w:p>
-    <w:p>
-      <w:pPr>
-        <w:spacing w:after="80" w:line="264" w:lineRule="auto"/>
-        <w:ind w:left="397" w:hanging="397"/>
-      </w:pPr>
-      <w:r>
-        <w:rPr>
-          <w:b/>
-        </w:rPr>
-        <w:t xml:space="preserve">14.2. </w:t>
-      </w:r>
-      <w:r>
-        <w:t>Dispute theo milestone chỉ đóng băng phần chưa release của milestone đó; dispute cấp Hợp đồng đóng băng toàn bộ phần chưa release của Hợp đồng.</w:t>
-      </w:r>
-    </w:p>
-    <w:p>
-      <w:pPr>
-        <w:spacing w:after="80" w:line="264" w:lineRule="auto"/>
-        <w:ind w:left="397" w:hanging="397"/>
-      </w:pPr>
-      <w:r>
-        <w:rPr>
-          <w:b/>
-        </w:rPr>
-        <w:t xml:space="preserve">14.3. </w:t>
-      </w:r>
-      <w:r>
-        <w:t>Các Bên phải cung cấp lý do, b</w:t>
-      </w:r>
-      <w:r>
-        <w:t>ằng chứng và được trao cơ hội phản hồi ngang nhau. Giới hạn tệp bằng chứng mục tiêu là 100 MB/tệp.</w:t>
-      </w:r>
-    </w:p>
-    <w:p>
-      <w:pPr>
-        <w:spacing w:after="80" w:line="264" w:lineRule="auto"/>
-        <w:ind w:left="397" w:hanging="397"/>
-      </w:pPr>
-      <w:r>
-        <w:rPr>
-          <w:b/>
-        </w:rPr>
-        <w:t xml:space="preserve">14.4. </w:t>
-      </w:r>
-      <w:r>
-        <w:t>GigBridge xác nhận tiếp nhận trong tối đa 03 ngày làm việc và đưa ra phương án có lý do trong tối đa 07 ngày làm việc sau khi nhận đủ hồ sơ.</w:t>
-      </w:r>
-    </w:p>
-    <w:p>
-      <w:pPr>
-        <w:spacing w:after="80" w:line="264" w:lineRule="auto"/>
-        <w:ind w:left="397" w:hanging="397"/>
-      </w:pPr>
-      <w:r>
-        <w:rPr>
-          <w:b/>
-        </w:rPr>
-        <w:t xml:space="preserve">14.5. </w:t>
-      </w:r>
-      <w:r>
-        <w:t xml:space="preserve">Kết </w:t>
-      </w:r>
-      <w:r>
-        <w:t>quả nội bộ có thể là ClientFavored, FreelancerFavored, Split hoặc Dismissed và chỉ điều chỉnh khoản chưa release trong phạm vi đồ án.</w:t>
-      </w:r>
-    </w:p>
-    <w:p>
-      <w:pPr>
-        <w:spacing w:after="80" w:line="264" w:lineRule="auto"/>
-        <w:ind w:left="397" w:hanging="397"/>
-      </w:pPr>
-      <w:r>
-        <w:rPr>
-          <w:b/>
-        </w:rPr>
-        <w:t xml:space="preserve">14.6. </w:t>
-      </w:r>
-      <w:r>
-        <w:t>Quyết định nội bộ của GigBridge không loại bỏ quyền thương lượng, hòa giải, trọng tài hoặc khởi kiện của Các Bên the</w:t>
-      </w:r>
-      <w:r>
-        <w:t>o pháp luật Việt Nam.</w:t>
-      </w:r>
-    </w:p>
-    <w:p>
-      <w:pPr>
-        <w:keepNext/>
-        <w:pBdr>
-          <w:bottom w:val="single" w:sz="8" w:space="3" w:color="F57C00"/>
-        </w:pBdr>
-        <w:spacing w:before="200" w:after="100"/>
-      </w:pPr>
-      <w:r>
-        <w:rPr>
-          <w:b/>
-          <w:color w:val="1F4E78"/>
-          <w:sz w:val="26"/>
-        </w:rPr>
-        <w:lastRenderedPageBreak/>
-        <w:t>ĐIỀU 15. TRÁCH NHIỆM VÀ GIỚI HẠN TRONG PHẠM VI ĐỒ ÁN</w:t>
-      </w:r>
-    </w:p>
-    <w:p>
-      <w:pPr>
-        <w:spacing w:after="80" w:line="264" w:lineRule="auto"/>
-        <w:ind w:left="397" w:hanging="397"/>
-      </w:pPr>
-      <w:r>
-        <w:rPr>
-          <w:b/>
-        </w:rPr>
-        <w:t xml:space="preserve">15.1. </w:t>
-      </w:r>
-      <w:r>
-        <w:t>Mỗi Bên chịu trách nhiệm đối với thiệt hại trực tiếp do hành vi vi phạm, gian lận, vi phạm bảo mật hoặc xâm phạm quyền sở hữu trí tuệ của mình gây ra.</w:t>
-      </w:r>
-    </w:p>
-    <w:p>
-      <w:pPr>
-        <w:spacing w:after="80" w:line="264" w:lineRule="auto"/>
-        <w:ind w:left="397" w:hanging="397"/>
-      </w:pPr>
-      <w:r>
-        <w:rPr>
-          <w:b/>
-        </w:rPr>
-        <w:t xml:space="preserve">15.2. </w:t>
-      </w:r>
-      <w:r>
-        <w:t>GigBridge không bả</w:t>
-      </w:r>
-      <w:r>
-        <w:t>o đảm Các Bên luôn đạt được thu nhập, kết quả kinh doanh hoặc kết quả AI chính xác; hệ thống thử nghiệm có thể gián đoạn, thay đổi hoặc đặt lại dữ liệu.</w:t>
-      </w:r>
-    </w:p>
-    <w:p>
-      <w:pPr>
-        <w:spacing w:after="80" w:line="264" w:lineRule="auto"/>
-        <w:ind w:left="397" w:hanging="397"/>
-      </w:pPr>
-      <w:r>
-        <w:rPr>
-          <w:b/>
-        </w:rPr>
-        <w:t xml:space="preserve">15.3. </w:t>
-      </w:r>
-      <w:r>
-        <w:t>Giới hạn trong Điều này không miễn trừ hành vi cố ý gây thiệt hại, sử dụng dữ liệu sai mục đích h</w:t>
-      </w:r>
-      <w:r>
-        <w:t>oặc che giấu sự cố đã biết.</w:t>
-      </w:r>
-    </w:p>
-    <w:p>
-      <w:pPr>
-        <w:keepNext/>
-        <w:pBdr>
-          <w:bottom w:val="single" w:sz="8" w:space="3" w:color="F57C00"/>
-        </w:pBdr>
-        <w:spacing w:before="200" w:after="100"/>
-      </w:pPr>
-      <w:r>
-        <w:rPr>
-          <w:b/>
-          <w:color w:val="1F4E78"/>
-          <w:sz w:val="26"/>
-        </w:rPr>
         <w:t>ĐIỀU 16. XÁC NHẬN ĐIỆN TỬ VÀ GIÁ TRỊ BẰNG CHỨNG</w:t>
       </w:r>
     </w:p>
@@ -2509,10 +2311,7 @@
         <w:t xml:space="preserve">16.2. </w:t>
       </w:r>
       <w:r>
-        <w:t>Việc bấm nút đồng ý, OTP, hình vẽ chữ ký hoặc phương thức được hệ thống hỗ trợ đượ</w:t>
-      </w:r>
-      <w:r>
-        <w:t>c sử dụng để ghi nhận ý chí giao kết điện tử; không mặc nhiên được gọi là chữ ký số hoặc chữ ký điện tử an toàn được chứng nhận.</w:t>
+        <w:t>Việc bấm nút đồng ý, OTP, hình vẽ chữ ký hoặc phương thức được hệ thống hỗ trợ được sử dụng để ghi nhận ý chí giao kết điện tử; không mặc nhiên được gọi là chữ ký số hoặc chữ ký điện tử an toàn được chứng nhận.</w:t>
       </w:r>
     </w:p>
     <w:p>
@@ -2527,10 +2326,7 @@
         <w:t xml:space="preserve">16.3. </w:t>
       </w:r>
       <w:r>
-        <w:t xml:space="preserve">Hệ thống lưu tối thiểu: người xác nhận, phiên bản tài liệu, hash, thời gian, IP, User-Agent và phương thức xác nhận. Tài </w:t>
-      </w:r>
-      <w:r>
-        <w:t>liệu đã ký không thay đổi khi mẫu hợp đồng được cập nhật.</w:t>
+        <w:t>Hệ thống lưu tối thiểu: người xác nhận, phiên bản tài liệu, hash, thời gian, IP, User-Agent và phương thức xác nhận. Tài liệu đã ký không thay đổi khi mẫu hợp đồng được cập nhật.</w:t>
       </w:r>
     </w:p>
     <w:p>
@@ -2577,10 +2373,7 @@
         <w:t xml:space="preserve">17.1. </w:t>
       </w:r>
       <w:r>
-        <w:t>Hợp đồng được giải thích theo pháp luật Việt Nam. C</w:t>
-      </w:r>
-      <w:r>
-        <w:t>ác vấn đề chưa quy định được áp dụng theo chính sách GigBridge và quy định pháp luật hiện hành.</w:t>
+        <w:t>Hợp đồng được giải thích theo pháp luật Việt Nam. Các vấn đề chưa quy định được áp dụng theo chính sách GigBridge và quy định pháp luật hiện hành.</w:t>
       </w:r>
     </w:p>
     <w:p>
@@ -2610,10 +2403,7 @@
         <w:t xml:space="preserve">17.3. </w:t>
       </w:r>
       <w:r>
-        <w:t>Một Bên không được</w:t>
-      </w:r>
-      <w:r>
-        <w:t xml:space="preserve"> chuyển giao toàn bộ quyền và nghĩa vụ theo Hợp đồng cho bên thứ ba nếu chưa có xác nhận của Bên còn lại, trừ trường hợp pháp luật cho phép.</w:t>
+        <w:t>Một Bên không được chuyển giao toàn bộ quyền và nghĩa vụ theo Hợp đồng cho bên thứ ba nếu chưa có xác nhận của Bên còn lại, trừ trường hợp pháp luật cho phép.</w:t>
       </w:r>
     </w:p>
     <w:p>
@@ -2628,10 +2418,7 @@
         <w:t xml:space="preserve">17.4. </w:t>
       </w:r>
       <w:r>
-        <w:t>Thông báo liên quan đến thực hiện, revision, thay đổi, vi phạm và dispute phải được gửi qua chức năng được Gi</w:t>
-      </w:r>
-      <w:r>
-        <w:t>gBridge ghi nhận hoặc kênh được Các Bên thống nhất trong Hợp đồng.</w:t>
+        <w:t>Thông báo liên quan đến thực hiện, revision, thay đổi, vi phạm và dispute phải được gửi qua chức năng được GigBridge ghi nhận hoặc kênh được Các Bên thống nhất trong Hợp đồng.</w:t>
       </w:r>
     </w:p>
     <w:p>
@@ -2646,10 +2433,7 @@
         <w:t xml:space="preserve">17.5. </w:t>
       </w:r>
       <w:r>
-        <w:t>Hợp đồng có hiệu lực từ {{EffectiveAt}} sau khi hoàn tất điều kiện xác nhận của hai Bên. Hợp đồng gồm phần nội dung chính và các Phụ lục A, B, C; Phụ lục D chỉ phục vụ tích hợp kỹ thu</w:t>
-      </w:r>
-      <w:r>
-        <w:t>ật và không xuất hiện trong bản ký cuối cùng.</w:t>
+        <w:t>Hợp đồng có hiệu lực từ {{EffectiveAt}} sau khi hoàn tất điều kiện xác nhận của hai Bên. Hợp đồng gồm phần nội dung chính và các Phụ lục A, B, C; Phụ lục D chỉ phục vụ tích hợp kỹ thuật và không xuất hiện trong bản ký cuối cùng.</w:t>
       </w:r>
     </w:p>
     <w:p>
@@ -2714,15 +2498,7 @@
                 <w:color w:val="1F4E78"/>
                 <w:sz w:val="21"/>
               </w:rPr>
-              <w:t xml:space="preserve">ĐẠI </w:t>
-            </w:r>
-            <w:r>
-              <w:rPr>
-                <w:b/>
-                <w:color w:val="1F4E78"/>
-                <w:sz w:val="21"/>
-              </w:rPr>
-              <w:t>DIỆN CLIENT / CHỦ DỰ ÁN</w:t>
+              <w:t>ĐẠI DIỆN CLIENT / CHỦ DỰ ÁN</w:t>
             </w:r>
           </w:p>
           <w:p>
@@ -2859,15 +2635,7 @@
                 <w:color w:val="777777"/>
                 <w:sz w:val="20"/>
               </w:rPr>
-              <w:t>{{FreelancerSignat</w:t>
-            </w:r>
-            <w:r>
-              <w:rPr>
-                <w:i/>
-                <w:color w:val="777777"/>
-                <w:sz w:val="20"/>
-              </w:rPr>
-              <w:t>ureImage}}</w:t>
+              <w:t>{{FreelancerSignatureImage}}</w:t>
             </w:r>
           </w:p>
           <w:p>
@@ -2952,15 +2720,7 @@
               <w:rPr>
                 <w:sz w:val="17"/>
               </w:rPr>
-              <w:t>{{FreelancerUs</w:t>
-            </w:r>
-            <w:bookmarkStart w:id="0" w:name="_GoBack"/>
-            <w:bookmarkEnd w:id="0"/>
-            <w:r>
-              <w:rPr>
-                <w:sz w:val="17"/>
-              </w:rPr>
-              <w:t>erAgent}}</w:t>
+              <w:t>{{FreelancerUserAgent}}</w:t>
             </w:r>
           </w:p>
         </w:tc>
@@ -3045,7 +2805,7 @@
           </w:tcPr>
           <w:p>
             <w:pPr>
-              <w:spacing w:after="0" w:line="240" w:lineRule="auto"/>
+              <w:spacing w:after="0"/>
               <w:jc w:val="center"/>
             </w:pPr>
             <w:r>
@@ -3072,7 +2832,7 @@
           </w:tcPr>
           <w:p>
             <w:pPr>
-              <w:spacing w:after="0" w:line="240" w:lineRule="auto"/>
+              <w:spacing w:after="0"/>
               <w:jc w:val="center"/>
             </w:pPr>
             <w:r>
@@ -3099,7 +2859,7 @@
           </w:tcPr>
           <w:p>
             <w:pPr>
-              <w:spacing w:after="0" w:line="240" w:lineRule="auto"/>
+              <w:spacing w:after="0"/>
               <w:jc w:val="center"/>
             </w:pPr>
             <w:r>
@@ -3108,15 +2868,7 @@
                 <w:color w:val="FFFFFF"/>
                 <w:sz w:val="18"/>
               </w:rPr>
-              <w:t>Deliverable &amp;</w:t>
-            </w:r>
-            <w:r>
-              <w:rPr>
-                <w:b/>
-                <w:color w:val="FFFFFF"/>
-                <w:sz w:val="18"/>
-              </w:rPr>
-              <w:t xml:space="preserve"> Tiêu chí nghiệm thu</w:t>
+              <w:t>Deliverable &amp; Tiêu chí nghiệm thu</w:t>
             </w:r>
           </w:p>
         </w:tc>
@@ -3134,7 +2886,7 @@
           </w:tcPr>
           <w:p>
             <w:pPr>
-              <w:spacing w:after="0" w:line="240" w:lineRule="auto"/>
+              <w:spacing w:after="0"/>
               <w:jc w:val="center"/>
             </w:pPr>
             <w:r>
@@ -3161,7 +2913,7 @@
           </w:tcPr>
           <w:p>
             <w:pPr>
-              <w:spacing w:after="0" w:line="240" w:lineRule="auto"/>
+              <w:spacing w:after="0"/>
               <w:jc w:val="center"/>
             </w:pPr>
             <w:r>
@@ -3188,7 +2940,7 @@
           </w:tcPr>
           <w:p>
             <w:pPr>
-              <w:spacing w:after="0" w:line="240" w:lineRule="auto"/>
+              <w:spacing w:after="0"/>
               <w:jc w:val="center"/>
             </w:pPr>
             <w:r>
@@ -3215,7 +2967,7 @@
           </w:tcPr>
           <w:p>
             <w:pPr>
-              <w:spacing w:after="0" w:line="240" w:lineRule="auto"/>
+              <w:spacing w:after="0"/>
               <w:jc w:val="center"/>
             </w:pPr>
             <w:r>
@@ -3247,7 +2999,7 @@
           </w:tcPr>
           <w:p>
             <w:pPr>
-              <w:spacing w:after="0" w:line="240" w:lineRule="auto"/>
+              <w:spacing w:after="0"/>
               <w:jc w:val="center"/>
             </w:pPr>
             <w:r>
@@ -3271,7 +3023,7 @@
           </w:tcPr>
           <w:p>
             <w:pPr>
-              <w:spacing w:after="0" w:line="240" w:lineRule="auto"/>
+              <w:spacing w:after="0"/>
             </w:pPr>
             <w:r>
               <w:rPr>
@@ -3301,7 +3053,7 @@
           </w:tcPr>
           <w:p>
             <w:pPr>
-              <w:spacing w:after="0" w:line="240" w:lineRule="auto"/>
+              <w:spacing w:after="0"/>
             </w:pPr>
             <w:r>
               <w:rPr>
@@ -3331,7 +3083,7 @@
           </w:tcPr>
           <w:p>
             <w:pPr>
-              <w:spacing w:after="0" w:line="240" w:lineRule="auto"/>
+              <w:spacing w:after="0"/>
               <w:jc w:val="center"/>
             </w:pPr>
             <w:r>
@@ -3345,13 +3097,7 @@
                 <w:sz w:val="17"/>
               </w:rPr>
               <w:br/>
-              <w:t>→ {{M</w:t>
-            </w:r>
-            <w:r>
-              <w:rPr>
-                <w:sz w:val="17"/>
-              </w:rPr>
-              <w:t>ilestoneDueDate}}</w:t>
+              <w:t>→ {{MilestoneDueDate}}</w:t>
             </w:r>
           </w:p>
         </w:tc>
@@ -3368,7 +3114,7 @@
           </w:tcPr>
           <w:p>
             <w:pPr>
-              <w:spacing w:after="0" w:line="240" w:lineRule="auto"/>
+              <w:spacing w:after="0"/>
               <w:jc w:val="center"/>
             </w:pPr>
             <w:r>
@@ -3392,7 +3138,7 @@
           </w:tcPr>
           <w:p>
             <w:pPr>
-              <w:spacing w:after="0" w:line="240" w:lineRule="auto"/>
+              <w:spacing w:after="0"/>
               <w:jc w:val="center"/>
             </w:pPr>
             <w:r>
@@ -3416,7 +3162,7 @@
           </w:tcPr>
           <w:p>
             <w:pPr>
-              <w:spacing w:after="0" w:line="240" w:lineRule="auto"/>
+              <w:spacing w:after="0"/>
               <w:jc w:val="center"/>
             </w:pPr>
             <w:r>
@@ -3465,7 +3211,7 @@
           </w:tcPr>
           <w:p>
             <w:pPr>
-              <w:spacing w:after="0" w:line="240" w:lineRule="auto"/>
+              <w:spacing w:after="0"/>
             </w:pPr>
             <w:r>
               <w:rPr>
@@ -3489,7 +3235,7 @@
           </w:tcPr>
           <w:p>
             <w:pPr>
-              <w:spacing w:after="0" w:line="240" w:lineRule="auto"/>
+              <w:spacing w:after="0"/>
               <w:jc w:val="right"/>
             </w:pPr>
             <w:r>
@@ -3512,7 +3258,7 @@
           </w:tcPr>
           <w:p>
             <w:pPr>
-              <w:spacing w:after="0" w:line="240" w:lineRule="auto"/>
+              <w:spacing w:after="0"/>
               <w:jc w:val="right"/>
             </w:pPr>
             <w:r>
@@ -3541,7 +3287,7 @@
           </w:tcPr>
           <w:p>
             <w:pPr>
-              <w:spacing w:after="0" w:line="240" w:lineRule="auto"/>
+              <w:spacing w:after="0"/>
             </w:pPr>
             <w:r>
               <w:rPr>
@@ -3565,7 +3311,7 @@
           </w:tcPr>
           <w:p>
             <w:pPr>
-              <w:spacing w:after="0" w:line="240" w:lineRule="auto"/>
+              <w:spacing w:after="0"/>
               <w:jc w:val="right"/>
             </w:pPr>
             <w:r>
@@ -3588,7 +3334,7 @@
           </w:tcPr>
           <w:p>
             <w:pPr>
-              <w:spacing w:after="0" w:line="240" w:lineRule="auto"/>
+              <w:spacing w:after="0"/>
               <w:jc w:val="right"/>
             </w:pPr>
             <w:r>
@@ -3617,7 +3363,7 @@
           </w:tcPr>
           <w:p>
             <w:pPr>
-              <w:spacing w:after="0" w:line="240" w:lineRule="auto"/>
+              <w:spacing w:after="0"/>
             </w:pPr>
             <w:r>
               <w:rPr>
@@ -3641,7 +3387,7 @@
           </w:tcPr>
           <w:p>
             <w:pPr>
-              <w:spacing w:after="0" w:line="240" w:lineRule="auto"/>
+              <w:spacing w:after="0"/>
               <w:jc w:val="right"/>
             </w:pPr>
             <w:r>
@@ -3664,7 +3410,7 @@
           </w:tcPr>
           <w:p>
             <w:pPr>
-              <w:spacing w:after="0" w:line="240" w:lineRule="auto"/>
+              <w:spacing w:after="0"/>
               <w:jc w:val="right"/>
             </w:pPr>
             <w:r>
@@ -3693,7 +3439,7 @@
           </w:tcPr>
           <w:p>
             <w:pPr>
-              <w:spacing w:after="0" w:line="240" w:lineRule="auto"/>
+              <w:spacing w:after="0"/>
             </w:pPr>
             <w:r>
               <w:rPr>
@@ -3717,7 +3463,7 @@
           </w:tcPr>
           <w:p>
             <w:pPr>
-              <w:spacing w:after="0" w:line="240" w:lineRule="auto"/>
+              <w:spacing w:after="0"/>
               <w:jc w:val="right"/>
             </w:pPr>
             <w:r>
@@ -3740,7 +3486,7 @@
           </w:tcPr>
           <w:p>
             <w:pPr>
-              <w:spacing w:after="0" w:line="240" w:lineRule="auto"/>
+              <w:spacing w:after="0"/>
               <w:jc w:val="right"/>
             </w:pPr>
             <w:r>
@@ -3769,7 +3515,7 @@
           </w:tcPr>
           <w:p>
             <w:pPr>
-              <w:spacing w:after="0" w:line="240" w:lineRule="auto"/>
+              <w:spacing w:after="0"/>
             </w:pPr>
             <w:r>
               <w:rPr>
@@ -3793,7 +3539,7 @@
           </w:tcPr>
           <w:p>
             <w:pPr>
-              <w:spacing w:after="0" w:line="240" w:lineRule="auto"/>
+              <w:spacing w:after="0"/>
               <w:jc w:val="right"/>
             </w:pPr>
             <w:r>
@@ -3816,7 +3562,7 @@
           </w:tcPr>
           <w:p>
             <w:pPr>
-              <w:spacing w:after="0" w:line="240" w:lineRule="auto"/>
+              <w:spacing w:after="0"/>
               <w:jc w:val="right"/>
             </w:pPr>
             <w:r>
@@ -3858,15 +3604,7 @@
           <w:sz w:val="26"/>
         </w:rPr>
         <w:lastRenderedPageBreak/>
-        <w:t xml:space="preserve">PHỤ LỤC B – YÊU CẦU BÀN GIAO, SỞ HỮU TRÍ TUỆ VÀ BẢO </w:t>
-      </w:r>
-      <w:r>
-        <w:rPr>
-          <w:b/>
-          <w:color w:val="1F4E78"/>
-          <w:sz w:val="26"/>
-        </w:rPr>
-        <w:t>MẬT</w:t>
+        <w:t>PHỤ LỤC B – YÊU CẦU BÀN GIAO, SỞ HỮU TRÍ TUỆ VÀ BẢO MẬT</w:t>
       </w:r>
     </w:p>
     <w:tbl>
@@ -4183,15 +3921,7 @@
                 <w:color w:val="1F4E78"/>
                 <w:sz w:val="21"/>
               </w:rPr>
-              <w:t xml:space="preserve">Thành phần </w:t>
-            </w:r>
-            <w:r>
-              <w:rPr>
-                <w:b/>
-                <w:color w:val="1F4E78"/>
-                <w:sz w:val="21"/>
-              </w:rPr>
-              <w:t>mã nguồn mở</w:t>
+              <w:t>Thành phần mã nguồn mở</w:t>
             </w:r>
           </w:p>
         </w:tc>
@@ -4466,15 +4196,7 @@
                 <w:color w:val="1F4E78"/>
                 <w:sz w:val="21"/>
               </w:rPr>
-              <w:t xml:space="preserve">Thời </w:t>
-            </w:r>
-            <w:r>
-              <w:rPr>
-                <w:b/>
-                <w:color w:val="1F4E78"/>
-                <w:sz w:val="21"/>
-              </w:rPr>
-              <w:t>hạn bảo mật bổ sung</w:t>
+              <w:t>Thời hạn bảo mật bổ sung</w:t>
             </w:r>
           </w:p>
         </w:tc>
@@ -4543,15 +4265,7 @@
           <w:color w:val="666666"/>
           <w:sz w:val="19"/>
         </w:rPr>
-        <w:t xml:space="preserve">Phụ lục này do hệ thống tạo sau khi cả hai Bên hoàn tất xác nhận. Dữ liệu phải được lưu cùng bản hợp đồng bất </w:t>
-      </w:r>
-      <w:r>
-        <w:rPr>
-          <w:i/>
-          <w:color w:val="666666"/>
-          <w:sz w:val="19"/>
-        </w:rPr>
-        <w:t>biến và có thể tải xuống.</w:t>
+        <w:t>Phụ lục này do hệ thống tạo sau khi cả hai Bên hoàn tất xác nhận. Dữ liệu phải được lưu cùng bản hợp đồng bất biến và có thể tải xuống.</w:t>
       </w:r>
     </w:p>
     <w:tbl>
@@ -4579,7 +4293,7 @@
           </w:tcPr>
           <w:p>
             <w:pPr>
-              <w:spacing w:after="0" w:line="240" w:lineRule="auto"/>
+              <w:spacing w:after="0"/>
               <w:jc w:val="center"/>
             </w:pPr>
             <w:r>
@@ -4599,7 +4313,7 @@
           </w:tcPr>
           <w:p>
             <w:pPr>
-              <w:spacing w:after="0" w:line="240" w:lineRule="auto"/>
+              <w:spacing w:after="0"/>
               <w:jc w:val="center"/>
             </w:pPr>
             <w:r>
@@ -4619,7 +4333,7 @@
           </w:tcPr>
           <w:p>
             <w:pPr>
-              <w:spacing w:after="0" w:line="240" w:lineRule="auto"/>
+              <w:spacing w:after="0"/>
               <w:jc w:val="center"/>
             </w:pPr>
             <w:r>
@@ -4651,7 +4365,7 @@
           </w:tcPr>
           <w:p>
             <w:pPr>
-              <w:spacing w:after="0" w:line="240" w:lineRule="auto"/>
+              <w:spacing w:after="0"/>
             </w:pPr>
             <w:r>
               <w:rPr>
@@ -4659,7 +4373,7 @@
                 <w:color w:val="1F4E78"/>
                 <w:sz w:val="18"/>
               </w:rPr>
-              <w:t>User ID</w:t>
+              <w:t>Họ tên</w:t>
             </w:r>
           </w:p>
         </w:tc>
@@ -4675,13 +4389,13 @@
           </w:tcPr>
           <w:p>
             <w:pPr>
-              <w:spacing w:after="0" w:line="240" w:lineRule="auto"/>
+              <w:spacing w:after="0"/>
             </w:pPr>
             <w:r>
               <w:rPr>
                 <w:sz w:val="18"/>
               </w:rPr>
-              <w:t>{{ClientUserId}}</w:t>
+              <w:t>{{ClientFullName}}</w:t>
             </w:r>
           </w:p>
         </w:tc>
@@ -4697,13 +4411,13 @@
           </w:tcPr>
           <w:p>
             <w:pPr>
-              <w:spacing w:after="0" w:line="240" w:lineRule="auto"/>
+              <w:spacing w:after="0"/>
             </w:pPr>
             <w:r>
               <w:rPr>
                 <w:sz w:val="18"/>
               </w:rPr>
-              <w:t>{{FreelancerUserId}}</w:t>
+              <w:t>{{FreelancerFullName}}</w:t>
             </w:r>
           </w:p>
         </w:tc>
@@ -4726,7 +4440,7 @@
           </w:tcPr>
           <w:p>
             <w:pPr>
-              <w:spacing w:after="0" w:line="240" w:lineRule="auto"/>
+              <w:spacing w:after="0"/>
             </w:pPr>
             <w:r>
               <w:rPr>
@@ -4734,7 +4448,7 @@
                 <w:color w:val="1F4E78"/>
                 <w:sz w:val="18"/>
               </w:rPr>
-              <w:t>Họ tên</w:t>
+              <w:t>Trạng thái xác nhận</w:t>
             </w:r>
           </w:p>
         </w:tc>
@@ -4750,13 +4464,13 @@
           </w:tcPr>
           <w:p>
             <w:pPr>
-              <w:spacing w:after="0" w:line="240" w:lineRule="auto"/>
+              <w:spacing w:after="0"/>
             </w:pPr>
             <w:r>
               <w:rPr>
                 <w:sz w:val="18"/>
               </w:rPr>
-              <w:t>{{ClientFullName}}</w:t>
+              <w:t>{{ClientSignStatus}}</w:t>
             </w:r>
           </w:p>
         </w:tc>
@@ -4772,13 +4486,13 @@
           </w:tcPr>
           <w:p>
             <w:pPr>
-              <w:spacing w:after="0" w:line="240" w:lineRule="auto"/>
+              <w:spacing w:after="0"/>
             </w:pPr>
             <w:r>
               <w:rPr>
                 <w:sz w:val="18"/>
               </w:rPr>
-              <w:t>{{FreelancerFullName}}</w:t>
+              <w:t>{{FreelancerSignStatus}}</w:t>
             </w:r>
           </w:p>
         </w:tc>
@@ -4801,7 +4515,7 @@
           </w:tcPr>
           <w:p>
             <w:pPr>
-              <w:spacing w:after="0" w:line="240" w:lineRule="auto"/>
+              <w:spacing w:after="0"/>
             </w:pPr>
             <w:r>
               <w:rPr>
@@ -4809,7 +4523,7 @@
                 <w:color w:val="1F4E78"/>
                 <w:sz w:val="18"/>
               </w:rPr>
-              <w:t>Trạng thái xác nhận</w:t>
+              <w:t>Thời điểm xác nhận</w:t>
             </w:r>
           </w:p>
         </w:tc>
@@ -4825,13 +4539,13 @@
           </w:tcPr>
           <w:p>
             <w:pPr>
-              <w:spacing w:after="0" w:line="240" w:lineRule="auto"/>
+              <w:spacing w:after="0"/>
             </w:pPr>
             <w:r>
               <w:rPr>
                 <w:sz w:val="18"/>
               </w:rPr>
-              <w:t>{{ClientSignStatus}}</w:t>
+              <w:t>{{ClientSignedAt}}</w:t>
             </w:r>
           </w:p>
         </w:tc>
@@ -4847,13 +4561,13 @@
           </w:tcPr>
           <w:p>
             <w:pPr>
-              <w:spacing w:after="0" w:line="240" w:lineRule="auto"/>
+              <w:spacing w:after="0"/>
             </w:pPr>
             <w:r>
               <w:rPr>
                 <w:sz w:val="18"/>
               </w:rPr>
-              <w:t>{{FreelancerSignStatus}}</w:t>
+              <w:t>{{FreelancerSignedAt}}</w:t>
             </w:r>
           </w:p>
         </w:tc>
@@ -4876,7 +4590,7 @@
           </w:tcPr>
           <w:p>
             <w:pPr>
-              <w:spacing w:after="0" w:line="240" w:lineRule="auto"/>
+              <w:spacing w:after="0"/>
             </w:pPr>
             <w:r>
               <w:rPr>
@@ -4884,7 +4598,7 @@
                 <w:color w:val="1F4E78"/>
                 <w:sz w:val="18"/>
               </w:rPr>
-              <w:t>Thời điểm xác nhận</w:t>
+              <w:t>Phương thức</w:t>
             </w:r>
           </w:p>
         </w:tc>
@@ -4900,13 +4614,13 @@
           </w:tcPr>
           <w:p>
             <w:pPr>
-              <w:spacing w:after="0" w:line="240" w:lineRule="auto"/>
+              <w:spacing w:after="0"/>
             </w:pPr>
             <w:r>
               <w:rPr>
                 <w:sz w:val="18"/>
               </w:rPr>
-              <w:t>{{ClientSignedAt}}</w:t>
+              <w:t>{{ClientSignMethod}}</w:t>
             </w:r>
           </w:p>
         </w:tc>
@@ -4922,13 +4636,13 @@
           </w:tcPr>
           <w:p>
             <w:pPr>
-              <w:spacing w:after="0" w:line="240" w:lineRule="auto"/>
+              <w:spacing w:after="0"/>
             </w:pPr>
             <w:r>
               <w:rPr>
                 <w:sz w:val="18"/>
               </w:rPr>
-              <w:t>{{FreelancerSignedAt}}</w:t>
+              <w:t>{{FreelancerSignMethod}}</w:t>
             </w:r>
           </w:p>
         </w:tc>
@@ -4951,7 +4665,7 @@
           </w:tcPr>
           <w:p>
             <w:pPr>
-              <w:spacing w:after="0" w:line="240" w:lineRule="auto"/>
+              <w:spacing w:after="0"/>
             </w:pPr>
             <w:r>
               <w:rPr>
@@ -4959,7 +4673,7 @@
                 <w:color w:val="1F4E78"/>
                 <w:sz w:val="18"/>
               </w:rPr>
-              <w:t>Phương thức</w:t>
+              <w:t>User-Agent</w:t>
             </w:r>
           </w:p>
         </w:tc>
@@ -4975,13 +4689,13 @@
           </w:tcPr>
           <w:p>
             <w:pPr>
-              <w:spacing w:after="0" w:line="240" w:lineRule="auto"/>
+              <w:spacing w:after="0"/>
             </w:pPr>
             <w:r>
               <w:rPr>
                 <w:sz w:val="18"/>
               </w:rPr>
-              <w:t>{{ClientSignMethod}}</w:t>
+              <w:t>{{ClientUserAgent}}</w:t>
             </w:r>
           </w:p>
         </w:tc>
@@ -4997,13 +4711,13 @@
           </w:tcPr>
           <w:p>
             <w:pPr>
-              <w:spacing w:after="0" w:line="240" w:lineRule="auto"/>
+              <w:spacing w:after="0"/>
             </w:pPr>
             <w:r>
               <w:rPr>
                 <w:sz w:val="18"/>
               </w:rPr>
-              <w:t>{{FreelancerSignMethod}}</w:t>
+              <w:t>{{FreelancerUserAgent}}</w:t>
             </w:r>
           </w:p>
         </w:tc>
@@ -5026,7 +4740,7 @@
           </w:tcPr>
           <w:p>
             <w:pPr>
-              <w:spacing w:after="0" w:line="240" w:lineRule="auto"/>
+              <w:spacing w:after="0"/>
             </w:pPr>
             <w:r>
               <w:rPr>
@@ -5034,7 +4748,7 @@
                 <w:color w:val="1F4E78"/>
                 <w:sz w:val="18"/>
               </w:rPr>
-              <w:t>User-Agent</w:t>
+              <w:t>Consent text version</w:t>
             </w:r>
           </w:p>
         </w:tc>
@@ -5050,13 +4764,13 @@
           </w:tcPr>
           <w:p>
             <w:pPr>
-              <w:spacing w:after="0" w:line="240" w:lineRule="auto"/>
+              <w:spacing w:after="0"/>
             </w:pPr>
             <w:r>
               <w:rPr>
                 <w:sz w:val="18"/>
               </w:rPr>
-              <w:t>{{ClientUserAgent}}</w:t>
+              <w:t>{{ClientConsentVersion}}</w:t>
             </w:r>
           </w:p>
         </w:tc>
@@ -5072,82 +4786,7 @@
           </w:tcPr>
           <w:p>
             <w:pPr>
-              <w:spacing w:after="0" w:line="240" w:lineRule="auto"/>
-            </w:pPr>
-            <w:r>
-              <w:rPr>
-                <w:sz w:val="18"/>
-              </w:rPr>
-              <w:t>{{FreelancerUserAgent}}</w:t>
-            </w:r>
-          </w:p>
-        </w:tc>
-      </w:tr>
-      <w:tr>
-        <w:trPr>
-          <w:cantSplit/>
-          <w:jc w:val="center"/>
-        </w:trPr>
-        <w:tc>
-          <w:tcPr>
-            <w:tcW w:w="2835" w:type="dxa"/>
-            <w:shd w:val="clear" w:color="auto" w:fill="D9EAF7"/>
-            <w:tcMar>
-              <w:top w:w="80" w:type="dxa"/>
-              <w:left w:w="90" w:type="dxa"/>
-              <w:bottom w:w="80" w:type="dxa"/>
-              <w:right w:w="90" w:type="dxa"/>
-            </w:tcMar>
-          </w:tcPr>
-          <w:p>
-            <w:pPr>
-              <w:spacing w:after="0" w:line="240" w:lineRule="auto"/>
-            </w:pPr>
-            <w:r>
-              <w:rPr>
-                <w:b/>
-                <w:color w:val="1F4E78"/>
-                <w:sz w:val="18"/>
-              </w:rPr>
-              <w:t>Consent text version</w:t>
-            </w:r>
-          </w:p>
-        </w:tc>
-        <w:tc>
-          <w:tcPr>
-            <w:tcW w:w="3118" w:type="dxa"/>
-            <w:tcMar>
-              <w:top w:w="80" w:type="dxa"/>
-              <w:left w:w="90" w:type="dxa"/>
-              <w:bottom w:w="80" w:type="dxa"/>
-              <w:right w:w="90" w:type="dxa"/>
-            </w:tcMar>
-          </w:tcPr>
-          <w:p>
-            <w:pPr>
-              <w:spacing w:after="0" w:line="240" w:lineRule="auto"/>
-            </w:pPr>
-            <w:r>
-              <w:rPr>
-                <w:sz w:val="18"/>
-              </w:rPr>
-              <w:t>{{ClientConsentVersion}}</w:t>
-            </w:r>
-          </w:p>
-        </w:tc>
-        <w:tc>
-          <w:tcPr>
-            <w:tcW w:w="3118" w:type="dxa"/>
-            <w:tcMar>
-              <w:top w:w="80" w:type="dxa"/>
-              <w:left w:w="90" w:type="dxa"/>
-              <w:bottom w:w="80" w:type="dxa"/>
-              <w:right w:w="90" w:type="dxa"/>
-            </w:tcMar>
-          </w:tcPr>
-          <w:p>
-            <w:pPr>
-              <w:spacing w:after="0" w:line="240" w:lineRule="auto"/>
+              <w:spacing w:after="0"/>
             </w:pPr>
             <w:r>
               <w:rPr>
@@ -5204,7 +4843,7 @@
                 <w:color w:val="1F4E78"/>
                 <w:sz w:val="21"/>
               </w:rPr>
-              <w:t>Document ID</w:t>
+              <w:t>Template Version</w:t>
             </w:r>
           </w:p>
         </w:tc>
@@ -5227,7 +4866,7 @@
               <w:rPr>
                 <w:sz w:val="21"/>
               </w:rPr>
-              <w:t>{{DocumentId}}</w:t>
+              <w:t>{{TemplateVersion}}</w:t>
             </w:r>
           </w:p>
         </w:tc>
@@ -5259,7 +4898,7 @@
                 <w:color w:val="1F4E78"/>
                 <w:sz w:val="21"/>
               </w:rPr>
-              <w:t>Contract ID</w:t>
+              <w:t>Policy Version</w:t>
             </w:r>
           </w:p>
         </w:tc>
@@ -5282,7 +4921,7 @@
               <w:rPr>
                 <w:sz w:val="21"/>
               </w:rPr>
-              <w:t>{{ContractId}}</w:t>
+              <w:t>{{PolicyVersion}}</w:t>
             </w:r>
           </w:p>
         </w:tc>
@@ -5314,7 +4953,7 @@
                 <w:color w:val="1F4E78"/>
                 <w:sz w:val="21"/>
               </w:rPr>
-              <w:t>Template Version</w:t>
+              <w:t>Generated At</w:t>
             </w:r>
           </w:p>
         </w:tc>
@@ -5337,116 +4976,6 @@
               <w:rPr>
                 <w:sz w:val="21"/>
               </w:rPr>
-              <w:t>{{TemplateVersion}}</w:t>
-            </w:r>
-          </w:p>
-        </w:tc>
-      </w:tr>
-      <w:tr>
-        <w:trPr>
-          <w:cantSplit/>
-          <w:jc w:val="center"/>
-        </w:trPr>
-        <w:tc>
-          <w:tcPr>
-            <w:tcW w:w="2381" w:type="dxa"/>
-            <w:shd w:val="clear" w:color="auto" w:fill="D9EAF7"/>
-            <w:tcMar>
-              <w:top w:w="80" w:type="dxa"/>
-              <w:left w:w="100" w:type="dxa"/>
-              <w:bottom w:w="80" w:type="dxa"/>
-              <w:right w:w="100" w:type="dxa"/>
-            </w:tcMar>
-            <w:vAlign w:val="center"/>
-          </w:tcPr>
-          <w:p>
-            <w:pPr>
-              <w:spacing w:after="0"/>
-            </w:pPr>
-            <w:r>
-              <w:rPr>
-                <w:b/>
-                <w:color w:val="1F4E78"/>
-                <w:sz w:val="21"/>
-              </w:rPr>
-              <w:t>Policy Version</w:t>
-            </w:r>
-          </w:p>
-        </w:tc>
-        <w:tc>
-          <w:tcPr>
-            <w:tcW w:w="6350" w:type="dxa"/>
-            <w:tcMar>
-              <w:top w:w="80" w:type="dxa"/>
-              <w:left w:w="100" w:type="dxa"/>
-              <w:bottom w:w="80" w:type="dxa"/>
-              <w:right w:w="100" w:type="dxa"/>
-            </w:tcMar>
-            <w:vAlign w:val="center"/>
-          </w:tcPr>
-          <w:p>
-            <w:pPr>
-              <w:spacing w:after="0"/>
-            </w:pPr>
-            <w:r>
-              <w:rPr>
-                <w:sz w:val="21"/>
-              </w:rPr>
-              <w:t>{{PolicyVersion}}</w:t>
-            </w:r>
-          </w:p>
-        </w:tc>
-      </w:tr>
-      <w:tr>
-        <w:trPr>
-          <w:cantSplit/>
-          <w:jc w:val="center"/>
-        </w:trPr>
-        <w:tc>
-          <w:tcPr>
-            <w:tcW w:w="2381" w:type="dxa"/>
-            <w:shd w:val="clear" w:color="auto" w:fill="D9EAF7"/>
-            <w:tcMar>
-              <w:top w:w="80" w:type="dxa"/>
-              <w:left w:w="100" w:type="dxa"/>
-              <w:bottom w:w="80" w:type="dxa"/>
-              <w:right w:w="100" w:type="dxa"/>
-            </w:tcMar>
-            <w:vAlign w:val="center"/>
-          </w:tcPr>
-          <w:p>
-            <w:pPr>
-              <w:spacing w:after="0"/>
-            </w:pPr>
-            <w:r>
-              <w:rPr>
-                <w:b/>
-                <w:color w:val="1F4E78"/>
-                <w:sz w:val="21"/>
-              </w:rPr>
-              <w:t>Generated At</w:t>
-            </w:r>
-          </w:p>
-        </w:tc>
-        <w:tc>
-          <w:tcPr>
-            <w:tcW w:w="6350" w:type="dxa"/>
-            <w:tcMar>
-              <w:top w:w="80" w:type="dxa"/>
-              <w:left w:w="100" w:type="dxa"/>
-              <w:bottom w:w="80" w:type="dxa"/>
-              <w:right w:w="100" w:type="dxa"/>
-            </w:tcMar>
-            <w:vAlign w:val="center"/>
-          </w:tcPr>
-          <w:p>
-            <w:pPr>
-              <w:spacing w:after="0"/>
-            </w:pPr>
-            <w:r>
-              <w:rPr>
-                <w:sz w:val="21"/>
-              </w:rPr>
               <w:t>{{GeneratedAt}}</w:t>
             </w:r>
           </w:p>
@@ -5467,7 +4996,6 @@
           <w:color w:val="1F4E78"/>
           <w:sz w:val="26"/>
         </w:rPr>
-        <w:lastRenderedPageBreak/>
         <w:t>PHỤ LỤC D – DANH MỤC BIẾN TÍCH HỢP KỸ THUẬT</w:t>
       </w:r>
     </w:p>
@@ -5522,13 +5050,7 @@
               <w:rPr>
                 <w:sz w:val="19"/>
               </w:rPr>
-              <w:t xml:space="preserve">Phụ lục D chỉ dành cho đội phát triển. Khi render bản hợp đồng để ký, hệ thống phải thay toàn bộ biến, lặp </w:t>
-            </w:r>
-            <w:r>
-              <w:rPr>
-                <w:sz w:val="19"/>
-              </w:rPr>
-              <w:t>milestone, xóa phụ lục này và từ chối tạo tài liệu nếu còn placeholder bắt buộc.</w:t>
+              <w:t>Phụ lục D chỉ dành cho đội phát triển. Khi render bản hợp đồng để ký, hệ thống phải thay toàn bộ biến, lặp milestone, xóa phụ lục này và từ chối tạo tài liệu nếu còn placeholder bắt buộc.</w:t>
             </w:r>
           </w:p>
         </w:tc>
@@ -5565,7 +5087,7 @@
           </w:tcPr>
           <w:p>
             <w:pPr>
-              <w:spacing w:after="0" w:line="240" w:lineRule="auto"/>
+              <w:spacing w:after="0"/>
               <w:jc w:val="center"/>
             </w:pPr>
             <w:r>
@@ -5585,7 +5107,7 @@
           </w:tcPr>
           <w:p>
             <w:pPr>
-              <w:spacing w:after="0" w:line="240" w:lineRule="auto"/>
+              <w:spacing w:after="0"/>
               <w:jc w:val="center"/>
             </w:pPr>
             <w:r>
@@ -5605,7 +5127,7 @@
           </w:tcPr>
           <w:p>
             <w:pPr>
-              <w:spacing w:after="0" w:line="240" w:lineRule="auto"/>
+              <w:spacing w:after="0"/>
               <w:jc w:val="center"/>
             </w:pPr>
             <w:r>
@@ -5625,7 +5147,7 @@
           </w:tcPr>
           <w:p>
             <w:pPr>
-              <w:spacing w:after="0" w:line="240" w:lineRule="auto"/>
+              <w:spacing w:after="0"/>
               <w:jc w:val="center"/>
             </w:pPr>
             <w:r>
@@ -5656,7 +5178,7 @@
           </w:tcPr>
           <w:p>
             <w:pPr>
-              <w:spacing w:after="0" w:line="240" w:lineRule="auto"/>
+              <w:spacing w:after="0"/>
             </w:pPr>
             <w:r>
               <w:rPr>
@@ -5678,7 +5200,7 @@
           </w:tcPr>
           <w:p>
             <w:pPr>
-              <w:spacing w:after="0" w:line="240" w:lineRule="auto"/>
+              <w:spacing w:after="0"/>
             </w:pPr>
             <w:r>
               <w:rPr>
@@ -5700,7 +5222,7 @@
           </w:tcPr>
           <w:p>
             <w:pPr>
-              <w:spacing w:after="0" w:line="240" w:lineRule="auto"/>
+              <w:spacing w:after="0"/>
             </w:pPr>
             <w:r>
               <w:rPr>
@@ -5722,7 +5244,7 @@
           </w:tcPr>
           <w:p>
             <w:pPr>
-              <w:spacing w:after="0" w:line="240" w:lineRule="auto"/>
+              <w:spacing w:after="0"/>
             </w:pPr>
             <w:r>
               <w:rPr>
@@ -5751,7 +5273,7 @@
           </w:tcPr>
           <w:p>
             <w:pPr>
-              <w:spacing w:after="0" w:line="240" w:lineRule="auto"/>
+              <w:spacing w:after="0"/>
             </w:pPr>
             <w:r>
               <w:rPr>
@@ -5774,19 +5296,13 @@
           </w:tcPr>
           <w:p>
             <w:pPr>
-              <w:spacing w:after="0" w:line="240" w:lineRule="auto"/>
+              <w:spacing w:after="0"/>
             </w:pPr>
             <w:r>
               <w:rPr>
                 <w:sz w:val="17"/>
               </w:rPr>
-              <w:t xml:space="preserve">{{TemplateVersion}}, </w:t>
-            </w:r>
-            <w:r>
-              <w:rPr>
-                <w:sz w:val="17"/>
-              </w:rPr>
-              <w:t>{{PolicyVersion}}</w:t>
+              <w:t>{{TemplateVersion}}, {{PolicyVersion}}</w:t>
             </w:r>
           </w:p>
         </w:tc>
@@ -5803,7 +5319,7 @@
           </w:tcPr>
           <w:p>
             <w:pPr>
-              <w:spacing w:after="0" w:line="240" w:lineRule="auto"/>
+              <w:spacing w:after="0"/>
             </w:pPr>
             <w:r>
               <w:rPr>
@@ -5826,7 +5342,7 @@
           </w:tcPr>
           <w:p>
             <w:pPr>
-              <w:spacing w:after="0" w:line="240" w:lineRule="auto"/>
+              <w:spacing w:after="0"/>
             </w:pPr>
             <w:r>
               <w:rPr>
@@ -5854,7 +5370,7 @@
           </w:tcPr>
           <w:p>
             <w:pPr>
-              <w:spacing w:after="0" w:line="240" w:lineRule="auto"/>
+              <w:spacing w:after="0"/>
             </w:pPr>
             <w:r>
               <w:rPr>
@@ -5876,7 +5392,7 @@
           </w:tcPr>
           <w:p>
             <w:pPr>
-              <w:spacing w:after="0" w:line="240" w:lineRule="auto"/>
+              <w:spacing w:after="0"/>
             </w:pPr>
             <w:r>
               <w:rPr>
@@ -5898,7 +5414,7 @@
           </w:tcPr>
           <w:p>
             <w:pPr>
-              <w:spacing w:after="0" w:line="240" w:lineRule="auto"/>
+              <w:spacing w:after="0"/>
             </w:pPr>
             <w:r>
               <w:rPr>
@@ -5920,7 +5436,7 @@
           </w:tcPr>
           <w:p>
             <w:pPr>
-              <w:spacing w:after="0" w:line="240" w:lineRule="auto"/>
+              <w:spacing w:after="0"/>
             </w:pPr>
             <w:r>
               <w:rPr>
@@ -5949,7 +5465,7 @@
           </w:tcPr>
           <w:p>
             <w:pPr>
-              <w:spacing w:after="0" w:line="240" w:lineRule="auto"/>
+              <w:spacing w:after="0"/>
             </w:pPr>
             <w:r>
               <w:rPr>
@@ -5972,7 +5488,7 @@
           </w:tcPr>
           <w:p>
             <w:pPr>
-              <w:spacing w:after="0" w:line="240" w:lineRule="auto"/>
+              <w:spacing w:after="0"/>
             </w:pPr>
             <w:r>
               <w:rPr>
@@ -5995,7 +5511,7 @@
           </w:tcPr>
           <w:p>
             <w:pPr>
-              <w:spacing w:after="0" w:line="240" w:lineRule="auto"/>
+              <w:spacing w:after="0"/>
             </w:pPr>
             <w:r>
               <w:rPr>
@@ -6018,7 +5534,7 @@
           </w:tcPr>
           <w:p>
             <w:pPr>
-              <w:spacing w:after="0" w:line="240" w:lineRule="auto"/>
+              <w:spacing w:after="0"/>
             </w:pPr>
             <w:r>
               <w:rPr>
@@ -6046,7 +5562,7 @@
           </w:tcPr>
           <w:p>
             <w:pPr>
-              <w:spacing w:after="0" w:line="240" w:lineRule="auto"/>
+              <w:spacing w:after="0"/>
             </w:pPr>
             <w:r>
               <w:rPr>
@@ -6068,7 +5584,7 @@
           </w:tcPr>
           <w:p>
             <w:pPr>
-              <w:spacing w:after="0" w:line="240" w:lineRule="auto"/>
+              <w:spacing w:after="0"/>
             </w:pPr>
             <w:r>
               <w:rPr>
@@ -6090,7 +5606,7 @@
           </w:tcPr>
           <w:p>
             <w:pPr>
-              <w:spacing w:after="0" w:line="240" w:lineRule="auto"/>
+              <w:spacing w:after="0"/>
             </w:pPr>
             <w:r>
               <w:rPr>
@@ -6112,7 +5628,7 @@
           </w:tcPr>
           <w:p>
             <w:pPr>
-              <w:spacing w:after="0" w:line="240" w:lineRule="auto"/>
+              <w:spacing w:after="0"/>
             </w:pPr>
             <w:r>
               <w:rPr>
@@ -6141,7 +5657,7 @@
           </w:tcPr>
           <w:p>
             <w:pPr>
-              <w:spacing w:after="0" w:line="240" w:lineRule="auto"/>
+              <w:spacing w:after="0"/>
             </w:pPr>
             <w:r>
               <w:rPr>
@@ -6164,7 +5680,7 @@
           </w:tcPr>
           <w:p>
             <w:pPr>
-              <w:spacing w:after="0" w:line="240" w:lineRule="auto"/>
+              <w:spacing w:after="0"/>
             </w:pPr>
             <w:r>
               <w:rPr>
@@ -6187,7 +5703,7 @@
           </w:tcPr>
           <w:p>
             <w:pPr>
-              <w:spacing w:after="0" w:line="240" w:lineRule="auto"/>
+              <w:spacing w:after="0"/>
             </w:pPr>
             <w:r>
               <w:rPr>
@@ -6210,7 +5726,7 @@
           </w:tcPr>
           <w:p>
             <w:pPr>
-              <w:spacing w:after="0" w:line="240" w:lineRule="auto"/>
+              <w:spacing w:after="0"/>
             </w:pPr>
             <w:r>
               <w:rPr>
@@ -6238,7 +5754,7 @@
           </w:tcPr>
           <w:p>
             <w:pPr>
-              <w:spacing w:after="0" w:line="240" w:lineRule="auto"/>
+              <w:spacing w:after="0"/>
             </w:pPr>
             <w:r>
               <w:rPr>
@@ -6260,7 +5776,7 @@
           </w:tcPr>
           <w:p>
             <w:pPr>
-              <w:spacing w:after="0" w:line="240" w:lineRule="auto"/>
+              <w:spacing w:after="0"/>
             </w:pPr>
             <w:r>
               <w:rPr>
@@ -6282,7 +5798,7 @@
           </w:tcPr>
           <w:p>
             <w:pPr>
-              <w:spacing w:after="0" w:line="240" w:lineRule="auto"/>
+              <w:spacing w:after="0"/>
             </w:pPr>
             <w:r>
               <w:rPr>
@@ -6304,7 +5820,7 @@
           </w:tcPr>
           <w:p>
             <w:pPr>
-              <w:spacing w:after="0" w:line="240" w:lineRule="auto"/>
+              <w:spacing w:after="0"/>
             </w:pPr>
             <w:r>
               <w:rPr>
@@ -6333,7 +5849,7 @@
           </w:tcPr>
           <w:p>
             <w:pPr>
-              <w:spacing w:after="0" w:line="240" w:lineRule="auto"/>
+              <w:spacing w:after="0"/>
             </w:pPr>
             <w:r>
               <w:rPr>
@@ -6356,7 +5872,7 @@
           </w:tcPr>
           <w:p>
             <w:pPr>
-              <w:spacing w:after="0" w:line="240" w:lineRule="auto"/>
+              <w:spacing w:after="0"/>
             </w:pPr>
             <w:r>
               <w:rPr>
@@ -6379,7 +5895,7 @@
           </w:tcPr>
           <w:p>
             <w:pPr>
-              <w:spacing w:after="0" w:line="240" w:lineRule="auto"/>
+              <w:spacing w:after="0"/>
             </w:pPr>
             <w:r>
               <w:rPr>
@@ -6402,7 +5918,7 @@
           </w:tcPr>
           <w:p>
             <w:pPr>
-              <w:spacing w:after="0" w:line="240" w:lineRule="auto"/>
+              <w:spacing w:after="0"/>
             </w:pPr>
             <w:r>
               <w:rPr>
@@ -6430,7 +5946,7 @@
           </w:tcPr>
           <w:p>
             <w:pPr>
-              <w:spacing w:after="0" w:line="240" w:lineRule="auto"/>
+              <w:spacing w:after="0"/>
             </w:pPr>
             <w:r>
               <w:rPr>
@@ -6452,19 +5968,13 @@
           </w:tcPr>
           <w:p>
             <w:pPr>
-              <w:spacing w:after="0" w:line="240" w:lineRule="auto"/>
+              <w:spacing w:after="0"/>
             </w:pPr>
             <w:r>
               <w:rPr>
                 <w:sz w:val="17"/>
               </w:rPr>
-              <w:t xml:space="preserve">{{FreelancerSignStatus}}, </w:t>
-            </w:r>
-            <w:r>
-              <w:rPr>
-                <w:sz w:val="17"/>
-              </w:rPr>
-              <w:t>{{FreelancerSignedAt}}, {{FreelancerSignIp}}, {{FreelancerUserAgent}}</w:t>
+              <w:t>{{FreelancerSignStatus}}, {{FreelancerSignedAt}}, {{FreelancerSignIp}}, {{FreelancerUserAgent}}</w:t>
             </w:r>
           </w:p>
         </w:tc>
@@ -6480,7 +5990,7 @@
           </w:tcPr>
           <w:p>
             <w:pPr>
-              <w:spacing w:after="0" w:line="240" w:lineRule="auto"/>
+              <w:spacing w:after="0"/>
             </w:pPr>
             <w:r>
               <w:rPr>
@@ -6502,7 +6012,7 @@
           </w:tcPr>
           <w:p>
             <w:pPr>
-              <w:spacing w:after="0" w:line="240" w:lineRule="auto"/>
+              <w:spacing w:after="0"/>
             </w:pPr>
             <w:r>
               <w:rPr>
@@ -6531,7 +6041,7 @@
           </w:tcPr>
           <w:p>
             <w:pPr>
-              <w:spacing w:after="0" w:line="240" w:lineRule="auto"/>
+              <w:spacing w:after="0"/>
             </w:pPr>
             <w:r>
               <w:rPr>
@@ -6554,7 +6064,7 @@
           </w:tcPr>
           <w:p>
             <w:pPr>
-              <w:spacing w:after="0" w:line="240" w:lineRule="auto"/>
+              <w:spacing w:after="0"/>
             </w:pPr>
             <w:r>
               <w:rPr>
@@ -6577,7 +6087,7 @@
           </w:tcPr>
           <w:p>
             <w:pPr>
-              <w:spacing w:after="0" w:line="240" w:lineRule="auto"/>
+              <w:spacing w:after="0"/>
             </w:pPr>
             <w:r>
               <w:rPr>
@@ -6600,7 +6110,7 @@
           </w:tcPr>
           <w:p>
             <w:pPr>
-              <w:spacing w:after="0" w:line="240" w:lineRule="auto"/>
+              <w:spacing w:after="0"/>
             </w:pPr>
             <w:r>
               <w:rPr>
@@ -6628,7 +6138,7 @@
           </w:tcPr>
           <w:p>
             <w:pPr>
-              <w:spacing w:after="0" w:line="240" w:lineRule="auto"/>
+              <w:spacing w:after="0"/>
             </w:pPr>
             <w:r>
               <w:rPr>
@@ -6650,7 +6160,7 @@
           </w:tcPr>
           <w:p>
             <w:pPr>
-              <w:spacing w:after="0" w:line="240" w:lineRule="auto"/>
+              <w:spacing w:after="0"/>
             </w:pPr>
             <w:r>
               <w:rPr>
@@ -6672,7 +6182,7 @@
           </w:tcPr>
           <w:p>
             <w:pPr>
-              <w:spacing w:after="0" w:line="240" w:lineRule="auto"/>
+              <w:spacing w:after="0"/>
             </w:pPr>
             <w:r>
               <w:rPr>
@@ -6694,7 +6204,7 @@
           </w:tcPr>
           <w:p>
             <w:pPr>
-              <w:spacing w:after="0" w:line="240" w:lineRule="auto"/>
+              <w:spacing w:after="0"/>
             </w:pPr>
             <w:r>
               <w:rPr>
@@ -6735,10 +6245,7 @@
         <w:spacing w:after="60" w:line="264" w:lineRule="auto"/>
       </w:pPr>
       <w:r>
-        <w:t xml:space="preserve">Thay thế </w:t>
-      </w:r>
-      <w:r>
-        <w:t>toàn bộ placeholder bắt buộc và lặp dòng milestone theo thứ tự đã chốt.</w:t>
+        <w:t>Thay thế toàn bộ placeholder bắt buộc và lặp dòng milestone theo thứ tự đã chốt.</w:t>
       </w:r>
     </w:p>
     <w:p>
@@ -6818,7 +6325,7 @@
           </w:tcPr>
           <w:p>
             <w:pPr>
-              <w:spacing w:after="0" w:line="240" w:lineRule="auto"/>
+              <w:spacing w:after="0"/>
             </w:pPr>
             <w:r>
               <w:rPr>
@@ -6833,14 +6340,15 @@
                 <w:sz w:val="16"/>
               </w:rPr>
               <w:br/>
-              <w:t xml:space="preserve">  "co</w:t>
+              <w:t xml:space="preserve">  "contractCode": "{{ContractCode}}",</w:t>
             </w:r>
             <w:r>
               <w:rPr>
                 <w:rFonts w:ascii="Consolas" w:eastAsia="Consolas" w:hAnsi="Consolas"/>
                 <w:sz w:val="16"/>
               </w:rPr>
-              <w:t>ntractCode": "{{ContractCode}}",</w:t>
+              <w:br/>
+              <w:t xml:space="preserve">  "policyVersion": "{{PolicyVersion}}",</w:t>
             </w:r>
             <w:r>
               <w:rPr>
@@ -6848,7 +6356,7 @@
                 <w:sz w:val="16"/>
               </w:rPr>
               <w:br/>
-              <w:t xml:space="preserve">  "policyVersion": "{{PolicyVersion}}",</w:t>
+              <w:t xml:space="preserve">  "client": { "fullName": "{{ClientFullName}}", "userId": "{{ClientUserId}}" },</w:t>
             </w:r>
             <w:r>
               <w:rPr>
@@ -6856,7 +6364,7 @@
                 <w:sz w:val="16"/>
               </w:rPr>
               <w:br/>
-              <w:t xml:space="preserve">  "client": { "fullName": "{{ClientFullName}}", "userId": "{{ClientUserId}}" },</w:t>
+              <w:t xml:space="preserve">  "freelancer": { "fullName": "{{FreelancerFullName}}", "userId": "{{FreelancerUserId}}" },</w:t>
             </w:r>
             <w:r>
               <w:rPr>
@@ -6864,7 +6372,7 @@
                 <w:sz w:val="16"/>
               </w:rPr>
               <w:br/>
-              <w:t xml:space="preserve">  "freelancer": { "fullName": "{{FreelancerFullName}}", "userId": "{{FreelancerUserId}}" },</w:t>
+              <w:t xml:space="preserve">  "project": { "title": "{{ProjectTitle}}", "totalValueVnd": "{{TotalContractValueVND}}" },</w:t>
             </w:r>
             <w:r>
               <w:rPr>
@@ -6872,28 +6380,6 @@
                 <w:sz w:val="16"/>
               </w:rPr>
               <w:br/>
-              <w:t xml:space="preserve">  "project"</w:t>
-            </w:r>
-            <w:r>
-              <w:rPr>
-                <w:rFonts w:ascii="Consolas" w:eastAsia="Consolas" w:hAnsi="Consolas"/>
-                <w:sz w:val="16"/>
-              </w:rPr>
-              <w:t>: { "title": "{{ProjectTitle}}", "totalValueVnd": "{{TotalContractValueVND}}" },</w:t>
-            </w:r>
-            <w:r>
-              <w:rPr>
-                <w:rFonts w:ascii="Consolas" w:eastAsia="Consolas" w:hAnsi="Consolas"/>
-                <w:sz w:val="16"/>
-              </w:rPr>
-              <w:br/>
-            </w:r>
-            <w:r>
-              <w:rPr>
-                <w:rFonts w:ascii="Consolas" w:eastAsia="Consolas" w:hAnsi="Consolas"/>
-                <w:sz w:val="16"/>
-              </w:rPr>
-              <w:lastRenderedPageBreak/>
               <w:t xml:space="preserve">  "milestones": [ { "title": "{{MilestoneTitle}}", "valueVnd": "{{MilestoneValueVND}}" } ]</w:t>
             </w:r>
             <w:r>
@@ -6918,7 +6404,6 @@
           <w:b/>
           <w:color w:val="1F4E78"/>
         </w:rPr>
-        <w:lastRenderedPageBreak/>
         <w:t>HẾT MẪU HỢP ĐỒNG</w:t>
       </w:r>
     </w:p>
@@ -7008,7 +6493,7 @@
         <w:noProof/>
         <w:sz w:val="18"/>
       </w:rPr>
-      <w:t>2</w:t>
+      <w:t>6</w:t>
     </w:r>
     <w:r>
       <w:rPr>
@@ -7046,7 +6531,7 @@
         <w:noProof/>
         <w:sz w:val="18"/>
       </w:rPr>
-      <w:t>10</w:t>
+      <w:t>9</w:t>
     </w:r>
     <w:r>
       <w:rPr>
@@ -7161,7 +6646,7 @@
         <w:noProof/>
         <w:sz w:val="18"/>
       </w:rPr>
-      <w:t>10</w:t>
+      <w:t>9</w:t>
     </w:r>
     <w:r>
       <w:rPr>
@@ -7193,14 +6678,7 @@
         <w:color w:val="666666"/>
         <w:sz w:val="17"/>
       </w:rPr>
-      <w:t xml:space="preserve">Mẫu e-sign GigBridge • </w:t>
-    </w:r>
-    <w:r>
-      <w:rPr>
-        <w:color w:val="666666"/>
-        <w:sz w:val="17"/>
-      </w:rPr>
-      <w:t>Policy {{PolicyVersion}}</w:t>
+      <w:t>Mẫu e-sign GigBridge • Policy {{PolicyVersion}}</w:t>
     </w:r>
     <w:r>
       <w:rPr>
@@ -7233,7 +6711,7 @@
         <w:noProof/>
         <w:sz w:val="18"/>
       </w:rPr>
-      <w:t>8</w:t>
+      <w:t>9</w:t>
     </w:r>
     <w:r>
       <w:rPr>
@@ -7271,7 +6749,7 @@
         <w:noProof/>
         <w:sz w:val="18"/>
       </w:rPr>
-      <w:t>10</w:t>
+      <w:t>9</w:t>
     </w:r>
     <w:r>
       <w:rPr>
@@ -8196,7 +7674,6 @@
   <w:style w:type="character" w:default="1" w:styleId="DefaultParagraphFont">
     <w:name w:val="Default Paragraph Font"/>
     <w:uiPriority w:val="1"/>
-    <w:semiHidden/>
     <w:unhideWhenUsed/>
   </w:style>
   <w:style w:type="table" w:default="1" w:styleId="TableNormal">
@@ -19292,7 +18769,7 @@
 </file>
 
 <file path=customXml/itemProps1.xml><?xml version="1.0" encoding="utf-8"?>
-<ds:datastoreItem xmlns:ds="http://schemas.openxmlformats.org/officeDocument/2006/customXml" ds:itemID="{AAA59DAA-C131-4CAB-90DE-29A61CE5E44E}">
+<ds:datastoreItem xmlns:ds="http://schemas.openxmlformats.org/officeDocument/2006/customXml" ds:itemID="{517D714F-D583-4AFB-899C-33825DC8D179}">
   <ds:schemaRefs>
     <ds:schemaRef ds:uri="http://schemas.openxmlformats.org/officeDocument/2006/bibliography"/>
   </ds:schemaRefs>

--- a/GigBridge/Infrastructure/Templates/ESign/GigBridge_Hop_dong_Esign_Template.docx
+++ b/GigBridge/Infrastructure/Templates/ESign/GigBridge_Hop_dong_Esign_Template.docx
@@ -2417,7 +2417,6 @@
             <w:pPr>
               <w:spacing w:after="0"/>
             </w:pPr>
-            <w:proofErr w:type="gramStart"/>
             <w:r>
               <w:rPr>
                 <w:sz w:val="21"/>
@@ -2439,7 +2438,6 @@
               <w:t>}} / {{</w:t>
             </w:r>
             <w:proofErr w:type="spellStart"/>
-            <w:proofErr w:type="gramEnd"/>
             <w:r>
               <w:rPr>
                 <w:sz w:val="21"/>
@@ -2530,7 +2528,6 @@
             <w:pPr>
               <w:spacing w:after="0"/>
             </w:pPr>
-            <w:proofErr w:type="gramStart"/>
             <w:r>
               <w:rPr>
                 <w:sz w:val="21"/>
@@ -2552,7 +2549,6 @@
               <w:t>}} / {{</w:t>
             </w:r>
             <w:proofErr w:type="spellStart"/>
-            <w:proofErr w:type="gramEnd"/>
             <w:r>
               <w:rPr>
                 <w:sz w:val="21"/>
@@ -2902,7 +2898,6 @@
             <w:pPr>
               <w:spacing w:after="0"/>
             </w:pPr>
-            <w:proofErr w:type="gramStart"/>
             <w:r>
               <w:rPr>
                 <w:sz w:val="21"/>
@@ -2924,7 +2919,6 @@
               <w:t>}} / {{</w:t>
             </w:r>
             <w:proofErr w:type="spellStart"/>
-            <w:proofErr w:type="gramEnd"/>
             <w:r>
               <w:rPr>
                 <w:sz w:val="21"/>
@@ -21349,24 +21343,15 @@
                 <w:b/>
                 <w:sz w:val="17"/>
               </w:rPr>
-              <w:t>User-</w:t>
-            </w:r>
-            <w:proofErr w:type="gramStart"/>
-            <w:r>
-              <w:rPr>
-                <w:b/>
+              <w:t xml:space="preserve">User-Agent: </w:t>
+            </w:r>
+            <w:r>
+              <w:rPr>
                 <w:sz w:val="17"/>
               </w:rPr>
-              <w:t xml:space="preserve">Agent: </w:t>
-            </w:r>
-            <w:r>
-              <w:rPr>
-                <w:sz w:val="17"/>
-              </w:rPr>
               <w:t>{{</w:t>
             </w:r>
             <w:proofErr w:type="spellStart"/>
-            <w:proofErr w:type="gramEnd"/>
             <w:r>
               <w:rPr>
                 <w:sz w:val="17"/>
@@ -21637,24 +21622,15 @@
                 <w:b/>
                 <w:sz w:val="17"/>
               </w:rPr>
-              <w:t>User-</w:t>
-            </w:r>
-            <w:proofErr w:type="gramStart"/>
-            <w:r>
-              <w:rPr>
-                <w:b/>
+              <w:t xml:space="preserve">User-Agent: </w:t>
+            </w:r>
+            <w:r>
+              <w:rPr>
                 <w:sz w:val="17"/>
               </w:rPr>
-              <w:t xml:space="preserve">Agent: </w:t>
-            </w:r>
-            <w:r>
-              <w:rPr>
-                <w:sz w:val="17"/>
-              </w:rPr>
               <w:t>{{</w:t>
             </w:r>
             <w:proofErr w:type="spellStart"/>
-            <w:proofErr w:type="gramEnd"/>
             <w:r>
               <w:rPr>
                 <w:sz w:val="17"/>
@@ -21705,402 +21681,21 @@
         <w:t>PHỤ LỤC A – KẾ HOẠCH MILESTONE VÀ GIÁ TRỊ</w:t>
       </w:r>
     </w:p>
-    <w:p>
-      <w:proofErr w:type="spellStart"/>
-      <w:r>
-        <w:rPr>
-          <w:i/>
-          <w:color w:val="666666"/>
-          <w:sz w:val="19"/>
-        </w:rPr>
-        <w:t>Hệ</w:t>
-      </w:r>
-      <w:proofErr w:type="spellEnd"/>
-      <w:r>
-        <w:rPr>
-          <w:i/>
-          <w:color w:val="666666"/>
-          <w:sz w:val="19"/>
-        </w:rPr>
-        <w:t xml:space="preserve"> </w:t>
-      </w:r>
-      <w:proofErr w:type="spellStart"/>
-      <w:r>
-        <w:rPr>
-          <w:i/>
-          <w:color w:val="666666"/>
-          <w:sz w:val="19"/>
-        </w:rPr>
-        <w:t>thống</w:t>
-      </w:r>
-      <w:proofErr w:type="spellEnd"/>
-      <w:r>
-        <w:rPr>
-          <w:i/>
-          <w:color w:val="666666"/>
-          <w:sz w:val="19"/>
-        </w:rPr>
-        <w:t xml:space="preserve"> </w:t>
-      </w:r>
-      <w:proofErr w:type="spellStart"/>
-      <w:r>
-        <w:rPr>
-          <w:i/>
-          <w:color w:val="666666"/>
-          <w:sz w:val="19"/>
-        </w:rPr>
-        <w:t>lặp</w:t>
-      </w:r>
-      <w:proofErr w:type="spellEnd"/>
-      <w:r>
-        <w:rPr>
-          <w:i/>
-          <w:color w:val="666666"/>
-          <w:sz w:val="19"/>
-        </w:rPr>
-        <w:t xml:space="preserve"> </w:t>
-      </w:r>
-      <w:proofErr w:type="spellStart"/>
-      <w:r>
-        <w:rPr>
-          <w:i/>
-          <w:color w:val="666666"/>
-          <w:sz w:val="19"/>
-        </w:rPr>
-        <w:t>dòng</w:t>
-      </w:r>
-      <w:proofErr w:type="spellEnd"/>
-      <w:r>
-        <w:rPr>
-          <w:i/>
-          <w:color w:val="666666"/>
-          <w:sz w:val="19"/>
-        </w:rPr>
-        <w:t xml:space="preserve"> </w:t>
-      </w:r>
-      <w:proofErr w:type="spellStart"/>
-      <w:r>
-        <w:rPr>
-          <w:i/>
-          <w:color w:val="666666"/>
-          <w:sz w:val="19"/>
-        </w:rPr>
-        <w:t>đánh</w:t>
-      </w:r>
-      <w:proofErr w:type="spellEnd"/>
-      <w:r>
-        <w:rPr>
-          <w:i/>
-          <w:color w:val="666666"/>
-          <w:sz w:val="19"/>
-        </w:rPr>
-        <w:t xml:space="preserve"> </w:t>
-      </w:r>
-      <w:proofErr w:type="spellStart"/>
-      <w:r>
-        <w:rPr>
-          <w:i/>
-          <w:color w:val="666666"/>
-          <w:sz w:val="19"/>
-        </w:rPr>
-        <w:t>dấu</w:t>
-      </w:r>
-      <w:proofErr w:type="spellEnd"/>
-      <w:r>
-        <w:rPr>
-          <w:i/>
-          <w:color w:val="666666"/>
-          <w:sz w:val="19"/>
-        </w:rPr>
-        <w:t xml:space="preserve"> {{#Milestones}} … {{/Milestones}} </w:t>
-      </w:r>
-      <w:proofErr w:type="spellStart"/>
-      <w:r>
-        <w:rPr>
-          <w:i/>
-          <w:color w:val="666666"/>
-          <w:sz w:val="19"/>
-        </w:rPr>
-        <w:t>khi</w:t>
-      </w:r>
-      <w:proofErr w:type="spellEnd"/>
-      <w:r>
-        <w:rPr>
-          <w:i/>
-          <w:color w:val="666666"/>
-          <w:sz w:val="19"/>
-        </w:rPr>
-        <w:t xml:space="preserve"> </w:t>
-      </w:r>
-      <w:proofErr w:type="spellStart"/>
-      <w:r>
-        <w:rPr>
-          <w:i/>
-          <w:color w:val="666666"/>
-          <w:sz w:val="19"/>
-        </w:rPr>
-        <w:t>tạo</w:t>
-      </w:r>
-      <w:proofErr w:type="spellEnd"/>
-      <w:r>
-        <w:rPr>
-          <w:i/>
-          <w:color w:val="666666"/>
-          <w:sz w:val="19"/>
-        </w:rPr>
-        <w:t xml:space="preserve"> </w:t>
-      </w:r>
-      <w:proofErr w:type="spellStart"/>
-      <w:r>
-        <w:rPr>
-          <w:i/>
-          <w:color w:val="666666"/>
-          <w:sz w:val="19"/>
-        </w:rPr>
-        <w:t>bản</w:t>
-      </w:r>
-      <w:proofErr w:type="spellEnd"/>
-      <w:r>
-        <w:rPr>
-          <w:i/>
-          <w:color w:val="666666"/>
-          <w:sz w:val="19"/>
-        </w:rPr>
-        <w:t xml:space="preserve"> </w:t>
-      </w:r>
-      <w:proofErr w:type="spellStart"/>
-      <w:r>
-        <w:rPr>
-          <w:i/>
-          <w:color w:val="666666"/>
-          <w:sz w:val="19"/>
-        </w:rPr>
-        <w:t>Hợp</w:t>
-      </w:r>
-      <w:proofErr w:type="spellEnd"/>
-      <w:r>
-        <w:rPr>
-          <w:i/>
-          <w:color w:val="666666"/>
-          <w:sz w:val="19"/>
-        </w:rPr>
-        <w:t xml:space="preserve"> </w:t>
-      </w:r>
-      <w:proofErr w:type="spellStart"/>
-      <w:r>
-        <w:rPr>
-          <w:i/>
-          <w:color w:val="666666"/>
-          <w:sz w:val="19"/>
-        </w:rPr>
-        <w:t>đồng</w:t>
-      </w:r>
-      <w:proofErr w:type="spellEnd"/>
-      <w:r>
-        <w:rPr>
-          <w:i/>
-          <w:color w:val="666666"/>
-          <w:sz w:val="19"/>
-        </w:rPr>
-        <w:t xml:space="preserve"> </w:t>
-      </w:r>
-      <w:proofErr w:type="spellStart"/>
-      <w:r>
-        <w:rPr>
-          <w:i/>
-          <w:color w:val="666666"/>
-          <w:sz w:val="19"/>
-        </w:rPr>
-        <w:t>cuối</w:t>
-      </w:r>
-      <w:proofErr w:type="spellEnd"/>
-      <w:r>
-        <w:rPr>
-          <w:i/>
-          <w:color w:val="666666"/>
-          <w:sz w:val="19"/>
-        </w:rPr>
-        <w:t xml:space="preserve"> </w:t>
-      </w:r>
-      <w:proofErr w:type="spellStart"/>
-      <w:r>
-        <w:rPr>
-          <w:i/>
-          <w:color w:val="666666"/>
-          <w:sz w:val="19"/>
-        </w:rPr>
-        <w:t>cùng</w:t>
-      </w:r>
-      <w:proofErr w:type="spellEnd"/>
-      <w:r>
-        <w:rPr>
-          <w:i/>
-          <w:color w:val="666666"/>
-          <w:sz w:val="19"/>
-        </w:rPr>
-        <w:t xml:space="preserve">. </w:t>
-      </w:r>
-      <w:proofErr w:type="spellStart"/>
-      <w:r>
-        <w:rPr>
-          <w:i/>
-          <w:color w:val="666666"/>
-          <w:sz w:val="19"/>
-        </w:rPr>
-        <w:t>Tổng</w:t>
-      </w:r>
-      <w:proofErr w:type="spellEnd"/>
-      <w:r>
-        <w:rPr>
-          <w:i/>
-          <w:color w:val="666666"/>
-          <w:sz w:val="19"/>
-        </w:rPr>
-        <w:t xml:space="preserve"> </w:t>
-      </w:r>
-      <w:proofErr w:type="spellStart"/>
-      <w:r>
-        <w:rPr>
-          <w:i/>
-          <w:color w:val="666666"/>
-          <w:sz w:val="19"/>
-        </w:rPr>
-        <w:t>giá</w:t>
-      </w:r>
-      <w:proofErr w:type="spellEnd"/>
-      <w:r>
-        <w:rPr>
-          <w:i/>
-          <w:color w:val="666666"/>
-          <w:sz w:val="19"/>
-        </w:rPr>
-        <w:t xml:space="preserve"> </w:t>
-      </w:r>
-      <w:proofErr w:type="spellStart"/>
-      <w:r>
-        <w:rPr>
-          <w:i/>
-          <w:color w:val="666666"/>
-          <w:sz w:val="19"/>
-        </w:rPr>
-        <w:t>trị</w:t>
-      </w:r>
-      <w:proofErr w:type="spellEnd"/>
-      <w:r>
-        <w:rPr>
-          <w:i/>
-          <w:color w:val="666666"/>
-          <w:sz w:val="19"/>
-        </w:rPr>
-        <w:t xml:space="preserve"> </w:t>
-      </w:r>
-      <w:proofErr w:type="spellStart"/>
-      <w:r>
-        <w:rPr>
-          <w:i/>
-          <w:color w:val="666666"/>
-          <w:sz w:val="19"/>
-        </w:rPr>
-        <w:t>các</w:t>
-      </w:r>
-      <w:proofErr w:type="spellEnd"/>
-      <w:r>
-        <w:rPr>
-          <w:i/>
-          <w:color w:val="666666"/>
-          <w:sz w:val="19"/>
-        </w:rPr>
-        <w:t xml:space="preserve"> </w:t>
-      </w:r>
-      <w:proofErr w:type="spellStart"/>
-      <w:r>
-        <w:rPr>
-          <w:i/>
-          <w:color w:val="666666"/>
-          <w:sz w:val="19"/>
-        </w:rPr>
-        <w:t>dòng</w:t>
-      </w:r>
-      <w:proofErr w:type="spellEnd"/>
-      <w:r>
-        <w:rPr>
-          <w:i/>
-          <w:color w:val="666666"/>
-          <w:sz w:val="19"/>
-        </w:rPr>
-        <w:t xml:space="preserve"> </w:t>
-      </w:r>
-      <w:proofErr w:type="spellStart"/>
-      <w:r>
-        <w:rPr>
-          <w:i/>
-          <w:color w:val="666666"/>
-          <w:sz w:val="19"/>
-        </w:rPr>
-        <w:t>phải</w:t>
-      </w:r>
-      <w:proofErr w:type="spellEnd"/>
-      <w:r>
-        <w:rPr>
-          <w:i/>
-          <w:color w:val="666666"/>
-          <w:sz w:val="19"/>
-        </w:rPr>
-        <w:t xml:space="preserve"> </w:t>
-      </w:r>
-      <w:proofErr w:type="spellStart"/>
-      <w:r>
-        <w:rPr>
-          <w:i/>
-          <w:color w:val="666666"/>
-          <w:sz w:val="19"/>
-        </w:rPr>
-        <w:t>bằng</w:t>
-      </w:r>
-      <w:proofErr w:type="spellEnd"/>
-      <w:r>
-        <w:rPr>
-          <w:i/>
-          <w:color w:val="666666"/>
-          <w:sz w:val="19"/>
-        </w:rPr>
-        <w:t xml:space="preserve"> {{</w:t>
-      </w:r>
-      <w:proofErr w:type="spellStart"/>
-      <w:r>
-        <w:rPr>
-          <w:i/>
-          <w:color w:val="666666"/>
-          <w:sz w:val="19"/>
-        </w:rPr>
-        <w:t>TotalContractValueVND</w:t>
-      </w:r>
-      <w:proofErr w:type="spellEnd"/>
-      <w:r>
-        <w:rPr>
-          <w:i/>
-          <w:color w:val="666666"/>
-          <w:sz w:val="19"/>
-        </w:rPr>
-        <w:t>}} VND.</w:t>
-      </w:r>
-    </w:p>
     <w:tbl>
       <w:tblPr>
         <w:tblStyle w:val="TableGrid"/>
-        <w:tblW w:w="9953" w:type="dxa"/>
+        <w:tblW w:w="10022" w:type="dxa"/>
         <w:jc w:val="center"/>
         <w:tblLayout w:type="fixed"/>
         <w:tblLook w:val="04A0" w:firstRow="1" w:lastRow="0" w:firstColumn="1" w:lastColumn="0" w:noHBand="0" w:noVBand="1"/>
       </w:tblPr>
       <w:tblGrid>
-        <w:gridCol w:w="593"/>
-        <w:gridCol w:w="2151"/>
-        <w:gridCol w:w="2103"/>
+        <w:gridCol w:w="652"/>
+        <w:gridCol w:w="2880"/>
+        <w:gridCol w:w="2442"/>
         <w:gridCol w:w="1097"/>
-        <w:gridCol w:w="1350"/>
-        <w:gridCol w:w="1620"/>
-        <w:gridCol w:w="1039"/>
+        <w:gridCol w:w="1659"/>
+        <w:gridCol w:w="1292"/>
       </w:tblGrid>
       <w:tr>
         <w:trPr>
@@ -22109,7 +21704,7 @@
         </w:trPr>
         <w:tc>
           <w:tcPr>
-            <w:tcW w:w="593" w:type="dxa"/>
+            <w:tcW w:w="652" w:type="dxa"/>
             <w:shd w:val="clear" w:color="auto" w:fill="1F4E78"/>
             <w:tcMar>
               <w:top w:w="80" w:type="dxa"/>
@@ -22136,7 +21731,7 @@
         </w:tc>
         <w:tc>
           <w:tcPr>
-            <w:tcW w:w="2151" w:type="dxa"/>
+            <w:tcW w:w="2880" w:type="dxa"/>
             <w:shd w:val="clear" w:color="auto" w:fill="1F4E78"/>
             <w:tcMar>
               <w:top w:w="80" w:type="dxa"/>
@@ -22191,7 +21786,7 @@
         </w:tc>
         <w:tc>
           <w:tcPr>
-            <w:tcW w:w="2103" w:type="dxa"/>
+            <w:tcW w:w="2442" w:type="dxa"/>
             <w:shd w:val="clear" w:color="auto" w:fill="1F4E78"/>
             <w:tcMar>
               <w:top w:w="80" w:type="dxa"/>
@@ -22329,34 +21924,7 @@
         </w:tc>
         <w:tc>
           <w:tcPr>
-            <w:tcW w:w="1350" w:type="dxa"/>
-            <w:shd w:val="clear" w:color="auto" w:fill="1F4E78"/>
-            <w:tcMar>
-              <w:top w:w="80" w:type="dxa"/>
-              <w:left w:w="80" w:type="dxa"/>
-              <w:bottom w:w="80" w:type="dxa"/>
-              <w:right w:w="80" w:type="dxa"/>
-            </w:tcMar>
-            <w:vAlign w:val="center"/>
-          </w:tcPr>
-          <w:p>
-            <w:pPr>
-              <w:spacing w:after="0"/>
-              <w:jc w:val="center"/>
-            </w:pPr>
-            <w:r>
-              <w:rPr>
-                <w:b/>
-                <w:color w:val="FFFFFF"/>
-                <w:sz w:val="18"/>
-              </w:rPr>
-              <w:t>Revision</w:t>
-            </w:r>
-          </w:p>
-        </w:tc>
-        <w:tc>
-          <w:tcPr>
-            <w:tcW w:w="1620" w:type="dxa"/>
+            <w:tcW w:w="1659" w:type="dxa"/>
             <w:shd w:val="clear" w:color="auto" w:fill="1F4E78"/>
             <w:tcMar>
               <w:top w:w="80" w:type="dxa"/>
@@ -22411,7 +21979,7 @@
         </w:tc>
         <w:tc>
           <w:tcPr>
-            <w:tcW w:w="1039" w:type="dxa"/>
+            <w:tcW w:w="1292" w:type="dxa"/>
             <w:shd w:val="clear" w:color="auto" w:fill="1F4E78"/>
             <w:tcMar>
               <w:top w:w="80" w:type="dxa"/>
@@ -22490,7 +22058,7 @@
         </w:trPr>
         <w:tc>
           <w:tcPr>
-            <w:tcW w:w="593" w:type="dxa"/>
+            <w:tcW w:w="652" w:type="dxa"/>
             <w:tcMar>
               <w:top w:w="100" w:type="dxa"/>
               <w:left w:w="90" w:type="dxa"/>
@@ -22508,27 +22076,13 @@
               <w:rPr>
                 <w:sz w:val="17"/>
               </w:rPr>
-              <w:t>{{#Milestones</w:t>
-            </w:r>
-            <w:proofErr w:type="gramStart"/>
-            <w:r>
-              <w:rPr>
-                <w:sz w:val="17"/>
-              </w:rPr>
-              <w:t>}}{</w:t>
-            </w:r>
-            <w:proofErr w:type="gramEnd"/>
-            <w:r>
-              <w:rPr>
-                <w:sz w:val="17"/>
-              </w:rPr>
-              <w:t>{MilestoneNo}}</w:t>
+              <w:t>{{#Milestones}}{{MilestoneNo}}</w:t>
             </w:r>
           </w:p>
         </w:tc>
         <w:tc>
           <w:tcPr>
-            <w:tcW w:w="2151" w:type="dxa"/>
+            <w:tcW w:w="2880" w:type="dxa"/>
             <w:tcMar>
               <w:top w:w="100" w:type="dxa"/>
               <w:left w:w="90" w:type="dxa"/>
@@ -22586,7 +22140,7 @@
         </w:tc>
         <w:tc>
           <w:tcPr>
-            <w:tcW w:w="2103" w:type="dxa"/>
+            <w:tcW w:w="2442" w:type="dxa"/>
             <w:tcMar>
               <w:top w:w="100" w:type="dxa"/>
               <w:left w:w="90" w:type="dxa"/>
@@ -22730,7 +22284,7 @@
         </w:tc>
         <w:tc>
           <w:tcPr>
-            <w:tcW w:w="1350" w:type="dxa"/>
+            <w:tcW w:w="1659" w:type="dxa"/>
             <w:tcMar>
               <w:top w:w="100" w:type="dxa"/>
               <w:left w:w="90" w:type="dxa"/>
@@ -22755,7 +22309,7 @@
               <w:rPr>
                 <w:sz w:val="17"/>
               </w:rPr>
-              <w:t>MilestoneRevisionLimit</w:t>
+              <w:t>MilestoneValueVND</w:t>
             </w:r>
             <w:proofErr w:type="spellEnd"/>
             <w:r>
@@ -22768,7 +22322,7 @@
         </w:tc>
         <w:tc>
           <w:tcPr>
-            <w:tcW w:w="1620" w:type="dxa"/>
+            <w:tcW w:w="1292" w:type="dxa"/>
             <w:tcMar>
               <w:top w:w="100" w:type="dxa"/>
               <w:left w:w="90" w:type="dxa"/>
@@ -22793,60 +22347,14 @@
               <w:rPr>
                 <w:sz w:val="17"/>
               </w:rPr>
-              <w:t>MilestoneValueVND</w:t>
+              <w:t>MilestoneValueGigCoin</w:t>
             </w:r>
             <w:proofErr w:type="spellEnd"/>
             <w:r>
               <w:rPr>
                 <w:sz w:val="17"/>
               </w:rPr>
-              <w:t>}}</w:t>
-            </w:r>
-          </w:p>
-        </w:tc>
-        <w:tc>
-          <w:tcPr>
-            <w:tcW w:w="1039" w:type="dxa"/>
-            <w:tcMar>
-              <w:top w:w="100" w:type="dxa"/>
-              <w:left w:w="90" w:type="dxa"/>
-              <w:bottom w:w="100" w:type="dxa"/>
-              <w:right w:w="90" w:type="dxa"/>
-            </w:tcMar>
-            <w:vAlign w:val="center"/>
-          </w:tcPr>
-          <w:p>
-            <w:pPr>
-              <w:spacing w:after="0"/>
-              <w:jc w:val="center"/>
-            </w:pPr>
-            <w:r>
-              <w:rPr>
-                <w:sz w:val="17"/>
-              </w:rPr>
-              <w:t>{{</w:t>
-            </w:r>
-            <w:proofErr w:type="spellStart"/>
-            <w:r>
-              <w:rPr>
-                <w:sz w:val="17"/>
-              </w:rPr>
-              <w:t>MilestoneValueGigCoin</w:t>
-            </w:r>
-            <w:proofErr w:type="spellEnd"/>
-            <w:proofErr w:type="gramStart"/>
-            <w:r>
-              <w:rPr>
-                <w:sz w:val="17"/>
-              </w:rPr>
-              <w:t>}}{</w:t>
-            </w:r>
-            <w:proofErr w:type="gramEnd"/>
-            <w:r>
-              <w:rPr>
-                <w:sz w:val="17"/>
-              </w:rPr>
-              <w:t>{/Milestones}}</w:t>
+              <w:t>}}{{/Milestones}}</w:t>
             </w:r>
           </w:p>
         </w:tc>
@@ -22862,22 +22370,19 @@
       <w:tblPr>
         <w:tblStyle w:val="TableGrid"/>
         <w:tblW w:w="0" w:type="auto"/>
-        <w:jc w:val="right"/>
+        <w:tblInd w:w="350" w:type="dxa"/>
         <w:tblLayout w:type="fixed"/>
         <w:tblLook w:val="04A0" w:firstRow="1" w:lastRow="0" w:firstColumn="1" w:lastColumn="0" w:noHBand="0" w:noVBand="1"/>
       </w:tblPr>
       <w:tblGrid>
-        <w:gridCol w:w="3118"/>
-        <w:gridCol w:w="2268"/>
-        <w:gridCol w:w="2268"/>
+        <w:gridCol w:w="3150"/>
+        <w:gridCol w:w="2991"/>
+        <w:gridCol w:w="3309"/>
       </w:tblGrid>
       <w:tr>
-        <w:trPr>
-          <w:jc w:val="right"/>
-        </w:trPr>
         <w:tc>
           <w:tcPr>
-            <w:tcW w:w="3118" w:type="dxa"/>
+            <w:tcW w:w="3150" w:type="dxa"/>
             <w:shd w:val="clear" w:color="auto" w:fill="D9EAF7"/>
             <w:tcMar>
               <w:top w:w="80" w:type="dxa"/>
@@ -22976,7 +22481,7 @@
         </w:tc>
         <w:tc>
           <w:tcPr>
-            <w:tcW w:w="2268" w:type="dxa"/>
+            <w:tcW w:w="2991" w:type="dxa"/>
             <w:tcMar>
               <w:top w:w="80" w:type="dxa"/>
               <w:left w:w="80" w:type="dxa"/>
@@ -23013,7 +22518,7 @@
         </w:tc>
         <w:tc>
           <w:tcPr>
-            <w:tcW w:w="2268" w:type="dxa"/>
+            <w:tcW w:w="3309" w:type="dxa"/>
             <w:tcMar>
               <w:top w:w="80" w:type="dxa"/>
               <w:left w:w="80" w:type="dxa"/>
@@ -23058,12 +22563,9 @@
         </w:tc>
       </w:tr>
       <w:tr>
-        <w:trPr>
-          <w:jc w:val="right"/>
-        </w:trPr>
         <w:tc>
           <w:tcPr>
-            <w:tcW w:w="3118" w:type="dxa"/>
+            <w:tcW w:w="3150" w:type="dxa"/>
             <w:shd w:val="clear" w:color="auto" w:fill="D9EAF7"/>
             <w:tcMar>
               <w:top w:w="80" w:type="dxa"/>
@@ -23098,7 +22600,7 @@
         </w:tc>
         <w:tc>
           <w:tcPr>
-            <w:tcW w:w="2268" w:type="dxa"/>
+            <w:tcW w:w="2991" w:type="dxa"/>
             <w:tcMar>
               <w:top w:w="80" w:type="dxa"/>
               <w:left w:w="80" w:type="dxa"/>
@@ -23135,7 +22637,7 @@
         </w:tc>
         <w:tc>
           <w:tcPr>
-            <w:tcW w:w="2268" w:type="dxa"/>
+            <w:tcW w:w="3309" w:type="dxa"/>
             <w:tcMar>
               <w:top w:w="80" w:type="dxa"/>
               <w:left w:w="80" w:type="dxa"/>
@@ -23180,12 +22682,9 @@
         </w:tc>
       </w:tr>
       <w:tr>
-        <w:trPr>
-          <w:jc w:val="right"/>
-        </w:trPr>
         <w:tc>
           <w:tcPr>
-            <w:tcW w:w="3118" w:type="dxa"/>
+            <w:tcW w:w="3150" w:type="dxa"/>
             <w:shd w:val="clear" w:color="auto" w:fill="D9EAF7"/>
             <w:tcMar>
               <w:top w:w="80" w:type="dxa"/>
@@ -23238,7 +22737,7 @@
         </w:tc>
         <w:tc>
           <w:tcPr>
-            <w:tcW w:w="2268" w:type="dxa"/>
+            <w:tcW w:w="2991" w:type="dxa"/>
             <w:tcMar>
               <w:top w:w="80" w:type="dxa"/>
               <w:left w:w="80" w:type="dxa"/>
@@ -23275,7 +22774,7 @@
         </w:tc>
         <w:tc>
           <w:tcPr>
-            <w:tcW w:w="2268" w:type="dxa"/>
+            <w:tcW w:w="3309" w:type="dxa"/>
             <w:tcMar>
               <w:top w:w="80" w:type="dxa"/>
               <w:left w:w="80" w:type="dxa"/>
@@ -23320,12 +22819,9 @@
         </w:tc>
       </w:tr>
       <w:tr>
-        <w:trPr>
-          <w:jc w:val="right"/>
-        </w:trPr>
         <w:tc>
           <w:tcPr>
-            <w:tcW w:w="3118" w:type="dxa"/>
+            <w:tcW w:w="3150" w:type="dxa"/>
             <w:shd w:val="clear" w:color="auto" w:fill="D9EAF7"/>
             <w:tcMar>
               <w:top w:w="80" w:type="dxa"/>
@@ -23378,7 +22874,7 @@
         </w:tc>
         <w:tc>
           <w:tcPr>
-            <w:tcW w:w="2268" w:type="dxa"/>
+            <w:tcW w:w="2991" w:type="dxa"/>
             <w:tcMar>
               <w:top w:w="80" w:type="dxa"/>
               <w:left w:w="80" w:type="dxa"/>
@@ -23415,7 +22911,7 @@
         </w:tc>
         <w:tc>
           <w:tcPr>
-            <w:tcW w:w="2268" w:type="dxa"/>
+            <w:tcW w:w="3309" w:type="dxa"/>
             <w:tcMar>
               <w:top w:w="80" w:type="dxa"/>
               <w:left w:w="80" w:type="dxa"/>
@@ -23460,12 +22956,9 @@
         </w:tc>
       </w:tr>
       <w:tr>
-        <w:trPr>
-          <w:jc w:val="right"/>
-        </w:trPr>
         <w:tc>
           <w:tcPr>
-            <w:tcW w:w="3118" w:type="dxa"/>
+            <w:tcW w:w="3150" w:type="dxa"/>
             <w:shd w:val="clear" w:color="auto" w:fill="D9EAF7"/>
             <w:tcMar>
               <w:top w:w="80" w:type="dxa"/>
@@ -23546,7 +23039,7 @@
         </w:tc>
         <w:tc>
           <w:tcPr>
-            <w:tcW w:w="2268" w:type="dxa"/>
+            <w:tcW w:w="2991" w:type="dxa"/>
             <w:tcMar>
               <w:top w:w="80" w:type="dxa"/>
               <w:left w:w="80" w:type="dxa"/>
@@ -23583,7 +23076,7 @@
         </w:tc>
         <w:tc>
           <w:tcPr>
-            <w:tcW w:w="2268" w:type="dxa"/>
+            <w:tcW w:w="3309" w:type="dxa"/>
             <w:tcMar>
               <w:top w:w="80" w:type="dxa"/>
               <w:left w:w="80" w:type="dxa"/>
@@ -25087,566 +24580,7 @@
         <w:t>PHỤ LỤC C – CHỨNG NHẬN GIAO KẾT ĐIỆN TỬ</w:t>
       </w:r>
     </w:p>
-    <w:p>
-      <w:proofErr w:type="spellStart"/>
-      <w:r>
-        <w:rPr>
-          <w:i/>
-          <w:color w:val="666666"/>
-          <w:sz w:val="19"/>
-        </w:rPr>
-        <w:t>Phụ</w:t>
-      </w:r>
-      <w:proofErr w:type="spellEnd"/>
-      <w:r>
-        <w:rPr>
-          <w:i/>
-          <w:color w:val="666666"/>
-          <w:sz w:val="19"/>
-        </w:rPr>
-        <w:t xml:space="preserve"> </w:t>
-      </w:r>
-      <w:proofErr w:type="spellStart"/>
-      <w:r>
-        <w:rPr>
-          <w:i/>
-          <w:color w:val="666666"/>
-          <w:sz w:val="19"/>
-        </w:rPr>
-        <w:t>lục</w:t>
-      </w:r>
-      <w:proofErr w:type="spellEnd"/>
-      <w:r>
-        <w:rPr>
-          <w:i/>
-          <w:color w:val="666666"/>
-          <w:sz w:val="19"/>
-        </w:rPr>
-        <w:t xml:space="preserve"> </w:t>
-      </w:r>
-      <w:proofErr w:type="spellStart"/>
-      <w:r>
-        <w:rPr>
-          <w:i/>
-          <w:color w:val="666666"/>
-          <w:sz w:val="19"/>
-        </w:rPr>
-        <w:t>này</w:t>
-      </w:r>
-      <w:proofErr w:type="spellEnd"/>
-      <w:r>
-        <w:rPr>
-          <w:i/>
-          <w:color w:val="666666"/>
-          <w:sz w:val="19"/>
-        </w:rPr>
-        <w:t xml:space="preserve"> do </w:t>
-      </w:r>
-      <w:proofErr w:type="spellStart"/>
-      <w:r>
-        <w:rPr>
-          <w:i/>
-          <w:color w:val="666666"/>
-          <w:sz w:val="19"/>
-        </w:rPr>
-        <w:t>hệ</w:t>
-      </w:r>
-      <w:proofErr w:type="spellEnd"/>
-      <w:r>
-        <w:rPr>
-          <w:i/>
-          <w:color w:val="666666"/>
-          <w:sz w:val="19"/>
-        </w:rPr>
-        <w:t xml:space="preserve"> </w:t>
-      </w:r>
-      <w:proofErr w:type="spellStart"/>
-      <w:r>
-        <w:rPr>
-          <w:i/>
-          <w:color w:val="666666"/>
-          <w:sz w:val="19"/>
-        </w:rPr>
-        <w:t>thống</w:t>
-      </w:r>
-      <w:proofErr w:type="spellEnd"/>
-      <w:r>
-        <w:rPr>
-          <w:i/>
-          <w:color w:val="666666"/>
-          <w:sz w:val="19"/>
-        </w:rPr>
-        <w:t xml:space="preserve"> </w:t>
-      </w:r>
-      <w:proofErr w:type="spellStart"/>
-      <w:r>
-        <w:rPr>
-          <w:i/>
-          <w:color w:val="666666"/>
-          <w:sz w:val="19"/>
-        </w:rPr>
-        <w:t>tạo</w:t>
-      </w:r>
-      <w:proofErr w:type="spellEnd"/>
-      <w:r>
-        <w:rPr>
-          <w:i/>
-          <w:color w:val="666666"/>
-          <w:sz w:val="19"/>
-        </w:rPr>
-        <w:t xml:space="preserve"> </w:t>
-      </w:r>
-      <w:proofErr w:type="spellStart"/>
-      <w:r>
-        <w:rPr>
-          <w:i/>
-          <w:color w:val="666666"/>
-          <w:sz w:val="19"/>
-        </w:rPr>
-        <w:t>sau</w:t>
-      </w:r>
-      <w:proofErr w:type="spellEnd"/>
-      <w:r>
-        <w:rPr>
-          <w:i/>
-          <w:color w:val="666666"/>
-          <w:sz w:val="19"/>
-        </w:rPr>
-        <w:t xml:space="preserve"> </w:t>
-      </w:r>
-      <w:proofErr w:type="spellStart"/>
-      <w:r>
-        <w:rPr>
-          <w:i/>
-          <w:color w:val="666666"/>
-          <w:sz w:val="19"/>
-        </w:rPr>
-        <w:t>khi</w:t>
-      </w:r>
-      <w:proofErr w:type="spellEnd"/>
-      <w:r>
-        <w:rPr>
-          <w:i/>
-          <w:color w:val="666666"/>
-          <w:sz w:val="19"/>
-        </w:rPr>
-        <w:t xml:space="preserve"> </w:t>
-      </w:r>
-      <w:proofErr w:type="spellStart"/>
-      <w:r>
-        <w:rPr>
-          <w:i/>
-          <w:color w:val="666666"/>
-          <w:sz w:val="19"/>
-        </w:rPr>
-        <w:t>cả</w:t>
-      </w:r>
-      <w:proofErr w:type="spellEnd"/>
-      <w:r>
-        <w:rPr>
-          <w:i/>
-          <w:color w:val="666666"/>
-          <w:sz w:val="19"/>
-        </w:rPr>
-        <w:t xml:space="preserve"> </w:t>
-      </w:r>
-      <w:proofErr w:type="spellStart"/>
-      <w:r>
-        <w:rPr>
-          <w:i/>
-          <w:color w:val="666666"/>
-          <w:sz w:val="19"/>
-        </w:rPr>
-        <w:t>hai</w:t>
-      </w:r>
-      <w:proofErr w:type="spellEnd"/>
-      <w:r>
-        <w:rPr>
-          <w:i/>
-          <w:color w:val="666666"/>
-          <w:sz w:val="19"/>
-        </w:rPr>
-        <w:t xml:space="preserve"> </w:t>
-      </w:r>
-      <w:proofErr w:type="spellStart"/>
-      <w:r>
-        <w:rPr>
-          <w:i/>
-          <w:color w:val="666666"/>
-          <w:sz w:val="19"/>
-        </w:rPr>
-        <w:t>Bên</w:t>
-      </w:r>
-      <w:proofErr w:type="spellEnd"/>
-      <w:r>
-        <w:rPr>
-          <w:i/>
-          <w:color w:val="666666"/>
-          <w:sz w:val="19"/>
-        </w:rPr>
-        <w:t xml:space="preserve"> </w:t>
-      </w:r>
-      <w:proofErr w:type="spellStart"/>
-      <w:r>
-        <w:rPr>
-          <w:i/>
-          <w:color w:val="666666"/>
-          <w:sz w:val="19"/>
-        </w:rPr>
-        <w:t>hoàn</w:t>
-      </w:r>
-      <w:proofErr w:type="spellEnd"/>
-      <w:r>
-        <w:rPr>
-          <w:i/>
-          <w:color w:val="666666"/>
-          <w:sz w:val="19"/>
-        </w:rPr>
-        <w:t xml:space="preserve"> </w:t>
-      </w:r>
-      <w:proofErr w:type="spellStart"/>
-      <w:r>
-        <w:rPr>
-          <w:i/>
-          <w:color w:val="666666"/>
-          <w:sz w:val="19"/>
-        </w:rPr>
-        <w:t>tất</w:t>
-      </w:r>
-      <w:proofErr w:type="spellEnd"/>
-      <w:r>
-        <w:rPr>
-          <w:i/>
-          <w:color w:val="666666"/>
-          <w:sz w:val="19"/>
-        </w:rPr>
-        <w:t xml:space="preserve"> </w:t>
-      </w:r>
-      <w:proofErr w:type="spellStart"/>
-      <w:r>
-        <w:rPr>
-          <w:i/>
-          <w:color w:val="666666"/>
-          <w:sz w:val="19"/>
-        </w:rPr>
-        <w:t>xác</w:t>
-      </w:r>
-      <w:proofErr w:type="spellEnd"/>
-      <w:r>
-        <w:rPr>
-          <w:i/>
-          <w:color w:val="666666"/>
-          <w:sz w:val="19"/>
-        </w:rPr>
-        <w:t xml:space="preserve"> </w:t>
-      </w:r>
-      <w:proofErr w:type="spellStart"/>
-      <w:r>
-        <w:rPr>
-          <w:i/>
-          <w:color w:val="666666"/>
-          <w:sz w:val="19"/>
-        </w:rPr>
-        <w:t>nhận</w:t>
-      </w:r>
-      <w:proofErr w:type="spellEnd"/>
-      <w:r>
-        <w:rPr>
-          <w:i/>
-          <w:color w:val="666666"/>
-          <w:sz w:val="19"/>
-        </w:rPr>
-        <w:t xml:space="preserve">. </w:t>
-      </w:r>
-      <w:proofErr w:type="spellStart"/>
-      <w:r>
-        <w:rPr>
-          <w:i/>
-          <w:color w:val="666666"/>
-          <w:sz w:val="19"/>
-        </w:rPr>
-        <w:t>Dữ</w:t>
-      </w:r>
-      <w:proofErr w:type="spellEnd"/>
-      <w:r>
-        <w:rPr>
-          <w:i/>
-          <w:color w:val="666666"/>
-          <w:sz w:val="19"/>
-        </w:rPr>
-        <w:t xml:space="preserve"> </w:t>
-      </w:r>
-      <w:proofErr w:type="spellStart"/>
-      <w:r>
-        <w:rPr>
-          <w:i/>
-          <w:color w:val="666666"/>
-          <w:sz w:val="19"/>
-        </w:rPr>
-        <w:t>liệu</w:t>
-      </w:r>
-      <w:proofErr w:type="spellEnd"/>
-      <w:r>
-        <w:rPr>
-          <w:i/>
-          <w:color w:val="666666"/>
-          <w:sz w:val="19"/>
-        </w:rPr>
-        <w:t xml:space="preserve"> </w:t>
-      </w:r>
-      <w:proofErr w:type="spellStart"/>
-      <w:r>
-        <w:rPr>
-          <w:i/>
-          <w:color w:val="666666"/>
-          <w:sz w:val="19"/>
-        </w:rPr>
-        <w:t>phải</w:t>
-      </w:r>
-      <w:proofErr w:type="spellEnd"/>
-      <w:r>
-        <w:rPr>
-          <w:i/>
-          <w:color w:val="666666"/>
-          <w:sz w:val="19"/>
-        </w:rPr>
-        <w:t xml:space="preserve"> </w:t>
-      </w:r>
-      <w:proofErr w:type="spellStart"/>
-      <w:r>
-        <w:rPr>
-          <w:i/>
-          <w:color w:val="666666"/>
-          <w:sz w:val="19"/>
-        </w:rPr>
-        <w:t>được</w:t>
-      </w:r>
-      <w:proofErr w:type="spellEnd"/>
-      <w:r>
-        <w:rPr>
-          <w:i/>
-          <w:color w:val="666666"/>
-          <w:sz w:val="19"/>
-        </w:rPr>
-        <w:t xml:space="preserve"> </w:t>
-      </w:r>
-      <w:proofErr w:type="spellStart"/>
-      <w:r>
-        <w:rPr>
-          <w:i/>
-          <w:color w:val="666666"/>
-          <w:sz w:val="19"/>
-        </w:rPr>
-        <w:t>lưu</w:t>
-      </w:r>
-      <w:proofErr w:type="spellEnd"/>
-      <w:r>
-        <w:rPr>
-          <w:i/>
-          <w:color w:val="666666"/>
-          <w:sz w:val="19"/>
-        </w:rPr>
-        <w:t xml:space="preserve"> </w:t>
-      </w:r>
-      <w:proofErr w:type="spellStart"/>
-      <w:r>
-        <w:rPr>
-          <w:i/>
-          <w:color w:val="666666"/>
-          <w:sz w:val="19"/>
-        </w:rPr>
-        <w:t>cùng</w:t>
-      </w:r>
-      <w:proofErr w:type="spellEnd"/>
-      <w:r>
-        <w:rPr>
-          <w:i/>
-          <w:color w:val="666666"/>
-          <w:sz w:val="19"/>
-        </w:rPr>
-        <w:t xml:space="preserve"> </w:t>
-      </w:r>
-      <w:proofErr w:type="spellStart"/>
-      <w:r>
-        <w:rPr>
-          <w:i/>
-          <w:color w:val="666666"/>
-          <w:sz w:val="19"/>
-        </w:rPr>
-        <w:t>bản</w:t>
-      </w:r>
-      <w:proofErr w:type="spellEnd"/>
-      <w:r>
-        <w:rPr>
-          <w:i/>
-          <w:color w:val="666666"/>
-          <w:sz w:val="19"/>
-        </w:rPr>
-        <w:t xml:space="preserve"> </w:t>
-      </w:r>
-      <w:proofErr w:type="spellStart"/>
-      <w:r>
-        <w:rPr>
-          <w:i/>
-          <w:color w:val="666666"/>
-          <w:sz w:val="19"/>
-        </w:rPr>
-        <w:t>hợp</w:t>
-      </w:r>
-      <w:proofErr w:type="spellEnd"/>
-      <w:r>
-        <w:rPr>
-          <w:i/>
-          <w:color w:val="666666"/>
-          <w:sz w:val="19"/>
-        </w:rPr>
-        <w:t xml:space="preserve"> </w:t>
-      </w:r>
-      <w:proofErr w:type="spellStart"/>
-      <w:r>
-        <w:rPr>
-          <w:i/>
-          <w:color w:val="666666"/>
-          <w:sz w:val="19"/>
-        </w:rPr>
-        <w:t>đồng</w:t>
-      </w:r>
-      <w:proofErr w:type="spellEnd"/>
-      <w:r>
-        <w:rPr>
-          <w:i/>
-          <w:color w:val="666666"/>
-          <w:sz w:val="19"/>
-        </w:rPr>
-        <w:t xml:space="preserve"> </w:t>
-      </w:r>
-      <w:proofErr w:type="spellStart"/>
-      <w:r>
-        <w:rPr>
-          <w:i/>
-          <w:color w:val="666666"/>
-          <w:sz w:val="19"/>
-        </w:rPr>
-        <w:t>bất</w:t>
-      </w:r>
-      <w:proofErr w:type="spellEnd"/>
-      <w:r>
-        <w:rPr>
-          <w:i/>
-          <w:color w:val="666666"/>
-          <w:sz w:val="19"/>
-        </w:rPr>
-        <w:t xml:space="preserve"> </w:t>
-      </w:r>
-      <w:proofErr w:type="spellStart"/>
-      <w:r>
-        <w:rPr>
-          <w:i/>
-          <w:color w:val="666666"/>
-          <w:sz w:val="19"/>
-        </w:rPr>
-        <w:t>biến</w:t>
-      </w:r>
-      <w:proofErr w:type="spellEnd"/>
-      <w:r>
-        <w:rPr>
-          <w:i/>
-          <w:color w:val="666666"/>
-          <w:sz w:val="19"/>
-        </w:rPr>
-        <w:t xml:space="preserve"> </w:t>
-      </w:r>
-      <w:proofErr w:type="spellStart"/>
-      <w:r>
-        <w:rPr>
-          <w:i/>
-          <w:color w:val="666666"/>
-          <w:sz w:val="19"/>
-        </w:rPr>
-        <w:t>và</w:t>
-      </w:r>
-      <w:proofErr w:type="spellEnd"/>
-      <w:r>
-        <w:rPr>
-          <w:i/>
-          <w:color w:val="666666"/>
-          <w:sz w:val="19"/>
-        </w:rPr>
-        <w:t xml:space="preserve"> </w:t>
-      </w:r>
-      <w:proofErr w:type="spellStart"/>
-      <w:r>
-        <w:rPr>
-          <w:i/>
-          <w:color w:val="666666"/>
-          <w:sz w:val="19"/>
-        </w:rPr>
-        <w:t>có</w:t>
-      </w:r>
-      <w:proofErr w:type="spellEnd"/>
-      <w:r>
-        <w:rPr>
-          <w:i/>
-          <w:color w:val="666666"/>
-          <w:sz w:val="19"/>
-        </w:rPr>
-        <w:t xml:space="preserve"> </w:t>
-      </w:r>
-      <w:proofErr w:type="spellStart"/>
-      <w:r>
-        <w:rPr>
-          <w:i/>
-          <w:color w:val="666666"/>
-          <w:sz w:val="19"/>
-        </w:rPr>
-        <w:t>thể</w:t>
-      </w:r>
-      <w:proofErr w:type="spellEnd"/>
-      <w:r>
-        <w:rPr>
-          <w:i/>
-          <w:color w:val="666666"/>
-          <w:sz w:val="19"/>
-        </w:rPr>
-        <w:t xml:space="preserve"> </w:t>
-      </w:r>
-      <w:proofErr w:type="spellStart"/>
-      <w:r>
-        <w:rPr>
-          <w:i/>
-          <w:color w:val="666666"/>
-          <w:sz w:val="19"/>
-        </w:rPr>
-        <w:t>tải</w:t>
-      </w:r>
-      <w:proofErr w:type="spellEnd"/>
-      <w:r>
-        <w:rPr>
-          <w:i/>
-          <w:color w:val="666666"/>
-          <w:sz w:val="19"/>
-        </w:rPr>
-        <w:t xml:space="preserve"> </w:t>
-      </w:r>
-      <w:proofErr w:type="spellStart"/>
-      <w:r>
-        <w:rPr>
-          <w:i/>
-          <w:color w:val="666666"/>
-          <w:sz w:val="19"/>
-        </w:rPr>
-        <w:t>xuống</w:t>
-      </w:r>
-      <w:proofErr w:type="spellEnd"/>
-      <w:r>
-        <w:rPr>
-          <w:i/>
-          <w:color w:val="666666"/>
-          <w:sz w:val="19"/>
-        </w:rPr>
-        <w:t>.</w:t>
-      </w:r>
-    </w:p>
+    <w:p/>
     <w:tbl>
       <w:tblPr>
         <w:tblStyle w:val="TableGrid"/>
@@ -27378,6 +26312,7 @@
                 <w:color w:val="FFFFFF"/>
                 <w:sz w:val="18"/>
               </w:rPr>
+              <w:lastRenderedPageBreak/>
               <w:t>Nhóm</w:t>
             </w:r>
             <w:proofErr w:type="spellEnd"/>
@@ -27741,7 +26676,6 @@
             <w:pPr>
               <w:spacing w:after="0"/>
             </w:pPr>
-            <w:proofErr w:type="gramStart"/>
             <w:r>
               <w:rPr>
                 <w:sz w:val="17"/>
@@ -27763,7 +26697,6 @@
               <w:t>}}, {{</w:t>
             </w:r>
             <w:proofErr w:type="spellStart"/>
-            <w:proofErr w:type="gramEnd"/>
             <w:r>
               <w:rPr>
                 <w:sz w:val="17"/>
@@ -27869,7 +26802,6 @@
             <w:pPr>
               <w:spacing w:after="0"/>
             </w:pPr>
-            <w:proofErr w:type="gramStart"/>
             <w:r>
               <w:rPr>
                 <w:sz w:val="17"/>
@@ -27919,7 +26851,6 @@
               <w:t>}}, {{</w:t>
             </w:r>
             <w:proofErr w:type="spellStart"/>
-            <w:proofErr w:type="gramEnd"/>
             <w:r>
               <w:rPr>
                 <w:sz w:val="17"/>
@@ -28033,7 +26964,6 @@
             <w:pPr>
               <w:spacing w:after="0"/>
             </w:pPr>
-            <w:proofErr w:type="gramStart"/>
             <w:r>
               <w:rPr>
                 <w:sz w:val="17"/>
@@ -28083,7 +27013,6 @@
               <w:t>}}, {{</w:t>
             </w:r>
             <w:proofErr w:type="spellStart"/>
-            <w:proofErr w:type="gramEnd"/>
             <w:r>
               <w:rPr>
                 <w:sz w:val="17"/>
@@ -28213,7 +27142,6 @@
             <w:pPr>
               <w:spacing w:after="0"/>
             </w:pPr>
-            <w:proofErr w:type="gramStart"/>
             <w:r>
               <w:rPr>
                 <w:sz w:val="17"/>
@@ -28263,7 +27191,6 @@
               <w:t>}}, {{</w:t>
             </w:r>
             <w:proofErr w:type="spellStart"/>
-            <w:proofErr w:type="gramEnd"/>
             <w:r>
               <w:rPr>
                 <w:sz w:val="17"/>
@@ -28537,21 +27464,7 @@
               <w:rPr>
                 <w:sz w:val="17"/>
               </w:rPr>
-              <w:t>{{#Milestones</w:t>
-            </w:r>
-            <w:proofErr w:type="gramStart"/>
-            <w:r>
-              <w:rPr>
-                <w:sz w:val="17"/>
-              </w:rPr>
-              <w:t>}}…</w:t>
-            </w:r>
-            <w:proofErr w:type="gramEnd"/>
-            <w:r>
-              <w:rPr>
-                <w:sz w:val="17"/>
-              </w:rPr>
-              <w:t>{{/Milestones}}</w:t>
+              <w:t>{{#Milestones}}…{{/Milestones}}</w:t>
             </w:r>
           </w:p>
         </w:tc>
@@ -28859,7 +27772,6 @@
             <w:pPr>
               <w:spacing w:after="0"/>
             </w:pPr>
-            <w:proofErr w:type="gramStart"/>
             <w:r>
               <w:rPr>
                 <w:sz w:val="17"/>
@@ -28909,7 +27821,6 @@
               <w:t>}}, {{</w:t>
             </w:r>
             <w:proofErr w:type="spellStart"/>
-            <w:proofErr w:type="gramEnd"/>
             <w:r>
               <w:rPr>
                 <w:sz w:val="17"/>
@@ -29067,7 +27978,6 @@
             <w:pPr>
               <w:spacing w:after="0"/>
             </w:pPr>
-            <w:proofErr w:type="gramStart"/>
             <w:r>
               <w:rPr>
                 <w:sz w:val="17"/>
@@ -29103,7 +28013,6 @@
               <w:t>}}, {{</w:t>
             </w:r>
             <w:proofErr w:type="spellStart"/>
-            <w:proofErr w:type="gramEnd"/>
             <w:r>
               <w:rPr>
                 <w:sz w:val="17"/>
@@ -29231,7 +28140,6 @@
             <w:pPr>
               <w:spacing w:after="0"/>
             </w:pPr>
-            <w:proofErr w:type="gramStart"/>
             <w:r>
               <w:rPr>
                 <w:sz w:val="17"/>
@@ -29267,7 +28175,6 @@
               <w:t>}}, {{</w:t>
             </w:r>
             <w:proofErr w:type="spellStart"/>
-            <w:proofErr w:type="gramEnd"/>
             <w:r>
               <w:rPr>
                 <w:sz w:val="17"/>
@@ -30474,105 +29381,103 @@
                 <w:sz w:val="16"/>
               </w:rPr>
               <w:br/>
-              <w:t xml:space="preserve">  "client": </w:t>
-            </w:r>
-            <w:proofErr w:type="gramStart"/>
+              <w:t xml:space="preserve">  "client": { "</w:t>
+            </w:r>
+            <w:proofErr w:type="spellStart"/>
             <w:r>
               <w:rPr>
                 <w:rFonts w:ascii="Consolas" w:eastAsia="Consolas" w:hAnsi="Consolas"/>
                 <w:sz w:val="16"/>
               </w:rPr>
-              <w:t>{ "</w:t>
-            </w:r>
-            <w:proofErr w:type="spellStart"/>
-            <w:proofErr w:type="gramEnd"/>
+              <w:t>fullName</w:t>
+            </w:r>
+            <w:proofErr w:type="spellEnd"/>
             <w:r>
               <w:rPr>
                 <w:rFonts w:ascii="Consolas" w:eastAsia="Consolas" w:hAnsi="Consolas"/>
                 <w:sz w:val="16"/>
               </w:rPr>
-              <w:t>fullName</w:t>
-            </w:r>
-            <w:proofErr w:type="spellEnd"/>
+              <w:t>": "{{</w:t>
+            </w:r>
+            <w:proofErr w:type="spellStart"/>
             <w:r>
               <w:rPr>
                 <w:rFonts w:ascii="Consolas" w:eastAsia="Consolas" w:hAnsi="Consolas"/>
                 <w:sz w:val="16"/>
               </w:rPr>
-              <w:t>": "{{</w:t>
-            </w:r>
-            <w:proofErr w:type="spellStart"/>
+              <w:t>ClientFullName</w:t>
+            </w:r>
+            <w:proofErr w:type="spellEnd"/>
             <w:r>
               <w:rPr>
                 <w:rFonts w:ascii="Consolas" w:eastAsia="Consolas" w:hAnsi="Consolas"/>
                 <w:sz w:val="16"/>
               </w:rPr>
-              <w:t>ClientFullName</w:t>
-            </w:r>
-            <w:proofErr w:type="spellEnd"/>
+              <w:t>}}", "</w:t>
+            </w:r>
+            <w:proofErr w:type="spellStart"/>
             <w:r>
               <w:rPr>
                 <w:rFonts w:ascii="Consolas" w:eastAsia="Consolas" w:hAnsi="Consolas"/>
                 <w:sz w:val="16"/>
               </w:rPr>
-              <w:t>}}", "</w:t>
-            </w:r>
-            <w:proofErr w:type="spellStart"/>
+              <w:t>userId</w:t>
+            </w:r>
+            <w:proofErr w:type="spellEnd"/>
             <w:r>
               <w:rPr>
                 <w:rFonts w:ascii="Consolas" w:eastAsia="Consolas" w:hAnsi="Consolas"/>
                 <w:sz w:val="16"/>
               </w:rPr>
-              <w:t>userId</w:t>
-            </w:r>
-            <w:proofErr w:type="spellEnd"/>
+              <w:t>": "{{</w:t>
+            </w:r>
+            <w:proofErr w:type="spellStart"/>
             <w:r>
               <w:rPr>
                 <w:rFonts w:ascii="Consolas" w:eastAsia="Consolas" w:hAnsi="Consolas"/>
                 <w:sz w:val="16"/>
               </w:rPr>
-              <w:t>": "{{</w:t>
-            </w:r>
-            <w:proofErr w:type="spellStart"/>
+              <w:t>ClientUserId</w:t>
+            </w:r>
+            <w:proofErr w:type="spellEnd"/>
             <w:r>
               <w:rPr>
                 <w:rFonts w:ascii="Consolas" w:eastAsia="Consolas" w:hAnsi="Consolas"/>
                 <w:sz w:val="16"/>
               </w:rPr>
-              <w:t>ClientUserId</w:t>
-            </w:r>
-            <w:proofErr w:type="spellEnd"/>
+              <w:t>}}" },</w:t>
+            </w:r>
             <w:r>
               <w:rPr>
                 <w:rFonts w:ascii="Consolas" w:eastAsia="Consolas" w:hAnsi="Consolas"/>
                 <w:sz w:val="16"/>
               </w:rPr>
-              <w:t>}}" },</w:t>
-            </w:r>
+              <w:br/>
+              <w:t xml:space="preserve">  "freelancer": { "</w:t>
+            </w:r>
+            <w:proofErr w:type="spellStart"/>
             <w:r>
               <w:rPr>
                 <w:rFonts w:ascii="Consolas" w:eastAsia="Consolas" w:hAnsi="Consolas"/>
                 <w:sz w:val="16"/>
               </w:rPr>
-              <w:br/>
-              <w:t xml:space="preserve">  "freelancer": </w:t>
-            </w:r>
-            <w:proofErr w:type="gramStart"/>
+              <w:t>fullName</w:t>
+            </w:r>
+            <w:proofErr w:type="spellEnd"/>
             <w:r>
               <w:rPr>
                 <w:rFonts w:ascii="Consolas" w:eastAsia="Consolas" w:hAnsi="Consolas"/>
                 <w:sz w:val="16"/>
               </w:rPr>
-              <w:t>{ "</w:t>
+              <w:t>": "{{</w:t>
             </w:r>
             <w:proofErr w:type="spellStart"/>
-            <w:proofErr w:type="gramEnd"/>
             <w:r>
               <w:rPr>
                 <w:rFonts w:ascii="Consolas" w:eastAsia="Consolas" w:hAnsi="Consolas"/>
                 <w:sz w:val="16"/>
               </w:rPr>
-              <w:t>fullName</w:t>
+              <w:t>FreelancerFullName</w:t>
             </w:r>
             <w:proofErr w:type="spellEnd"/>
             <w:r>
@@ -30580,7 +29485,7 @@
                 <w:rFonts w:ascii="Consolas" w:eastAsia="Consolas" w:hAnsi="Consolas"/>
                 <w:sz w:val="16"/>
               </w:rPr>
-              <w:t>": "{{</w:t>
+              <w:t>}}", "</w:t>
             </w:r>
             <w:proofErr w:type="spellStart"/>
             <w:r>
@@ -30588,7 +29493,7 @@
                 <w:rFonts w:ascii="Consolas" w:eastAsia="Consolas" w:hAnsi="Consolas"/>
                 <w:sz w:val="16"/>
               </w:rPr>
-              <w:t>FreelancerFullName</w:t>
+              <w:t>userId</w:t>
             </w:r>
             <w:proofErr w:type="spellEnd"/>
             <w:r>
@@ -30596,7 +29501,7 @@
                 <w:rFonts w:ascii="Consolas" w:eastAsia="Consolas" w:hAnsi="Consolas"/>
                 <w:sz w:val="16"/>
               </w:rPr>
-              <w:t>}}", "</w:t>
+              <w:t>": "{{</w:t>
             </w:r>
             <w:proofErr w:type="spellStart"/>
             <w:r>
@@ -30604,7 +29509,7 @@
                 <w:rFonts w:ascii="Consolas" w:eastAsia="Consolas" w:hAnsi="Consolas"/>
                 <w:sz w:val="16"/>
               </w:rPr>
-              <w:t>userId</w:t>
+              <w:t>FreelancerUserId</w:t>
             </w:r>
             <w:proofErr w:type="spellEnd"/>
             <w:r>
@@ -30612,47 +29517,47 @@
                 <w:rFonts w:ascii="Consolas" w:eastAsia="Consolas" w:hAnsi="Consolas"/>
                 <w:sz w:val="16"/>
               </w:rPr>
-              <w:t>": "{{</w:t>
-            </w:r>
-            <w:proofErr w:type="spellStart"/>
+              <w:t>}}" },</w:t>
+            </w:r>
             <w:r>
               <w:rPr>
                 <w:rFonts w:ascii="Consolas" w:eastAsia="Consolas" w:hAnsi="Consolas"/>
                 <w:sz w:val="16"/>
               </w:rPr>
-              <w:t>FreelancerUserId</w:t>
-            </w:r>
-            <w:proofErr w:type="spellEnd"/>
+              <w:br/>
+              <w:t xml:space="preserve">  "project": { "title": "{{</w:t>
+            </w:r>
+            <w:proofErr w:type="spellStart"/>
             <w:r>
               <w:rPr>
                 <w:rFonts w:ascii="Consolas" w:eastAsia="Consolas" w:hAnsi="Consolas"/>
                 <w:sz w:val="16"/>
               </w:rPr>
-              <w:t>}}" },</w:t>
-            </w:r>
+              <w:t>ProjectTitle</w:t>
+            </w:r>
+            <w:proofErr w:type="spellEnd"/>
             <w:r>
               <w:rPr>
                 <w:rFonts w:ascii="Consolas" w:eastAsia="Consolas" w:hAnsi="Consolas"/>
                 <w:sz w:val="16"/>
               </w:rPr>
-              <w:br/>
-              <w:t xml:space="preserve">  "project": </w:t>
-            </w:r>
-            <w:proofErr w:type="gramStart"/>
+              <w:t>}}", "</w:t>
+            </w:r>
+            <w:proofErr w:type="spellStart"/>
             <w:r>
               <w:rPr>
                 <w:rFonts w:ascii="Consolas" w:eastAsia="Consolas" w:hAnsi="Consolas"/>
                 <w:sz w:val="16"/>
               </w:rPr>
-              <w:t>{ "</w:t>
-            </w:r>
-            <w:proofErr w:type="gramEnd"/>
+              <w:t>totalValueVnd</w:t>
+            </w:r>
+            <w:proofErr w:type="spellEnd"/>
             <w:r>
               <w:rPr>
                 <w:rFonts w:ascii="Consolas" w:eastAsia="Consolas" w:hAnsi="Consolas"/>
                 <w:sz w:val="16"/>
               </w:rPr>
-              <w:t>title": "{{</w:t>
+              <w:t>": "{{</w:t>
             </w:r>
             <w:proofErr w:type="spellStart"/>
             <w:r>
@@ -30660,7 +29565,7 @@
                 <w:rFonts w:ascii="Consolas" w:eastAsia="Consolas" w:hAnsi="Consolas"/>
                 <w:sz w:val="16"/>
               </w:rPr>
-              <w:t>ProjectTitle</w:t>
+              <w:t>TotalContractValueVND</w:t>
             </w:r>
             <w:proofErr w:type="spellEnd"/>
             <w:r>
@@ -30668,127 +29573,63 @@
                 <w:rFonts w:ascii="Consolas" w:eastAsia="Consolas" w:hAnsi="Consolas"/>
                 <w:sz w:val="16"/>
               </w:rPr>
-              <w:t>}}", "</w:t>
-            </w:r>
-            <w:proofErr w:type="spellStart"/>
+              <w:t>}}" },</w:t>
+            </w:r>
             <w:r>
               <w:rPr>
                 <w:rFonts w:ascii="Consolas" w:eastAsia="Consolas" w:hAnsi="Consolas"/>
                 <w:sz w:val="16"/>
               </w:rPr>
-              <w:t>totalValueVnd</w:t>
-            </w:r>
-            <w:proofErr w:type="spellEnd"/>
+              <w:br/>
+              <w:t xml:space="preserve">  "milestones": [ { "title": "{{</w:t>
+            </w:r>
+            <w:proofErr w:type="spellStart"/>
             <w:r>
               <w:rPr>
                 <w:rFonts w:ascii="Consolas" w:eastAsia="Consolas" w:hAnsi="Consolas"/>
                 <w:sz w:val="16"/>
               </w:rPr>
-              <w:t>": "{{</w:t>
-            </w:r>
-            <w:proofErr w:type="spellStart"/>
+              <w:t>MilestoneTitle</w:t>
+            </w:r>
+            <w:proofErr w:type="spellEnd"/>
             <w:r>
               <w:rPr>
                 <w:rFonts w:ascii="Consolas" w:eastAsia="Consolas" w:hAnsi="Consolas"/>
                 <w:sz w:val="16"/>
               </w:rPr>
-              <w:t>TotalContractValueVND</w:t>
-            </w:r>
-            <w:proofErr w:type="spellEnd"/>
+              <w:t>}}", "</w:t>
+            </w:r>
+            <w:proofErr w:type="spellStart"/>
             <w:r>
               <w:rPr>
                 <w:rFonts w:ascii="Consolas" w:eastAsia="Consolas" w:hAnsi="Consolas"/>
                 <w:sz w:val="16"/>
               </w:rPr>
-              <w:t>}}" },</w:t>
-            </w:r>
+              <w:t>valueVnd</w:t>
+            </w:r>
+            <w:proofErr w:type="spellEnd"/>
             <w:r>
               <w:rPr>
                 <w:rFonts w:ascii="Consolas" w:eastAsia="Consolas" w:hAnsi="Consolas"/>
                 <w:sz w:val="16"/>
               </w:rPr>
-              <w:br/>
-              <w:t xml:space="preserve">  "milestones": [ </w:t>
-            </w:r>
-            <w:proofErr w:type="gramStart"/>
+              <w:t>": "{{</w:t>
+            </w:r>
+            <w:proofErr w:type="spellStart"/>
             <w:r>
               <w:rPr>
                 <w:rFonts w:ascii="Consolas" w:eastAsia="Consolas" w:hAnsi="Consolas"/>
                 <w:sz w:val="16"/>
               </w:rPr>
-              <w:t>{ "</w:t>
-            </w:r>
-            <w:proofErr w:type="gramEnd"/>
+              <w:t>MilestoneValueVND</w:t>
+            </w:r>
+            <w:proofErr w:type="spellEnd"/>
             <w:r>
               <w:rPr>
                 <w:rFonts w:ascii="Consolas" w:eastAsia="Consolas" w:hAnsi="Consolas"/>
                 <w:sz w:val="16"/>
               </w:rPr>
-              <w:t>title": "{{</w:t>
-            </w:r>
-            <w:proofErr w:type="spellStart"/>
-            <w:r>
-              <w:rPr>
-                <w:rFonts w:ascii="Consolas" w:eastAsia="Consolas" w:hAnsi="Consolas"/>
-                <w:sz w:val="16"/>
-              </w:rPr>
-              <w:t>MilestoneTitle</w:t>
-            </w:r>
-            <w:proofErr w:type="spellEnd"/>
-            <w:r>
-              <w:rPr>
-                <w:rFonts w:ascii="Consolas" w:eastAsia="Consolas" w:hAnsi="Consolas"/>
-                <w:sz w:val="16"/>
-              </w:rPr>
-              <w:t>}}", "</w:t>
-            </w:r>
-            <w:proofErr w:type="spellStart"/>
-            <w:r>
-              <w:rPr>
-                <w:rFonts w:ascii="Consolas" w:eastAsia="Consolas" w:hAnsi="Consolas"/>
-                <w:sz w:val="16"/>
-              </w:rPr>
-              <w:t>valueVnd</w:t>
-            </w:r>
-            <w:proofErr w:type="spellEnd"/>
-            <w:r>
-              <w:rPr>
-                <w:rFonts w:ascii="Consolas" w:eastAsia="Consolas" w:hAnsi="Consolas"/>
-                <w:sz w:val="16"/>
-              </w:rPr>
-              <w:t>": "{{</w:t>
-            </w:r>
-            <w:proofErr w:type="spellStart"/>
-            <w:r>
-              <w:rPr>
-                <w:rFonts w:ascii="Consolas" w:eastAsia="Consolas" w:hAnsi="Consolas"/>
-                <w:sz w:val="16"/>
-              </w:rPr>
-              <w:t>MilestoneValueVND</w:t>
-            </w:r>
-            <w:proofErr w:type="spellEnd"/>
-            <w:r>
-              <w:rPr>
-                <w:rFonts w:ascii="Consolas" w:eastAsia="Consolas" w:hAnsi="Consolas"/>
-                <w:sz w:val="16"/>
-              </w:rPr>
-              <w:t>}}</w:t>
-            </w:r>
-            <w:proofErr w:type="gramStart"/>
-            <w:r>
-              <w:rPr>
-                <w:rFonts w:ascii="Consolas" w:eastAsia="Consolas" w:hAnsi="Consolas"/>
-                <w:sz w:val="16"/>
-              </w:rPr>
-              <w:t>" }</w:t>
-            </w:r>
-            <w:proofErr w:type="gramEnd"/>
-            <w:r>
-              <w:rPr>
-                <w:rFonts w:ascii="Consolas" w:eastAsia="Consolas" w:hAnsi="Consolas"/>
-                <w:sz w:val="16"/>
-              </w:rPr>
-              <w:t xml:space="preserve"> ]</w:t>
+              <w:t>}}" } ]</w:t>
             </w:r>
             <w:r>
               <w:rPr>
@@ -31574,23 +30415,13 @@
       <w:spacing w:after="0"/>
       <w:jc w:val="right"/>
     </w:pPr>
-    <w:proofErr w:type="gramStart"/>
     <w:r>
       <w:rPr>
         <w:b/>
         <w:color w:val="1F4E78"/>
         <w:sz w:val="17"/>
       </w:rPr>
-      <w:t>GIGBRIDGE  |</w:t>
-    </w:r>
-    <w:proofErr w:type="gramEnd"/>
-    <w:r>
-      <w:rPr>
-        <w:b/>
-        <w:color w:val="1F4E78"/>
-        <w:sz w:val="17"/>
-      </w:rPr>
-      <w:t xml:space="preserve">  HỢP ĐỒNG {{</w:t>
+      <w:t>GIGBRIDGE  |  HỢP ĐỒNG {{</w:t>
     </w:r>
     <w:proofErr w:type="spellStart"/>
     <w:r>
@@ -31627,23 +30458,13 @@
       <w:spacing w:after="0"/>
       <w:jc w:val="right"/>
     </w:pPr>
-    <w:proofErr w:type="gramStart"/>
     <w:r>
       <w:rPr>
         <w:b/>
         <w:color w:val="1F4E78"/>
         <w:sz w:val="17"/>
       </w:rPr>
-      <w:t>GIGBRIDGE  |</w:t>
-    </w:r>
-    <w:proofErr w:type="gramEnd"/>
-    <w:r>
-      <w:rPr>
-        <w:b/>
-        <w:color w:val="1F4E78"/>
-        <w:sz w:val="17"/>
-      </w:rPr>
-      <w:t xml:space="preserve">  HỢP ĐỒNG {{</w:t>
+      <w:t>GIGBRIDGE  |  HỢP ĐỒNG {{</w:t>
     </w:r>
     <w:proofErr w:type="spellStart"/>
     <w:r>
@@ -31680,23 +30501,13 @@
       <w:spacing w:after="0"/>
       <w:jc w:val="right"/>
     </w:pPr>
-    <w:proofErr w:type="gramStart"/>
     <w:r>
       <w:rPr>
         <w:b/>
         <w:color w:val="1F4E78"/>
         <w:sz w:val="17"/>
       </w:rPr>
-      <w:t>GIGBRIDGE  |</w:t>
-    </w:r>
-    <w:proofErr w:type="gramEnd"/>
-    <w:r>
-      <w:rPr>
-        <w:b/>
-        <w:color w:val="1F4E78"/>
-        <w:sz w:val="17"/>
-      </w:rPr>
-      <w:t xml:space="preserve">  HỢP ĐỒNG {{</w:t>
+      <w:t>GIGBRIDGE  |  HỢP ĐỒNG {{</w:t>
     </w:r>
     <w:proofErr w:type="spellStart"/>
     <w:r>
@@ -32538,7 +31349,6 @@
   <w:style w:type="character" w:default="1" w:styleId="DefaultParagraphFont">
     <w:name w:val="Default Paragraph Font"/>
     <w:uiPriority w:val="1"/>
-    <w:semiHidden/>
     <w:unhideWhenUsed/>
   </w:style>
   <w:style w:type="table" w:default="1" w:styleId="TableNormal">
